--- a/doc_templates/tpl_profile.docx
+++ b/doc_templates/tpl_profile.docx
@@ -298,6 +298,7 @@
               <w:tabs>
                 <w:tab w:val="left" w:pos="0" w:leader="none"/>
               </w:tabs>
+              <w:snapToGrid w:val="false"/>
               <w:jc w:val="center"/>
               <w:rPr>
                 <w:rFonts w:ascii="굴림;Gulim" w:hAnsi="굴림;Gulim" w:eastAsia="굴림;Gulim" w:cs="한컴바탕" w:hint="eastAsia"/>
@@ -309,7 +310,6 @@
                 <w:rFonts w:eastAsia="굴림;Gulim" w:cs="한컴바탕" w:hint="eastAsia" w:ascii="굴림;Gulim" w:hAnsi="굴림;Gulim"/>
                 <w:sz w:val="24"/>
               </w:rPr>
-              <w:t>2026. 03. 16</w:t>
             </w:r>
           </w:p>
         </w:tc>
@@ -503,51 +503,19 @@
           <w:p>
             <w:pPr>
               <w:pStyle w:val="Normal"/>
+              <w:snapToGrid w:val="false"/>
               <w:ind w:firstLineChars="30" w:startChars="0" w:start="0" w:endChars="-54"/>
               <w:jc w:val="center"/>
-              <w:rPr/>
-            </w:pPr>
-            <w:r>
-              <w:rPr>
-                <w:rFonts w:ascii="굴림;Gulim" w:hAnsi="굴림;Gulim" w:cs="굴림;Gulim" w:hint="eastAsia" w:eastAsia="굴림;Gulim"/>
-                <w:sz w:val="24"/>
-              </w:rPr>
-              <w:t>한공회 콘텐츠 개발</w:t>
-            </w:r>
+              <w:rPr>
+                <w:rFonts w:ascii="굴림;Gulim" w:hAnsi="굴림;Gulim" w:eastAsia="굴림;Gulim" w:cs="굴림;Gulim" w:hint="eastAsia"/>
+                <w:sz w:val="24"/>
+              </w:rPr>
+            </w:pPr>
             <w:r>
               <w:rPr>
                 <w:rFonts w:eastAsia="굴림;Gulim" w:cs="굴림;Gulim" w:hint="eastAsia" w:ascii="굴림;Gulim" w:hAnsi="굴림;Gulim"/>
                 <w:sz w:val="24"/>
               </w:rPr>
-              <w:t>(</w:t>
-            </w:r>
-            <w:r>
-              <w:rPr>
-                <w:rFonts w:ascii="굴림;Gulim" w:hAnsi="굴림;Gulim" w:cs="굴림;Gulim" w:hint="eastAsia" w:eastAsia="굴림;Gulim"/>
-                <w:sz w:val="24"/>
-              </w:rPr>
-              <w:t>신규</w:t>
-            </w:r>
-            <w:r>
-              <w:rPr>
-                <w:rFonts w:eastAsia="굴림;Gulim" w:cs="굴림;Gulim" w:hint="eastAsia" w:ascii="굴림;Gulim" w:hAnsi="굴림;Gulim"/>
-                <w:sz w:val="24"/>
-              </w:rPr>
-              <w:t>14</w:t>
-            </w:r>
-            <w:r>
-              <w:rPr>
-                <w:rFonts w:ascii="굴림;Gulim" w:hAnsi="굴림;Gulim" w:cs="굴림;Gulim" w:hint="eastAsia" w:eastAsia="굴림;Gulim"/>
-                <w:sz w:val="24"/>
-              </w:rPr>
-              <w:t>차시</w:t>
-            </w:r>
-            <w:r>
-              <w:rPr>
-                <w:rFonts w:eastAsia="굴림;Gulim" w:cs="굴림;Gulim" w:hint="eastAsia" w:ascii="굴림;Gulim" w:hAnsi="굴림;Gulim"/>
-                <w:sz w:val="24"/>
-              </w:rPr>
-              <w:t>)</w:t>
             </w:r>
           </w:p>
         </w:tc>
@@ -600,6 +568,7 @@
           <w:p>
             <w:pPr>
               <w:pStyle w:val="Normal"/>
+              <w:snapToGrid w:val="false"/>
               <w:ind w:firstLineChars="30" w:startChars="0" w:start="0" w:endChars="-54"/>
               <w:jc w:val="center"/>
               <w:rPr>
@@ -612,21 +581,6 @@
                 <w:rFonts w:eastAsia="굴림;Gulim" w:cs="굴림;Gulim" w:hint="eastAsia" w:ascii="굴림;Gulim" w:hAnsi="굴림;Gulim"/>
                 <w:sz w:val="24"/>
               </w:rPr>
-              <w:t>2026. 03. 04 ~ 2026. 03</w:t>
-            </w:r>
-            <w:r>
-              <w:rPr>
-                <w:rFonts w:eastAsia="굴림;Gulim" w:cs="굴림;Gulim" w:ascii="굴림;Gulim" w:hAnsi="굴림;Gulim"/>
-                <w:sz w:val="24"/>
-              </w:rPr>
-              <w:t xml:space="preserve">. </w:t>
-            </w:r>
-            <w:r>
-              <w:rPr>
-                <w:rFonts w:eastAsia="굴림;Gulim" w:cs="굴림;Gulim" w:hint="eastAsia" w:ascii="굴림;Gulim" w:hAnsi="굴림;Gulim"/>
-                <w:sz w:val="24"/>
-              </w:rPr>
-              <w:t>27</w:t>
             </w:r>
           </w:p>
         </w:tc>
@@ -682,23 +636,19 @@
           <w:p>
             <w:pPr>
               <w:pStyle w:val="Normal"/>
+              <w:snapToGrid w:val="false"/>
               <w:ind w:firstLineChars="30" w:startChars="0" w:start="0" w:endChars="-54"/>
               <w:jc w:val="center"/>
-              <w:rPr/>
-            </w:pPr>
-            <w:r>
-              <w:rPr>
-                <w:rFonts w:ascii="굴림;Gulim" w:hAnsi="굴림;Gulim" w:cs="굴림;Gulim" w:hint="eastAsia" w:eastAsia="굴림;Gulim"/>
-                <w:sz w:val="24"/>
-              </w:rPr>
-              <w:t xml:space="preserve">계약금액 </w:t>
-            </w:r>
+              <w:rPr>
+                <w:rFonts w:ascii="굴림;Gulim" w:hAnsi="굴림;Gulim" w:eastAsia="굴림;Gulim" w:cs="굴림;Gulim" w:hint="eastAsia"/>
+                <w:sz w:val="24"/>
+              </w:rPr>
+            </w:pPr>
             <w:r>
               <w:rPr>
                 <w:rFonts w:eastAsia="굴림;Gulim" w:cs="굴림;Gulim" w:hint="eastAsia" w:ascii="굴림;Gulim" w:hAnsi="굴림;Gulim"/>
                 <w:sz w:val="24"/>
               </w:rPr>
-              <w:t>: ₩7,000,000</w:t>
             </w:r>
           </w:p>
         </w:tc>
@@ -1097,6 +1047,7 @@
           <w:p>
             <w:pPr>
               <w:pStyle w:val="Normal"/>
+              <w:snapToGrid w:val="false"/>
               <w:ind w:firstLineChars="30" w:startChars="0" w:start="0" w:endChars="-54"/>
               <w:jc w:val="center"/>
               <w:rPr>
@@ -1109,14 +1060,6 @@
                 <w:rFonts w:eastAsia="굴림;Gulim" w:cs="굴림;Gulim" w:hint="eastAsia" w:ascii="굴림;Gulim" w:hAnsi="굴림;Gulim"/>
                 <w:sz w:val="24"/>
               </w:rPr>
-              <w:t>₩</w:t>
-            </w:r>
-            <w:r>
-              <w:rPr>
-                <w:rFonts w:eastAsia="굴림;Gulim" w:cs="굴림;Gulim" w:hint="eastAsia" w:ascii="굴림;Gulim" w:hAnsi="굴림;Gulim"/>
-                <w:sz w:val="24"/>
-              </w:rPr>
-              <w:t>7,000,000</w:t>
             </w:r>
           </w:p>
         </w:tc>
@@ -1306,219 +1249,16 @@
           <w:p>
             <w:pPr>
               <w:pStyle w:val="Normal"/>
-              <w:ind w:firstLineChars="30" w:startChars="0" w:start="0" w:endChars="-54"/>
-              <w:rPr>
-                <w:rFonts w:ascii="굴림;Gulim" w:hAnsi="굴림;Gulim" w:eastAsia="굴림;Gulim" w:cs="굴림;Gulim" w:hint="eastAsia"/>
-                <w:szCs w:val="20"/>
-              </w:rPr>
-            </w:pPr>
-            <w:r>
-              <w:rPr>
-                <w:rFonts w:eastAsia="굴림;Gulim" w:cs="굴림;Gulim" w:hint="eastAsia" w:ascii="굴림;Gulim" w:hAnsi="굴림;Gulim"/>
-                <w:szCs w:val="20"/>
-              </w:rPr>
-              <w:t xml:space="preserve">1. </w:t>
-            </w:r>
-            <w:r>
-              <w:rPr>
-                <w:rFonts w:ascii="굴림;Gulim" w:hAnsi="굴림;Gulim" w:cs="굴림;Gulim" w:hint="eastAsia" w:eastAsia="굴림;Gulim"/>
-                <w:szCs w:val="20"/>
-              </w:rPr>
-              <w:t>사업내용</w:t>
-            </w:r>
-          </w:p>
-          <w:p>
-            <w:pPr>
-              <w:pStyle w:val="Normal"/>
               <w:widowControl/>
               <w:autoSpaceDE w:val="true"/>
-              <w:spacing w:lineRule="atLeast" w:line="280"/>
-              <w:ind w:hangingChars="162" w:startChars="100" w:endChars="-54"/>
-              <w:jc w:val="start"/>
-              <w:rPr>
-                <w:rFonts w:ascii="굴림;Gulim" w:hAnsi="굴림;Gulim" w:eastAsia="굴림;Gulim" w:cs="굴림;Gulim" w:hint="eastAsia"/>
-                <w:kern w:val="0"/>
-                <w:szCs w:val="20"/>
-              </w:rPr>
-            </w:pPr>
-            <w:r>
-              <w:rPr>
-                <w:rFonts w:eastAsia="굴림;Gulim" w:cs="굴림;Gulim" w:hint="eastAsia" w:ascii="굴림;Gulim" w:hAnsi="굴림;Gulim"/>
-                <w:kern w:val="0"/>
-                <w:szCs w:val="20"/>
-              </w:rPr>
-              <w:t xml:space="preserve">(1) </w:t>
-            </w:r>
-            <w:r>
-              <w:rPr>
-                <w:rFonts w:ascii="굴림;Gulim" w:hAnsi="굴림;Gulim" w:cs="굴림;Gulim" w:hint="eastAsia" w:eastAsia="굴림;Gulim"/>
-                <w:kern w:val="0"/>
-                <w:szCs w:val="20"/>
-              </w:rPr>
-              <w:t>한공회 콘텐츠 개발</w:t>
-            </w:r>
-          </w:p>
-          <w:p>
-            <w:pPr>
-              <w:pStyle w:val="Normal"/>
-              <w:widowControl/>
-              <w:autoSpaceDE w:val="true"/>
-              <w:spacing w:lineRule="atLeast" w:line="280"/>
-              <w:ind w:firstLineChars="0" w:firstLine="0" w:startChars="262" w:endChars="-54"/>
-              <w:jc w:val="start"/>
-              <w:rPr>
-                <w:rFonts w:ascii="굴림;Gulim" w:hAnsi="굴림;Gulim" w:eastAsia="굴림;Gulim" w:cs="굴림;Gulim" w:hint="eastAsia"/>
-                <w:kern w:val="0"/>
-                <w:szCs w:val="20"/>
-              </w:rPr>
-            </w:pPr>
-            <w:r>
-              <w:rPr>
-                <w:rFonts w:eastAsia="굴림;Gulim" w:cs="굴림;Gulim" w:hint="eastAsia" w:ascii="굴림;Gulim" w:hAnsi="굴림;Gulim"/>
-                <w:kern w:val="0"/>
-                <w:szCs w:val="20"/>
-              </w:rPr>
-              <w:t xml:space="preserve">- </w:t>
-            </w:r>
-            <w:r>
-              <w:rPr>
-                <w:rFonts w:ascii="굴림;Gulim" w:hAnsi="굴림;Gulim" w:cs="굴림;Gulim" w:hint="eastAsia" w:eastAsia="굴림;Gulim"/>
-                <w:kern w:val="0"/>
-                <w:szCs w:val="20"/>
-              </w:rPr>
-              <w:t xml:space="preserve">신규 </w:t>
-            </w:r>
-            <w:r>
-              <w:rPr>
-                <w:rFonts w:eastAsia="굴림;Gulim" w:cs="굴림;Gulim" w:hint="eastAsia" w:ascii="굴림;Gulim" w:hAnsi="굴림;Gulim"/>
-                <w:kern w:val="0"/>
-                <w:szCs w:val="20"/>
-              </w:rPr>
-              <w:t>: 14</w:t>
-            </w:r>
-            <w:r>
-              <w:rPr>
-                <w:rFonts w:ascii="굴림;Gulim" w:hAnsi="굴림;Gulim" w:cs="굴림;Gulim" w:hint="eastAsia" w:eastAsia="굴림;Gulim"/>
-                <w:kern w:val="0"/>
-                <w:szCs w:val="20"/>
-              </w:rPr>
-              <w:t>차시</w:t>
-            </w:r>
-            <w:r>
-              <w:rPr>
-                <w:rFonts w:eastAsia="굴림;Gulim" w:cs="굴림;Gulim" w:hint="eastAsia" w:ascii="굴림;Gulim" w:hAnsi="굴림;Gulim"/>
-                <w:kern w:val="0"/>
-                <w:szCs w:val="20"/>
-              </w:rPr>
-              <w:t>(</w:t>
-            </w:r>
-            <w:r>
-              <w:rPr>
-                <w:rFonts w:ascii="굴림;Gulim" w:hAnsi="굴림;Gulim" w:cs="굴림;Gulim" w:hint="eastAsia" w:eastAsia="굴림;Gulim"/>
-                <w:kern w:val="0"/>
-                <w:szCs w:val="20"/>
-              </w:rPr>
-              <w:t xml:space="preserve">단가 </w:t>
-            </w:r>
-            <w:r>
-              <w:rPr>
-                <w:rFonts w:eastAsia="굴림;Gulim" w:cs="굴림;Gulim" w:hint="eastAsia" w:ascii="굴림;Gulim" w:hAnsi="굴림;Gulim"/>
-                <w:kern w:val="0"/>
-                <w:szCs w:val="20"/>
-              </w:rPr>
-              <w:t>: \</w:t>
-            </w:r>
-            <w:r>
-              <w:rPr>
-                <w:rFonts w:eastAsia="굴림;Gulim" w:cs="굴림;Gulim" w:ascii="굴림;Gulim" w:hAnsi="굴림;Gulim"/>
-                <w:kern w:val="0"/>
-                <w:szCs w:val="20"/>
-              </w:rPr>
-              <w:t>5</w:t>
-            </w:r>
-            <w:r>
-              <w:rPr>
-                <w:rFonts w:eastAsia="굴림;Gulim" w:cs="굴림;Gulim" w:hint="eastAsia" w:ascii="굴림;Gulim" w:hAnsi="굴림;Gulim"/>
-                <w:kern w:val="0"/>
-                <w:szCs w:val="20"/>
-              </w:rPr>
-              <w:t>0</w:t>
-            </w:r>
-            <w:r>
-              <w:rPr>
-                <w:rFonts w:eastAsia="굴림;Gulim" w:cs="굴림;Gulim" w:ascii="굴림;Gulim" w:hAnsi="굴림;Gulim"/>
-                <w:kern w:val="0"/>
-                <w:szCs w:val="20"/>
-              </w:rPr>
-              <w:t>0,</w:t>
-            </w:r>
-            <w:r>
-              <w:rPr>
-                <w:rFonts w:eastAsia="굴림;Gulim" w:cs="굴림;Gulim" w:hint="eastAsia" w:ascii="굴림;Gulim" w:hAnsi="굴림;Gulim"/>
-                <w:kern w:val="0"/>
-                <w:szCs w:val="20"/>
-              </w:rPr>
-              <w:t>000, VAT</w:t>
-            </w:r>
-            <w:r>
-              <w:rPr>
-                <w:rFonts w:ascii="굴림;Gulim" w:hAnsi="굴림;Gulim" w:cs="굴림;Gulim" w:hint="eastAsia" w:eastAsia="굴림;Gulim"/>
-                <w:kern w:val="0"/>
-                <w:szCs w:val="20"/>
-              </w:rPr>
-              <w:t>별도</w:t>
-            </w:r>
-            <w:r>
-              <w:rPr>
-                <w:rFonts w:eastAsia="굴림;Gulim" w:cs="굴림;Gulim" w:hint="eastAsia" w:ascii="굴림;Gulim" w:hAnsi="굴림;Gulim"/>
-                <w:kern w:val="0"/>
-                <w:szCs w:val="20"/>
-              </w:rPr>
-              <w:t xml:space="preserve">) / </w:t>
-            </w:r>
-            <w:r>
-              <w:rPr>
-                <w:rFonts w:ascii="굴림;Gulim" w:hAnsi="굴림;Gulim" w:cs="굴림;Gulim" w:hint="eastAsia" w:eastAsia="굴림;Gulim"/>
-                <w:kern w:val="0"/>
-                <w:szCs w:val="20"/>
-              </w:rPr>
-              <w:t>유상개발</w:t>
-            </w:r>
-          </w:p>
-          <w:p>
-            <w:pPr>
-              <w:pStyle w:val="Normal"/>
-              <w:widowControl/>
-              <w:autoSpaceDE w:val="true"/>
-              <w:spacing w:lineRule="atLeast" w:line="280"/>
-              <w:ind w:firstLineChars="0" w:firstLine="0" w:startChars="262" w:endChars="-54"/>
-              <w:jc w:val="start"/>
-              <w:rPr>
-                <w:rFonts w:ascii="굴림;Gulim" w:hAnsi="굴림;Gulim" w:eastAsia="굴림;Gulim" w:cs="굴림;Gulim" w:hint="eastAsia"/>
-                <w:kern w:val="0"/>
-                <w:szCs w:val="20"/>
-              </w:rPr>
-            </w:pPr>
-            <w:r>
-              <w:rPr>
-                <w:rFonts w:eastAsia="굴림;Gulim" w:cs="굴림;Gulim" w:hint="eastAsia" w:ascii="굴림;Gulim" w:hAnsi="굴림;Gulim"/>
-                <w:kern w:val="0"/>
-                <w:szCs w:val="20"/>
-              </w:rPr>
-              <w:t xml:space="preserve"> </w:t>
-            </w:r>
-          </w:p>
-          <w:p>
-            <w:pPr>
-              <w:pStyle w:val="Normal"/>
-              <w:widowControl/>
-              <w:autoSpaceDE w:val="true"/>
+              <w:snapToGrid w:val="false"/>
               <w:spacing w:lineRule="atLeast" w:line="280"/>
               <w:ind w:firstLineChars="100" w:startChars="0" w:start="0" w:endChars="-54"/>
               <w:jc w:val="start"/>
               <w:rPr>
                 <w:rFonts w:ascii="굴림;Gulim" w:hAnsi="굴림;Gulim" w:eastAsia="굴림;Gulim" w:cs="굴림;Gulim" w:hint="eastAsia"/>
                 <w:kern w:val="0"/>
+                <w:sz w:val="24"/>
                 <w:szCs w:val="20"/>
               </w:rPr>
             </w:pPr>
@@ -1526,41 +1266,9 @@
               <w:rPr>
                 <w:rFonts w:eastAsia="굴림;Gulim" w:cs="굴림;Gulim" w:hint="eastAsia" w:ascii="굴림;Gulim" w:hAnsi="굴림;Gulim"/>
                 <w:kern w:val="0"/>
-                <w:szCs w:val="20"/>
-              </w:rPr>
-              <w:t>(</w:t>
-            </w:r>
-            <w:r>
-              <w:rPr>
-                <w:rFonts w:eastAsia="굴림;Gulim" w:cs="굴림;Gulim" w:ascii="굴림;Gulim" w:hAnsi="굴림;Gulim"/>
-                <w:kern w:val="0"/>
-                <w:szCs w:val="20"/>
-              </w:rPr>
-              <w:t>2</w:t>
-            </w:r>
-            <w:r>
-              <w:rPr>
-                <w:rFonts w:eastAsia="굴림;Gulim" w:cs="굴림;Gulim" w:hint="eastAsia" w:ascii="굴림;Gulim" w:hAnsi="굴림;Gulim"/>
-                <w:kern w:val="0"/>
-                <w:szCs w:val="20"/>
-              </w:rPr>
-              <w:t xml:space="preserve">) </w:t>
-            </w:r>
-            <w:r>
-              <w:rPr>
-                <w:rFonts w:ascii="굴림;Gulim" w:hAnsi="굴림;Gulim" w:cs="굴림;Gulim" w:hint="eastAsia" w:eastAsia="굴림;Gulim"/>
-                <w:kern w:val="0"/>
-                <w:szCs w:val="20"/>
-              </w:rPr>
-              <w:t xml:space="preserve">개발기간 </w:t>
-            </w:r>
-            <w:r>
-              <w:rPr>
-                <w:rFonts w:eastAsia="굴림;Gulim" w:cs="굴림;Gulim" w:hint="eastAsia" w:ascii="굴림;Gulim" w:hAnsi="굴림;Gulim"/>
-                <w:kern w:val="0"/>
-                <w:szCs w:val="20"/>
-              </w:rPr>
-              <w:t>: 2026. 03. 04 ~ 2026. 03. 27</w:t>
+                <w:sz w:val="24"/>
+                <w:szCs w:val="20"/>
+              </w:rPr>
             </w:r>
           </w:p>
         </w:tc>
@@ -1919,19 +1627,21 @@
           <w:p>
             <w:pPr>
               <w:pStyle w:val="Normal"/>
+              <w:snapToGrid w:val="false"/>
               <w:ind w:hangingChars="45" w:startChars="-108" w:endChars="-54"/>
               <w:jc w:val="center"/>
               <w:rPr>
                 <w:rFonts w:ascii="맑은 고딕" w:hAnsi="맑은 고딕" w:eastAsia="맑은 고딕" w:cs="맑은 고딕" w:hint="eastAsia"/>
-                <w:szCs w:val="20"/>
-              </w:rPr>
-            </w:pPr>
-            <w:r>
-              <w:rPr>
-                <w:rFonts w:ascii="맑은 고딕" w:hAnsi="맑은 고딕" w:cs="맑은 고딕" w:hint="eastAsia" w:eastAsia="맑은 고딕"/>
-                <w:szCs w:val="20"/>
-              </w:rPr>
-              <w:t>서미혜</w:t>
+                <w:sz w:val="24"/>
+                <w:szCs w:val="20"/>
+              </w:rPr>
+            </w:pPr>
+            <w:r>
+              <w:rPr>
+                <w:rFonts w:eastAsia="맑은 고딕" w:cs="맑은 고딕" w:hint="eastAsia" w:ascii="맑은 고딕" w:hAnsi="맑은 고딕"/>
+                <w:sz w:val="24"/>
+                <w:szCs w:val="20"/>
+              </w:rPr>
             </w:r>
           </w:p>
         </w:tc>
@@ -1950,6 +1660,7 @@
           <w:p>
             <w:pPr>
               <w:pStyle w:val="Normal"/>
+              <w:snapToGrid w:val="false"/>
               <w:ind w:hangingChars="45" w:startChars="-108" w:endChars="-54"/>
               <w:jc w:val="center"/>
               <w:rPr>
@@ -1959,10 +1670,9 @@
             </w:pPr>
             <w:r>
               <w:rPr>
-                <w:rFonts w:eastAsia="맑은 고딕" w:cs="맑은 고딕" w:ascii="맑은 고딕" w:hAnsi="맑은 고딕"/>
-                <w:szCs w:val="20"/>
-              </w:rPr>
-              <w:t>02-3149-0349</w:t>
+                <w:rFonts w:eastAsia="맑은 고딕" w:cs="맑은 고딕" w:hint="eastAsia" w:ascii="맑은 고딕" w:hAnsi="맑은 고딕"/>
+                <w:szCs w:val="20"/>
+              </w:rPr>
             </w:r>
           </w:p>
         </w:tc>
@@ -2011,6 +1721,7 @@
           <w:p>
             <w:pPr>
               <w:pStyle w:val="Normal"/>
+              <w:snapToGrid w:val="false"/>
               <w:ind w:hangingChars="45" w:startChars="-108" w:endChars="-54"/>
               <w:jc w:val="center"/>
               <w:rPr>
@@ -2020,10 +1731,9 @@
             </w:pPr>
             <w:r>
               <w:rPr>
-                <w:rFonts w:eastAsia="맑은 고딕" w:cs="맑은 고딕" w:ascii="맑은 고딕" w:hAnsi="맑은 고딕"/>
-                <w:szCs w:val="20"/>
-              </w:rPr>
-              <w:t>kicpatax@kicpa.or.kr</w:t>
+                <w:rFonts w:eastAsia="맑은 고딕" w:cs="맑은 고딕" w:hint="eastAsia" w:ascii="맑은 고딕" w:hAnsi="맑은 고딕"/>
+                <w:szCs w:val="20"/>
+              </w:rPr>
             </w:r>
           </w:p>
         </w:tc>
@@ -2745,18 +2455,22 @@
           <w:p>
             <w:pPr>
               <w:pStyle w:val="Normal"/>
-              <w:jc w:val="center"/>
-              <w:rPr>
-                <w:rFonts w:ascii="굴림;Gulim" w:hAnsi="굴림;Gulim" w:eastAsia="굴림;Gulim" w:cs="굴림;Gulim" w:hint="eastAsia"/>
-                <w:sz w:val="24"/>
+              <w:snapToGrid w:val="false"/>
+              <w:jc w:val="center"/>
+              <w:rPr>
+                <w:rFonts w:ascii="굴림;Gulim" w:hAnsi="굴림;Gulim" w:eastAsia="굴림;Gulim" w:cs="굴림;Gulim" w:hint="eastAsia"/>
+                <w:kern w:val="0"/>
+                <w:sz w:val="24"/>
+                <w:szCs w:val="20"/>
               </w:rPr>
             </w:pPr>
             <w:r>
               <w:rPr>
                 <w:rFonts w:eastAsia="굴림;Gulim" w:cs="굴림;Gulim" w:hint="eastAsia" w:ascii="굴림;Gulim" w:hAnsi="굴림;Gulim"/>
-                <w:sz w:val="24"/>
-              </w:rPr>
-              <w:t>PM</w:t>
+                <w:kern w:val="0"/>
+                <w:sz w:val="24"/>
+                <w:szCs w:val="20"/>
+              </w:rPr>
             </w:r>
           </w:p>
         </w:tc>
@@ -2774,18 +2488,18 @@
           <w:p>
             <w:pPr>
               <w:pStyle w:val="Normal"/>
-              <w:jc w:val="center"/>
-              <w:rPr>
-                <w:rFonts w:ascii="굴림;Gulim" w:hAnsi="굴림;Gulim" w:eastAsia="굴림;Gulim" w:cs="굴림;Gulim" w:hint="eastAsia"/>
-                <w:sz w:val="24"/>
-              </w:rPr>
-            </w:pPr>
-            <w:r>
-              <w:rPr>
-                <w:rFonts w:ascii="굴림;Gulim" w:hAnsi="굴림;Gulim" w:cs="굴림;Gulim" w:hint="eastAsia" w:eastAsia="굴림;Gulim"/>
-                <w:sz w:val="24"/>
-              </w:rPr>
-              <w:t>이상현</w:t>
+              <w:snapToGrid w:val="false"/>
+              <w:jc w:val="center"/>
+              <w:rPr>
+                <w:rFonts w:ascii="굴림;Gulim" w:hAnsi="굴림;Gulim" w:eastAsia="굴림;Gulim" w:cs="굴림;Gulim" w:hint="eastAsia"/>
+                <w:sz w:val="24"/>
+              </w:rPr>
+            </w:pPr>
+            <w:r>
+              <w:rPr>
+                <w:rFonts w:eastAsia="굴림;Gulim" w:cs="굴림;Gulim" w:hint="eastAsia" w:ascii="굴림;Gulim" w:hAnsi="굴림;Gulim"/>
+                <w:sz w:val="24"/>
+              </w:rPr>
             </w:r>
           </w:p>
         </w:tc>
@@ -2803,6 +2517,7 @@
           <w:p>
             <w:pPr>
               <w:pStyle w:val="Normal"/>
+              <w:snapToGrid w:val="false"/>
               <w:jc w:val="center"/>
               <w:rPr>
                 <w:rFonts w:ascii="굴림;Gulim" w:hAnsi="굴림;Gulim" w:eastAsia="굴림;Gulim" w:cs="Tahoma" w:hint="eastAsia"/>
@@ -2811,10 +2526,9 @@
             </w:pPr>
             <w:r>
               <w:rPr>
-                <w:rFonts w:ascii="굴림;Gulim" w:hAnsi="굴림;Gulim" w:cs="Tahoma" w:hint="eastAsia" w:eastAsia="굴림;Gulim"/>
-                <w:sz w:val="24"/>
-              </w:rPr>
-              <w:t>서비스 운영팀</w:t>
+                <w:rFonts w:eastAsia="굴림;Gulim" w:cs="Tahoma" w:hint="eastAsia" w:ascii="굴림;Gulim" w:hAnsi="굴림;Gulim"/>
+                <w:sz w:val="24"/>
+              </w:rPr>
             </w:r>
           </w:p>
         </w:tc>
@@ -2832,39 +2546,18 @@
           <w:p>
             <w:pPr>
               <w:pStyle w:val="Normal"/>
-              <w:jc w:val="center"/>
-              <w:rPr>
-                <w:rFonts w:ascii="굴림;Gulim" w:hAnsi="굴림;Gulim" w:eastAsia="굴림;Gulim" w:cs="굴림;Gulim" w:hint="eastAsia"/>
-                <w:sz w:val="24"/>
-              </w:rPr>
-            </w:pPr>
-            <w:r>
-              <w:rPr>
-                <w:rFonts w:eastAsia="굴림;Gulim" w:cs="굴림;Gulim" w:ascii="굴림;Gulim" w:hAnsi="굴림;Gulim"/>
-                <w:sz w:val="24"/>
-              </w:rPr>
-              <w:t>2</w:t>
-            </w:r>
+              <w:snapToGrid w:val="false"/>
+              <w:jc w:val="center"/>
+              <w:rPr>
+                <w:rFonts w:ascii="굴림;Gulim" w:hAnsi="굴림;Gulim" w:eastAsia="굴림;Gulim" w:cs="굴림;Gulim" w:hint="eastAsia"/>
+                <w:sz w:val="24"/>
+              </w:rPr>
+            </w:pPr>
             <w:r>
               <w:rPr>
                 <w:rFonts w:eastAsia="굴림;Gulim" w:cs="굴림;Gulim" w:hint="eastAsia" w:ascii="굴림;Gulim" w:hAnsi="굴림;Gulim"/>
                 <w:sz w:val="24"/>
               </w:rPr>
-              <w:t>6. 03</w:t>
-            </w:r>
-            <w:r>
-              <w:rPr>
-                <w:rFonts w:eastAsia="굴림;Gulim" w:cs="굴림;Gulim" w:ascii="굴림;Gulim" w:hAnsi="굴림;Gulim"/>
-                <w:sz w:val="24"/>
-              </w:rPr>
-              <w:t xml:space="preserve">. </w:t>
-            </w:r>
-            <w:r>
-              <w:rPr>
-                <w:rFonts w:eastAsia="굴림;Gulim" w:cs="굴림;Gulim" w:hint="eastAsia" w:ascii="굴림;Gulim" w:hAnsi="굴림;Gulim"/>
-                <w:sz w:val="24"/>
-              </w:rPr>
-              <w:t>04 ~ 26. 03. 27</w:t>
             </w:r>
           </w:p>
         </w:tc>
@@ -2882,15 +2575,18 @@
           <w:p>
             <w:pPr>
               <w:pStyle w:val="Normal"/>
-              <w:jc w:val="center"/>
-              <w:rPr/>
+              <w:snapToGrid w:val="false"/>
+              <w:jc w:val="center"/>
+              <w:rPr>
+                <w:rFonts w:ascii="굴림;Gulim" w:hAnsi="굴림;Gulim" w:eastAsia="굴림;Gulim" w:cs="Tahoma" w:hint="eastAsia"/>
+                <w:sz w:val="24"/>
+              </w:rPr>
             </w:pPr>
             <w:r>
               <w:rPr>
                 <w:rFonts w:eastAsia="굴림;Gulim" w:cs="Tahoma" w:hint="eastAsia" w:ascii="굴림;Gulim" w:hAnsi="굴림;Gulim"/>
                 <w:sz w:val="24"/>
               </w:rPr>
-              <w:t>5%</w:t>
             </w:r>
           </w:p>
         </w:tc>
@@ -2912,85 +2608,51 @@
           <w:p>
             <w:pPr>
               <w:pStyle w:val="Normal"/>
-              <w:jc w:val="center"/>
-              <w:rPr>
-                <w:rFonts w:ascii="굴림;Gulim" w:hAnsi="굴림;Gulim" w:eastAsia="굴림;Gulim" w:cs="굴림;Gulim"/>
-                <w:sz w:val="24"/>
-              </w:rPr>
-            </w:pPr>
-            <w:r>
-              <w:rPr>
-                <w:rFonts w:ascii="굴림;Gulim" w:hAnsi="굴림;Gulim" w:cs="굴림;Gulim" w:hint="eastAsia" w:eastAsia="굴림;Gulim"/>
-                <w:sz w:val="24"/>
-              </w:rPr>
-              <w:t>영상촬영</w:t>
-            </w:r>
+              <w:snapToGrid w:val="false"/>
+              <w:jc w:val="center"/>
+              <w:rPr>
+                <w:rFonts w:ascii="굴림;Gulim" w:hAnsi="굴림;Gulim" w:eastAsia="굴림;Gulim" w:cs="굴림;Gulim" w:hint="eastAsia"/>
+                <w:kern w:val="0"/>
+                <w:sz w:val="24"/>
+                <w:szCs w:val="20"/>
+              </w:rPr>
+            </w:pPr>
             <w:r>
               <w:rPr>
                 <w:rFonts w:eastAsia="굴림;Gulim" w:cs="굴림;Gulim" w:hint="eastAsia" w:ascii="굴림;Gulim" w:hAnsi="굴림;Gulim"/>
-                <w:sz w:val="24"/>
-              </w:rPr>
-              <w:t xml:space="preserve">, </w:t>
-            </w:r>
-          </w:p>
-          <w:p>
-            <w:pPr>
-              <w:pStyle w:val="Normal"/>
-              <w:jc w:val="center"/>
-              <w:rPr>
-                <w:rFonts w:ascii="굴림;Gulim" w:hAnsi="굴림;Gulim" w:eastAsia="굴림;Gulim" w:cs="굴림;Gulim" w:hint="eastAsia"/>
-                <w:sz w:val="24"/>
-              </w:rPr>
-            </w:pPr>
-            <w:r>
-              <w:rPr>
-                <w:rFonts w:ascii="굴림;Gulim" w:hAnsi="굴림;Gulim" w:cs="굴림;Gulim" w:hint="eastAsia" w:eastAsia="굴림;Gulim"/>
-                <w:sz w:val="24"/>
-              </w:rPr>
-              <w:t>편집</w:t>
-            </w:r>
+                <w:kern w:val="0"/>
+                <w:sz w:val="24"/>
+                <w:szCs w:val="20"/>
+              </w:rPr>
+            </w:r>
+          </w:p>
+        </w:tc>
+        <w:tc>
+          <w:tcPr>
+            <w:tcW w:w="1560" w:type="dxa"/>
+            <w:tcBorders>
+              <w:top w:val="single" w:sz="4" w:space="0" w:color="000000"/>
+              <w:start w:val="single" w:sz="4" w:space="0" w:color="000000"/>
+              <w:bottom w:val="single" w:sz="4" w:space="0" w:color="000000"/>
+              <w:end w:val="single" w:sz="4" w:space="0" w:color="000000"/>
+            </w:tcBorders>
+            <w:vAlign w:val="center"/>
+          </w:tcPr>
+          <w:p>
+            <w:pPr>
+              <w:pStyle w:val="Normal"/>
+              <w:snapToGrid w:val="false"/>
+              <w:jc w:val="center"/>
+              <w:rPr>
+                <w:rFonts w:ascii="굴림;Gulim" w:hAnsi="굴림;Gulim" w:eastAsia="굴림;Gulim" w:cs="굴림;Gulim" w:hint="eastAsia"/>
+                <w:sz w:val="24"/>
+              </w:rPr>
+            </w:pPr>
             <w:r>
               <w:rPr>
                 <w:rFonts w:eastAsia="굴림;Gulim" w:cs="굴림;Gulim" w:hint="eastAsia" w:ascii="굴림;Gulim" w:hAnsi="굴림;Gulim"/>
                 <w:sz w:val="24"/>
               </w:rPr>
-              <w:t xml:space="preserve">, </w:t>
-            </w:r>
-            <w:r>
-              <w:rPr>
-                <w:rFonts w:ascii="굴림;Gulim" w:hAnsi="굴림;Gulim" w:cs="굴림;Gulim" w:hint="eastAsia" w:eastAsia="굴림;Gulim"/>
-                <w:sz w:val="24"/>
-              </w:rPr>
-              <w:t>포팅</w:t>
-            </w:r>
-          </w:p>
-        </w:tc>
-        <w:tc>
-          <w:tcPr>
-            <w:tcW w:w="1560" w:type="dxa"/>
-            <w:tcBorders>
-              <w:top w:val="single" w:sz="4" w:space="0" w:color="000000"/>
-              <w:start w:val="single" w:sz="4" w:space="0" w:color="000000"/>
-              <w:bottom w:val="single" w:sz="4" w:space="0" w:color="000000"/>
-              <w:end w:val="single" w:sz="4" w:space="0" w:color="000000"/>
-            </w:tcBorders>
-            <w:vAlign w:val="center"/>
-          </w:tcPr>
-          <w:p>
-            <w:pPr>
-              <w:pStyle w:val="Normal"/>
-              <w:jc w:val="center"/>
-              <w:rPr>
-                <w:rFonts w:ascii="굴림;Gulim" w:hAnsi="굴림;Gulim" w:eastAsia="굴림;Gulim" w:cs="굴림;Gulim" w:hint="eastAsia"/>
-                <w:sz w:val="24"/>
-              </w:rPr>
-            </w:pPr>
-            <w:r>
-              <w:rPr>
-                <w:rFonts w:ascii="굴림;Gulim" w:hAnsi="굴림;Gulim" w:cs="굴림;Gulim" w:hint="eastAsia" w:eastAsia="굴림;Gulim"/>
-                <w:sz w:val="24"/>
-              </w:rPr>
-              <w:t>염왕도</w:t>
             </w:r>
           </w:p>
         </w:tc>
@@ -3008,6 +2670,7 @@
           <w:p>
             <w:pPr>
               <w:pStyle w:val="Normal"/>
+              <w:snapToGrid w:val="false"/>
               <w:jc w:val="center"/>
               <w:rPr>
                 <w:rFonts w:ascii="굴림;Gulim" w:hAnsi="굴림;Gulim" w:eastAsia="굴림;Gulim" w:cs="Tahoma" w:hint="eastAsia"/>
@@ -3016,10 +2679,9 @@
             </w:pPr>
             <w:r>
               <w:rPr>
-                <w:rFonts w:ascii="굴림;Gulim" w:hAnsi="굴림;Gulim" w:cs="Tahoma" w:hint="eastAsia" w:eastAsia="굴림;Gulim"/>
-                <w:sz w:val="24"/>
-              </w:rPr>
-              <w:t>서비스 운영팀</w:t>
+                <w:rFonts w:eastAsia="굴림;Gulim" w:cs="Tahoma" w:hint="eastAsia" w:ascii="굴림;Gulim" w:hAnsi="굴림;Gulim"/>
+                <w:sz w:val="24"/>
+              </w:rPr>
             </w:r>
           </w:p>
         </w:tc>
@@ -3037,39 +2699,18 @@
           <w:p>
             <w:pPr>
               <w:pStyle w:val="Normal"/>
-              <w:jc w:val="center"/>
-              <w:rPr>
-                <w:rFonts w:ascii="굴림;Gulim" w:hAnsi="굴림;Gulim" w:eastAsia="굴림;Gulim" w:cs="굴림;Gulim" w:hint="eastAsia"/>
-                <w:sz w:val="24"/>
-              </w:rPr>
-            </w:pPr>
-            <w:r>
-              <w:rPr>
-                <w:rFonts w:eastAsia="굴림;Gulim" w:cs="굴림;Gulim" w:ascii="굴림;Gulim" w:hAnsi="굴림;Gulim"/>
-                <w:sz w:val="24"/>
-              </w:rPr>
-              <w:t>2</w:t>
-            </w:r>
+              <w:snapToGrid w:val="false"/>
+              <w:jc w:val="center"/>
+              <w:rPr>
+                <w:rFonts w:ascii="굴림;Gulim" w:hAnsi="굴림;Gulim" w:eastAsia="굴림;Gulim" w:cs="굴림;Gulim" w:hint="eastAsia"/>
+                <w:sz w:val="24"/>
+              </w:rPr>
+            </w:pPr>
             <w:r>
               <w:rPr>
                 <w:rFonts w:eastAsia="굴림;Gulim" w:cs="굴림;Gulim" w:hint="eastAsia" w:ascii="굴림;Gulim" w:hAnsi="굴림;Gulim"/>
                 <w:sz w:val="24"/>
               </w:rPr>
-              <w:t>6. 03</w:t>
-            </w:r>
-            <w:r>
-              <w:rPr>
-                <w:rFonts w:eastAsia="굴림;Gulim" w:cs="굴림;Gulim" w:ascii="굴림;Gulim" w:hAnsi="굴림;Gulim"/>
-                <w:sz w:val="24"/>
-              </w:rPr>
-              <w:t xml:space="preserve">. </w:t>
-            </w:r>
-            <w:r>
-              <w:rPr>
-                <w:rFonts w:eastAsia="굴림;Gulim" w:cs="굴림;Gulim" w:hint="eastAsia" w:ascii="굴림;Gulim" w:hAnsi="굴림;Gulim"/>
-                <w:sz w:val="24"/>
-              </w:rPr>
-              <w:t>04 ~ 26. 03. 27</w:t>
             </w:r>
           </w:p>
         </w:tc>
@@ -3087,15 +2728,18 @@
           <w:p>
             <w:pPr>
               <w:pStyle w:val="Normal"/>
-              <w:jc w:val="center"/>
-              <w:rPr/>
+              <w:snapToGrid w:val="false"/>
+              <w:jc w:val="center"/>
+              <w:rPr>
+                <w:rFonts w:ascii="굴림;Gulim" w:hAnsi="굴림;Gulim" w:eastAsia="굴림;Gulim" w:cs="Tahoma" w:hint="eastAsia"/>
+                <w:sz w:val="24"/>
+              </w:rPr>
             </w:pPr>
             <w:r>
               <w:rPr>
                 <w:rFonts w:eastAsia="굴림;Gulim" w:cs="Tahoma" w:hint="eastAsia" w:ascii="굴림;Gulim" w:hAnsi="굴림;Gulim"/>
                 <w:sz w:val="24"/>
               </w:rPr>
-              <w:t>25%</w:t>
             </w:r>
           </w:p>
         </w:tc>
@@ -5814,18 +5458,22 @@
           <w:p>
             <w:pPr>
               <w:pStyle w:val="Normal"/>
-              <w:jc w:val="center"/>
-              <w:rPr>
-                <w:rFonts w:ascii="굴림;Gulim" w:hAnsi="굴림;Gulim" w:eastAsia="굴림;Gulim" w:cs="굴림;Gulim" w:hint="eastAsia"/>
-                <w:sz w:val="24"/>
-              </w:rPr>
-            </w:pPr>
-            <w:r>
-              <w:rPr>
-                <w:rFonts w:ascii="굴림;Gulim" w:hAnsi="굴림;Gulim" w:cs="굴림;Gulim" w:hint="eastAsia" w:eastAsia="굴림;Gulim"/>
-                <w:sz w:val="24"/>
-              </w:rPr>
-              <w:t>스튜디오 대관</w:t>
+              <w:snapToGrid w:val="false"/>
+              <w:jc w:val="center"/>
+              <w:rPr>
+                <w:rFonts w:ascii="굴림;Gulim" w:hAnsi="굴림;Gulim" w:eastAsia="굴림;Gulim" w:cs="굴림;Gulim" w:hint="eastAsia"/>
+                <w:kern w:val="0"/>
+                <w:sz w:val="24"/>
+                <w:szCs w:val="20"/>
+              </w:rPr>
+            </w:pPr>
+            <w:r>
+              <w:rPr>
+                <w:rFonts w:eastAsia="굴림;Gulim" w:cs="굴림;Gulim" w:hint="eastAsia" w:ascii="굴림;Gulim" w:hAnsi="굴림;Gulim"/>
+                <w:kern w:val="0"/>
+                <w:sz w:val="24"/>
+                <w:szCs w:val="20"/>
+              </w:rPr>
             </w:r>
           </w:p>
         </w:tc>
@@ -5843,6 +5491,7 @@
           <w:p>
             <w:pPr>
               <w:pStyle w:val="Normal"/>
+              <w:snapToGrid w:val="false"/>
               <w:jc w:val="center"/>
               <w:rPr>
                 <w:rFonts w:ascii="굴림;Gulim" w:hAnsi="굴림;Gulim" w:eastAsia="굴림;Gulim" w:cs="Tahoma" w:hint="eastAsia"/>
@@ -5854,7 +5503,6 @@
                 <w:rFonts w:eastAsia="굴림;Gulim" w:cs="Tahoma" w:hint="eastAsia" w:ascii="굴림;Gulim" w:hAnsi="굴림;Gulim"/>
                 <w:sz w:val="24"/>
               </w:rPr>
-              <w:t>30</w:t>
             </w:r>
           </w:p>
         </w:tc>
@@ -5872,6 +5520,7 @@
           <w:p>
             <w:pPr>
               <w:pStyle w:val="Normal"/>
+              <w:snapToGrid w:val="false"/>
               <w:jc w:val="end"/>
               <w:rPr>
                 <w:rFonts w:ascii="굴림;Gulim" w:hAnsi="굴림;Gulim" w:eastAsia="굴림;Gulim" w:cs="Tahoma" w:hint="eastAsia"/>
@@ -5883,14 +5532,6 @@
                 <w:rFonts w:eastAsia="굴림;Gulim" w:cs="Tahoma" w:hint="eastAsia" w:ascii="굴림;Gulim" w:hAnsi="굴림;Gulim"/>
                 <w:sz w:val="24"/>
               </w:rPr>
-              <w:t>4</w:t>
-            </w:r>
-            <w:r>
-              <w:rPr>
-                <w:rFonts w:eastAsia="굴림;Gulim" w:cs="Tahoma" w:ascii="굴림;Gulim" w:hAnsi="굴림;Gulim"/>
-                <w:sz w:val="24"/>
-              </w:rPr>
-              <w:t>5,000</w:t>
             </w:r>
           </w:p>
         </w:tc>
@@ -5908,6 +5549,7 @@
           <w:p>
             <w:pPr>
               <w:pStyle w:val="Normal"/>
+              <w:snapToGrid w:val="false"/>
               <w:jc w:val="end"/>
               <w:rPr>
                 <w:rFonts w:ascii="굴림;Gulim" w:hAnsi="굴림;Gulim" w:eastAsia="굴림;Gulim" w:cs="굴림;Gulim" w:hint="eastAsia"/>
@@ -5919,14 +5561,6 @@
                 <w:rFonts w:eastAsia="굴림;Gulim" w:cs="굴림;Gulim" w:hint="eastAsia" w:ascii="굴림;Gulim" w:hAnsi="굴림;Gulim"/>
                 <w:sz w:val="24"/>
               </w:rPr>
-              <w:t>1,350</w:t>
-            </w:r>
-            <w:r>
-              <w:rPr>
-                <w:rFonts w:eastAsia="굴림;Gulim" w:cs="굴림;Gulim" w:ascii="굴림;Gulim" w:hAnsi="굴림;Gulim"/>
-                <w:sz w:val="24"/>
-              </w:rPr>
-              <w:t>,000</w:t>
             </w:r>
           </w:p>
         </w:tc>

--- a/doc_templates/tpl_profile.docx
+++ b/doc_templates/tpl_profile.docx
@@ -298,7 +298,6 @@
               <w:tabs>
                 <w:tab w:val="left" w:pos="0" w:leader="none"/>
               </w:tabs>
-              <w:snapToGrid w:val="false"/>
               <w:jc w:val="center"/>
               <w:rPr>
                 <w:rFonts w:ascii="굴림;Gulim" w:hAnsi="굴림;Gulim" w:eastAsia="굴림;Gulim" w:cs="한컴바탕" w:hint="eastAsia"/>
@@ -307,9 +306,10 @@
             </w:pPr>
             <w:r>
               <w:rPr>
-                <w:rFonts w:eastAsia="굴림;Gulim" w:cs="한컴바탕" w:hint="eastAsia" w:ascii="굴림;Gulim" w:hAnsi="굴림;Gulim"/>
-                <w:sz w:val="24"/>
-              </w:rPr>
+                <w:rFonts w:ascii="굴림;Gulim" w:hAnsi="굴림;Gulim" w:cs="한컴바탕" w:hint="eastAsia" w:eastAsia="굴림;Gulim"/>
+                <w:sz w:val="24"/>
+              </w:rPr>
+              <w:t>작성일 표시</w:t>
             </w:r>
           </w:p>
         </w:tc>
@@ -503,7 +503,6 @@
           <w:p>
             <w:pPr>
               <w:pStyle w:val="Normal"/>
-              <w:snapToGrid w:val="false"/>
               <w:ind w:firstLineChars="30" w:startChars="0" w:start="0" w:endChars="-54"/>
               <w:jc w:val="center"/>
               <w:rPr>
@@ -513,9 +512,73 @@
             </w:pPr>
             <w:r>
               <w:rPr>
+                <w:rFonts w:ascii="굴림;Gulim" w:hAnsi="굴림;Gulim" w:cs="굴림;Gulim" w:hint="eastAsia" w:eastAsia="굴림;Gulim"/>
+                <w:szCs w:val="20"/>
+              </w:rPr>
+              <w:t>한공회 콘텐츠 개발</w:t>
+            </w:r>
+            <w:r>
+              <w:rPr>
                 <w:rFonts w:eastAsia="굴림;Gulim" w:cs="굴림;Gulim" w:hint="eastAsia" w:ascii="굴림;Gulim" w:hAnsi="굴림;Gulim"/>
-                <w:sz w:val="24"/>
-              </w:rPr>
+                <w:szCs w:val="20"/>
+              </w:rPr>
+              <w:t>(</w:t>
+            </w:r>
+            <w:r>
+              <w:rPr>
+                <w:rFonts w:ascii="굴림;Gulim" w:hAnsi="굴림;Gulim" w:cs="굴림;Gulim" w:hint="eastAsia" w:eastAsia="굴림;Gulim"/>
+                <w:szCs w:val="20"/>
+              </w:rPr>
+              <w:t>신규</w:t>
+            </w:r>
+            <w:r>
+              <w:rPr>
+                <w:rFonts w:eastAsia="굴림;Gulim" w:cs="굴림;Gulim" w:hint="eastAsia" w:ascii="굴림;Gulim" w:hAnsi="굴림;Gulim"/>
+                <w:szCs w:val="20"/>
+              </w:rPr>
+              <w:t>00</w:t>
+            </w:r>
+            <w:r>
+              <w:rPr>
+                <w:rFonts w:ascii="굴림;Gulim" w:hAnsi="굴림;Gulim" w:cs="굴림;Gulim" w:hint="eastAsia" w:eastAsia="굴림;Gulim"/>
+                <w:szCs w:val="20"/>
+              </w:rPr>
+              <w:t>차시</w:t>
+            </w:r>
+            <w:r>
+              <w:rPr>
+                <w:rFonts w:eastAsia="굴림;Gulim" w:cs="굴림;Gulim" w:hint="eastAsia" w:ascii="굴림;Gulim" w:hAnsi="굴림;Gulim"/>
+                <w:szCs w:val="20"/>
+              </w:rPr>
+              <w:t xml:space="preserve">, </w:t>
+            </w:r>
+            <w:r>
+              <w:rPr>
+                <w:rFonts w:ascii="굴림;Gulim" w:hAnsi="굴림;Gulim" w:cs="굴림;Gulim" w:hint="eastAsia" w:eastAsia="굴림;Gulim"/>
+                <w:szCs w:val="20"/>
+              </w:rPr>
+              <w:t>포팅</w:t>
+            </w:r>
+            <w:r>
+              <w:rPr>
+                <w:rFonts w:eastAsia="굴림;Gulim" w:cs="굴림;Gulim" w:hint="eastAsia" w:ascii="굴림;Gulim" w:hAnsi="굴림;Gulim"/>
+                <w:szCs w:val="20"/>
+              </w:rPr>
+              <w:t>00</w:t>
+            </w:r>
+            <w:r>
+              <w:rPr>
+                <w:rFonts w:ascii="굴림;Gulim" w:hAnsi="굴림;Gulim" w:cs="굴림;Gulim" w:hint="eastAsia" w:eastAsia="굴림;Gulim"/>
+                <w:szCs w:val="20"/>
+              </w:rPr>
+              <w:t>챕터</w:t>
+            </w:r>
+            <w:r>
+              <w:rPr>
+                <w:rFonts w:eastAsia="굴림;Gulim" w:cs="굴림;Gulim" w:hint="eastAsia" w:ascii="굴림;Gulim" w:hAnsi="굴림;Gulim"/>
+                <w:szCs w:val="20"/>
+              </w:rPr>
+              <w:t>)</w:t>
             </w:r>
           </w:p>
         </w:tc>
@@ -568,7 +631,6 @@
           <w:p>
             <w:pPr>
               <w:pStyle w:val="Normal"/>
-              <w:snapToGrid w:val="false"/>
               <w:ind w:firstLineChars="30" w:startChars="0" w:start="0" w:endChars="-54"/>
               <w:jc w:val="center"/>
               <w:rPr>
@@ -578,9 +640,10 @@
             </w:pPr>
             <w:r>
               <w:rPr>
-                <w:rFonts w:eastAsia="굴림;Gulim" w:cs="굴림;Gulim" w:hint="eastAsia" w:ascii="굴림;Gulim" w:hAnsi="굴림;Gulim"/>
-                <w:sz w:val="24"/>
-              </w:rPr>
+                <w:rFonts w:ascii="굴림;Gulim" w:hAnsi="굴림;Gulim" w:cs="굴림;Gulim" w:hint="eastAsia" w:eastAsia="굴림;Gulim"/>
+                <w:szCs w:val="20"/>
+              </w:rPr>
+              <w:t>프로젝트 기간</w:t>
             </w:r>
           </w:p>
         </w:tc>
@@ -636,7 +699,6 @@
           <w:p>
             <w:pPr>
               <w:pStyle w:val="Normal"/>
-              <w:snapToGrid w:val="false"/>
               <w:ind w:firstLineChars="30" w:startChars="0" w:start="0" w:endChars="-54"/>
               <w:jc w:val="center"/>
               <w:rPr>
@@ -646,9 +708,24 @@
             </w:pPr>
             <w:r>
               <w:rPr>
+                <w:rFonts w:ascii="굴림;Gulim" w:hAnsi="굴림;Gulim" w:cs="굴림;Gulim" w:hint="eastAsia" w:eastAsia="굴림;Gulim"/>
+                <w:sz w:val="24"/>
+              </w:rPr>
+              <w:t xml:space="preserve">계약금액 </w:t>
+            </w:r>
+            <w:r>
+              <w:rPr>
                 <w:rFonts w:eastAsia="굴림;Gulim" w:cs="굴림;Gulim" w:hint="eastAsia" w:ascii="굴림;Gulim" w:hAnsi="굴림;Gulim"/>
                 <w:sz w:val="24"/>
               </w:rPr>
+              <w:t xml:space="preserve">: </w:t>
+            </w:r>
+            <w:r>
+              <w:rPr>
+                <w:rFonts w:ascii="굴림;Gulim" w:hAnsi="굴림;Gulim" w:cs="굴림;Gulim" w:hint="eastAsia" w:eastAsia="굴림;Gulim"/>
+                <w:sz w:val="24"/>
+              </w:rPr>
+              <w:t>금액표시</w:t>
             </w:r>
           </w:p>
         </w:tc>
@@ -1047,7 +1124,6 @@
           <w:p>
             <w:pPr>
               <w:pStyle w:val="Normal"/>
-              <w:snapToGrid w:val="false"/>
               <w:ind w:firstLineChars="30" w:startChars="0" w:start="0" w:endChars="-54"/>
               <w:jc w:val="center"/>
               <w:rPr>
@@ -1057,9 +1133,10 @@
             </w:pPr>
             <w:r>
               <w:rPr>
-                <w:rFonts w:eastAsia="굴림;Gulim" w:cs="굴림;Gulim" w:hint="eastAsia" w:ascii="굴림;Gulim" w:hAnsi="굴림;Gulim"/>
-                <w:sz w:val="24"/>
-              </w:rPr>
+                <w:rFonts w:ascii="굴림;Gulim" w:hAnsi="굴림;Gulim" w:cs="굴림;Gulim" w:hint="eastAsia" w:eastAsia="굴림;Gulim"/>
+                <w:sz w:val="24"/>
+              </w:rPr>
+              <w:t>계약금액 표시</w:t>
             </w:r>
           </w:p>
         </w:tc>
@@ -2455,22 +2532,18 @@
           <w:p>
             <w:pPr>
               <w:pStyle w:val="Normal"/>
-              <w:snapToGrid w:val="false"/>
-              <w:jc w:val="center"/>
-              <w:rPr>
-                <w:rFonts w:ascii="굴림;Gulim" w:hAnsi="굴림;Gulim" w:eastAsia="굴림;Gulim" w:cs="굴림;Gulim" w:hint="eastAsia"/>
-                <w:kern w:val="0"/>
-                <w:sz w:val="24"/>
-                <w:szCs w:val="20"/>
-              </w:rPr>
-            </w:pPr>
-            <w:r>
-              <w:rPr>
-                <w:rFonts w:eastAsia="굴림;Gulim" w:cs="굴림;Gulim" w:hint="eastAsia" w:ascii="굴림;Gulim" w:hAnsi="굴림;Gulim"/>
-                <w:kern w:val="0"/>
-                <w:sz w:val="24"/>
-                <w:szCs w:val="20"/>
-              </w:rPr>
+              <w:jc w:val="center"/>
+              <w:rPr>
+                <w:rFonts w:ascii="맑은 고딕" w:hAnsi="맑은 고딕" w:eastAsia="맑은 고딕" w:cs="맑은 고딕" w:hint="eastAsia"/>
+                <w:szCs w:val="20"/>
+              </w:rPr>
+            </w:pPr>
+            <w:r>
+              <w:rPr>
+                <w:rFonts w:eastAsia="맑은 고딕" w:cs="맑은 고딕" w:hint="eastAsia" w:ascii="맑은 고딕" w:hAnsi="맑은 고딕"/>
+                <w:szCs w:val="20"/>
+              </w:rPr>
+              <w:t>PM</w:t>
             </w:r>
           </w:p>
         </w:tc>
@@ -2488,18 +2561,18 @@
           <w:p>
             <w:pPr>
               <w:pStyle w:val="Normal"/>
-              <w:snapToGrid w:val="false"/>
-              <w:jc w:val="center"/>
-              <w:rPr>
-                <w:rFonts w:ascii="굴림;Gulim" w:hAnsi="굴림;Gulim" w:eastAsia="굴림;Gulim" w:cs="굴림;Gulim" w:hint="eastAsia"/>
-                <w:sz w:val="24"/>
-              </w:rPr>
-            </w:pPr>
-            <w:r>
-              <w:rPr>
-                <w:rFonts w:eastAsia="굴림;Gulim" w:cs="굴림;Gulim" w:hint="eastAsia" w:ascii="굴림;Gulim" w:hAnsi="굴림;Gulim"/>
-                <w:sz w:val="24"/>
-              </w:rPr>
+              <w:jc w:val="center"/>
+              <w:rPr>
+                <w:rFonts w:ascii="맑은 고딕" w:hAnsi="맑은 고딕" w:eastAsia="맑은 고딕" w:cs="맑은 고딕" w:hint="eastAsia"/>
+                <w:szCs w:val="20"/>
+              </w:rPr>
+            </w:pPr>
+            <w:r>
+              <w:rPr>
+                <w:rFonts w:ascii="맑은 고딕" w:hAnsi="맑은 고딕" w:cs="맑은 고딕" w:hint="eastAsia" w:eastAsia="맑은 고딕"/>
+                <w:szCs w:val="20"/>
+              </w:rPr>
+              <w:t>이상현</w:t>
             </w:r>
           </w:p>
         </w:tc>
@@ -2517,18 +2590,18 @@
           <w:p>
             <w:pPr>
               <w:pStyle w:val="Normal"/>
-              <w:snapToGrid w:val="false"/>
-              <w:jc w:val="center"/>
-              <w:rPr>
-                <w:rFonts w:ascii="굴림;Gulim" w:hAnsi="굴림;Gulim" w:eastAsia="굴림;Gulim" w:cs="Tahoma" w:hint="eastAsia"/>
-                <w:sz w:val="24"/>
-              </w:rPr>
-            </w:pPr>
-            <w:r>
-              <w:rPr>
-                <w:rFonts w:eastAsia="굴림;Gulim" w:cs="Tahoma" w:hint="eastAsia" w:ascii="굴림;Gulim" w:hAnsi="굴림;Gulim"/>
-                <w:sz w:val="24"/>
-              </w:rPr>
+              <w:jc w:val="center"/>
+              <w:rPr>
+                <w:rFonts w:ascii="맑은 고딕" w:hAnsi="맑은 고딕" w:eastAsia="맑은 고딕" w:cs="Tahoma" w:hint="eastAsia"/>
+                <w:szCs w:val="20"/>
+              </w:rPr>
+            </w:pPr>
+            <w:r>
+              <w:rPr>
+                <w:rFonts w:ascii="맑은 고딕" w:hAnsi="맑은 고딕" w:cs="Tahoma" w:hint="eastAsia" w:eastAsia="맑은 고딕"/>
+                <w:szCs w:val="20"/>
+              </w:rPr>
+              <w:t>서비스 운영팀</w:t>
             </w:r>
           </w:p>
         </w:tc>
@@ -2549,14 +2622,14 @@
               <w:snapToGrid w:val="false"/>
               <w:jc w:val="center"/>
               <w:rPr>
-                <w:rFonts w:ascii="굴림;Gulim" w:hAnsi="굴림;Gulim" w:eastAsia="굴림;Gulim" w:cs="굴림;Gulim" w:hint="eastAsia"/>
-                <w:sz w:val="24"/>
-              </w:rPr>
-            </w:pPr>
-            <w:r>
-              <w:rPr>
-                <w:rFonts w:eastAsia="굴림;Gulim" w:cs="굴림;Gulim" w:hint="eastAsia" w:ascii="굴림;Gulim" w:hAnsi="굴림;Gulim"/>
-                <w:sz w:val="24"/>
+                <w:rFonts w:ascii="맑은 고딕" w:hAnsi="맑은 고딕" w:eastAsia="맑은 고딕" w:cs="맑은 고딕" w:hint="eastAsia"/>
+                <w:szCs w:val="20"/>
+              </w:rPr>
+            </w:pPr>
+            <w:r>
+              <w:rPr>
+                <w:rFonts w:eastAsia="맑은 고딕" w:cs="맑은 고딕" w:hint="eastAsia" w:ascii="맑은 고딕" w:hAnsi="맑은 고딕"/>
+                <w:szCs w:val="20"/>
               </w:rPr>
             </w:r>
           </w:p>
@@ -2578,14 +2651,14 @@
               <w:snapToGrid w:val="false"/>
               <w:jc w:val="center"/>
               <w:rPr>
-                <w:rFonts w:ascii="굴림;Gulim" w:hAnsi="굴림;Gulim" w:eastAsia="굴림;Gulim" w:cs="Tahoma" w:hint="eastAsia"/>
-                <w:sz w:val="24"/>
-              </w:rPr>
-            </w:pPr>
-            <w:r>
-              <w:rPr>
-                <w:rFonts w:eastAsia="굴림;Gulim" w:cs="Tahoma" w:hint="eastAsia" w:ascii="굴림;Gulim" w:hAnsi="굴림;Gulim"/>
-                <w:sz w:val="24"/>
+                <w:rFonts w:ascii="맑은 고딕" w:hAnsi="맑은 고딕" w:eastAsia="맑은 고딕" w:cs="Tahoma" w:hint="eastAsia"/>
+                <w:szCs w:val="20"/>
+              </w:rPr>
+            </w:pPr>
+            <w:r>
+              <w:rPr>
+                <w:rFonts w:eastAsia="맑은 고딕" w:cs="Tahoma" w:hint="eastAsia" w:ascii="맑은 고딕" w:hAnsi="맑은 고딕"/>
+                <w:szCs w:val="20"/>
               </w:rPr>
             </w:r>
           </w:p>
@@ -2608,22 +2681,49 @@
           <w:p>
             <w:pPr>
               <w:pStyle w:val="Normal"/>
-              <w:snapToGrid w:val="false"/>
-              <w:jc w:val="center"/>
-              <w:rPr>
-                <w:rFonts w:ascii="굴림;Gulim" w:hAnsi="굴림;Gulim" w:eastAsia="굴림;Gulim" w:cs="굴림;Gulim" w:hint="eastAsia"/>
-                <w:kern w:val="0"/>
-                <w:sz w:val="24"/>
-                <w:szCs w:val="20"/>
-              </w:rPr>
-            </w:pPr>
-            <w:r>
-              <w:rPr>
-                <w:rFonts w:eastAsia="굴림;Gulim" w:cs="굴림;Gulim" w:hint="eastAsia" w:ascii="굴림;Gulim" w:hAnsi="굴림;Gulim"/>
-                <w:kern w:val="0"/>
-                <w:sz w:val="24"/>
-                <w:szCs w:val="20"/>
-              </w:rPr>
+              <w:jc w:val="center"/>
+              <w:rPr>
+                <w:rFonts w:ascii="맑은 고딕" w:hAnsi="맑은 고딕" w:eastAsia="맑은 고딕" w:cs="맑은 고딕"/>
+                <w:szCs w:val="20"/>
+              </w:rPr>
+            </w:pPr>
+            <w:r>
+              <w:rPr>
+                <w:rFonts w:ascii="맑은 고딕" w:hAnsi="맑은 고딕" w:cs="맑은 고딕" w:hint="eastAsia" w:eastAsia="맑은 고딕"/>
+                <w:szCs w:val="20"/>
+              </w:rPr>
+              <w:t xml:space="preserve">영상촬영 및 </w:t>
+            </w:r>
+          </w:p>
+          <w:p>
+            <w:pPr>
+              <w:pStyle w:val="Normal"/>
+              <w:jc w:val="center"/>
+              <w:rPr>
+                <w:rFonts w:ascii="맑은 고딕" w:hAnsi="맑은 고딕" w:eastAsia="맑은 고딕" w:cs="맑은 고딕" w:hint="eastAsia"/>
+                <w:szCs w:val="20"/>
+              </w:rPr>
+            </w:pPr>
+            <w:r>
+              <w:rPr>
+                <w:rFonts w:ascii="맑은 고딕" w:hAnsi="맑은 고딕" w:cs="맑은 고딕" w:hint="eastAsia" w:eastAsia="맑은 고딕"/>
+                <w:szCs w:val="20"/>
+              </w:rPr>
+              <w:t>편집</w:t>
+            </w:r>
+            <w:r>
+              <w:rPr>
+                <w:rFonts w:eastAsia="맑은 고딕" w:cs="맑은 고딕" w:hint="eastAsia" w:ascii="맑은 고딕" w:hAnsi="맑은 고딕"/>
+                <w:szCs w:val="20"/>
+              </w:rPr>
+              <w:t xml:space="preserve">, </w:t>
+            </w:r>
+            <w:r>
+              <w:rPr>
+                <w:rFonts w:ascii="맑은 고딕" w:hAnsi="맑은 고딕" w:cs="맑은 고딕" w:hint="eastAsia" w:eastAsia="맑은 고딕"/>
+                <w:szCs w:val="20"/>
+              </w:rPr>
+              <w:t>포팅</w:t>
             </w:r>
           </w:p>
         </w:tc>
@@ -2641,18 +2741,18 @@
           <w:p>
             <w:pPr>
               <w:pStyle w:val="Normal"/>
-              <w:snapToGrid w:val="false"/>
-              <w:jc w:val="center"/>
-              <w:rPr>
-                <w:rFonts w:ascii="굴림;Gulim" w:hAnsi="굴림;Gulim" w:eastAsia="굴림;Gulim" w:cs="굴림;Gulim" w:hint="eastAsia"/>
-                <w:sz w:val="24"/>
-              </w:rPr>
-            </w:pPr>
-            <w:r>
-              <w:rPr>
-                <w:rFonts w:eastAsia="굴림;Gulim" w:cs="굴림;Gulim" w:hint="eastAsia" w:ascii="굴림;Gulim" w:hAnsi="굴림;Gulim"/>
-                <w:sz w:val="24"/>
-              </w:rPr>
+              <w:jc w:val="center"/>
+              <w:rPr>
+                <w:rFonts w:ascii="맑은 고딕" w:hAnsi="맑은 고딕" w:eastAsia="맑은 고딕" w:cs="맑은 고딕" w:hint="eastAsia"/>
+                <w:szCs w:val="20"/>
+              </w:rPr>
+            </w:pPr>
+            <w:r>
+              <w:rPr>
+                <w:rFonts w:ascii="맑은 고딕" w:hAnsi="맑은 고딕" w:cs="맑은 고딕" w:hint="eastAsia" w:eastAsia="맑은 고딕"/>
+                <w:szCs w:val="20"/>
+              </w:rPr>
+              <w:t>염왕도</w:t>
             </w:r>
           </w:p>
         </w:tc>
@@ -2670,18 +2770,18 @@
           <w:p>
             <w:pPr>
               <w:pStyle w:val="Normal"/>
-              <w:snapToGrid w:val="false"/>
-              <w:jc w:val="center"/>
-              <w:rPr>
-                <w:rFonts w:ascii="굴림;Gulim" w:hAnsi="굴림;Gulim" w:eastAsia="굴림;Gulim" w:cs="Tahoma" w:hint="eastAsia"/>
-                <w:sz w:val="24"/>
-              </w:rPr>
-            </w:pPr>
-            <w:r>
-              <w:rPr>
-                <w:rFonts w:eastAsia="굴림;Gulim" w:cs="Tahoma" w:hint="eastAsia" w:ascii="굴림;Gulim" w:hAnsi="굴림;Gulim"/>
-                <w:sz w:val="24"/>
-              </w:rPr>
+              <w:jc w:val="center"/>
+              <w:rPr>
+                <w:rFonts w:ascii="맑은 고딕" w:hAnsi="맑은 고딕" w:eastAsia="맑은 고딕" w:cs="Tahoma" w:hint="eastAsia"/>
+                <w:szCs w:val="20"/>
+              </w:rPr>
+            </w:pPr>
+            <w:r>
+              <w:rPr>
+                <w:rFonts w:ascii="맑은 고딕" w:hAnsi="맑은 고딕" w:cs="Tahoma" w:hint="eastAsia" w:eastAsia="맑은 고딕"/>
+                <w:szCs w:val="20"/>
+              </w:rPr>
+              <w:t>서비스 운영팀</w:t>
             </w:r>
           </w:p>
         </w:tc>
@@ -2702,14 +2802,14 @@
               <w:snapToGrid w:val="false"/>
               <w:jc w:val="center"/>
               <w:rPr>
-                <w:rFonts w:ascii="굴림;Gulim" w:hAnsi="굴림;Gulim" w:eastAsia="굴림;Gulim" w:cs="굴림;Gulim" w:hint="eastAsia"/>
-                <w:sz w:val="24"/>
-              </w:rPr>
-            </w:pPr>
-            <w:r>
-              <w:rPr>
-                <w:rFonts w:eastAsia="굴림;Gulim" w:cs="굴림;Gulim" w:hint="eastAsia" w:ascii="굴림;Gulim" w:hAnsi="굴림;Gulim"/>
-                <w:sz w:val="24"/>
+                <w:rFonts w:ascii="맑은 고딕" w:hAnsi="맑은 고딕" w:eastAsia="맑은 고딕" w:cs="맑은 고딕" w:hint="eastAsia"/>
+                <w:szCs w:val="20"/>
+              </w:rPr>
+            </w:pPr>
+            <w:r>
+              <w:rPr>
+                <w:rFonts w:eastAsia="맑은 고딕" w:cs="맑은 고딕" w:hint="eastAsia" w:ascii="맑은 고딕" w:hAnsi="맑은 고딕"/>
+                <w:szCs w:val="20"/>
               </w:rPr>
             </w:r>
           </w:p>
@@ -2731,14 +2831,14 @@
               <w:snapToGrid w:val="false"/>
               <w:jc w:val="center"/>
               <w:rPr>
-                <w:rFonts w:ascii="굴림;Gulim" w:hAnsi="굴림;Gulim" w:eastAsia="굴림;Gulim" w:cs="Tahoma" w:hint="eastAsia"/>
-                <w:sz w:val="24"/>
-              </w:rPr>
-            </w:pPr>
-            <w:r>
-              <w:rPr>
-                <w:rFonts w:eastAsia="굴림;Gulim" w:cs="Tahoma" w:hint="eastAsia" w:ascii="굴림;Gulim" w:hAnsi="굴림;Gulim"/>
-                <w:sz w:val="24"/>
+                <w:rFonts w:ascii="맑은 고딕" w:hAnsi="맑은 고딕" w:eastAsia="맑은 고딕" w:cs="Tahoma" w:hint="eastAsia"/>
+                <w:szCs w:val="20"/>
+              </w:rPr>
+            </w:pPr>
+            <w:r>
+              <w:rPr>
+                <w:rFonts w:eastAsia="맑은 고딕" w:cs="Tahoma" w:hint="eastAsia" w:ascii="맑은 고딕" w:hAnsi="맑은 고딕"/>
+                <w:szCs w:val="20"/>
               </w:rPr>
             </w:r>
           </w:p>
@@ -2764,17 +2864,15 @@
               <w:snapToGrid w:val="false"/>
               <w:jc w:val="center"/>
               <w:rPr>
-                <w:rFonts w:ascii="굴림;Gulim" w:hAnsi="굴림;Gulim" w:eastAsia="굴림;Gulim" w:cs="굴림;Gulim" w:hint="eastAsia"/>
+                <w:rFonts w:ascii="맑은 고딕" w:hAnsi="맑은 고딕" w:eastAsia="맑은 고딕" w:cs="맑은 고딕" w:hint="eastAsia"/>
                 <w:kern w:val="0"/>
-                <w:sz w:val="24"/>
-                <w:szCs w:val="20"/>
-              </w:rPr>
-            </w:pPr>
-            <w:r>
-              <w:rPr>
-                <w:rFonts w:eastAsia="굴림;Gulim" w:cs="굴림;Gulim" w:hint="eastAsia" w:ascii="굴림;Gulim" w:hAnsi="굴림;Gulim"/>
+                <w:szCs w:val="20"/>
+              </w:rPr>
+            </w:pPr>
+            <w:r>
+              <w:rPr>
+                <w:rFonts w:eastAsia="맑은 고딕" w:cs="맑은 고딕" w:hint="eastAsia" w:ascii="맑은 고딕" w:hAnsi="맑은 고딕"/>
                 <w:kern w:val="0"/>
-                <w:sz w:val="24"/>
                 <w:szCs w:val="20"/>
               </w:rPr>
             </w:r>
@@ -2797,14 +2895,14 @@
               <w:snapToGrid w:val="false"/>
               <w:jc w:val="center"/>
               <w:rPr>
-                <w:rFonts w:ascii="굴림;Gulim" w:hAnsi="굴림;Gulim" w:eastAsia="굴림;Gulim" w:cs="굴림;Gulim" w:hint="eastAsia"/>
-                <w:sz w:val="24"/>
-              </w:rPr>
-            </w:pPr>
-            <w:r>
-              <w:rPr>
-                <w:rFonts w:eastAsia="굴림;Gulim" w:cs="굴림;Gulim" w:hint="eastAsia" w:ascii="굴림;Gulim" w:hAnsi="굴림;Gulim"/>
-                <w:sz w:val="24"/>
+                <w:rFonts w:ascii="맑은 고딕" w:hAnsi="맑은 고딕" w:eastAsia="맑은 고딕" w:cs="맑은 고딕" w:hint="eastAsia"/>
+                <w:szCs w:val="20"/>
+              </w:rPr>
+            </w:pPr>
+            <w:r>
+              <w:rPr>
+                <w:rFonts w:eastAsia="맑은 고딕" w:cs="맑은 고딕" w:hint="eastAsia" w:ascii="맑은 고딕" w:hAnsi="맑은 고딕"/>
+                <w:szCs w:val="20"/>
               </w:rPr>
             </w:r>
           </w:p>
@@ -2826,14 +2924,14 @@
               <w:snapToGrid w:val="false"/>
               <w:jc w:val="center"/>
               <w:rPr>
-                <w:rFonts w:ascii="굴림;Gulim" w:hAnsi="굴림;Gulim" w:eastAsia="굴림;Gulim" w:cs="Tahoma" w:hint="eastAsia"/>
-                <w:sz w:val="24"/>
-              </w:rPr>
-            </w:pPr>
-            <w:r>
-              <w:rPr>
-                <w:rFonts w:eastAsia="굴림;Gulim" w:cs="Tahoma" w:hint="eastAsia" w:ascii="굴림;Gulim" w:hAnsi="굴림;Gulim"/>
-                <w:sz w:val="24"/>
+                <w:rFonts w:ascii="맑은 고딕" w:hAnsi="맑은 고딕" w:eastAsia="맑은 고딕" w:cs="Tahoma" w:hint="eastAsia"/>
+                <w:szCs w:val="20"/>
+              </w:rPr>
+            </w:pPr>
+            <w:r>
+              <w:rPr>
+                <w:rFonts w:eastAsia="맑은 고딕" w:cs="Tahoma" w:hint="eastAsia" w:ascii="맑은 고딕" w:hAnsi="맑은 고딕"/>
+                <w:szCs w:val="20"/>
               </w:rPr>
             </w:r>
           </w:p>
@@ -2855,14 +2953,14 @@
               <w:snapToGrid w:val="false"/>
               <w:jc w:val="center"/>
               <w:rPr>
-                <w:rFonts w:ascii="굴림;Gulim" w:hAnsi="굴림;Gulim" w:eastAsia="굴림;Gulim" w:cs="굴림;Gulim" w:hint="eastAsia"/>
-                <w:sz w:val="24"/>
-              </w:rPr>
-            </w:pPr>
-            <w:r>
-              <w:rPr>
-                <w:rFonts w:eastAsia="굴림;Gulim" w:cs="굴림;Gulim" w:hint="eastAsia" w:ascii="굴림;Gulim" w:hAnsi="굴림;Gulim"/>
-                <w:sz w:val="24"/>
+                <w:rFonts w:ascii="맑은 고딕" w:hAnsi="맑은 고딕" w:eastAsia="맑은 고딕" w:cs="맑은 고딕" w:hint="eastAsia"/>
+                <w:szCs w:val="20"/>
+              </w:rPr>
+            </w:pPr>
+            <w:r>
+              <w:rPr>
+                <w:rFonts w:eastAsia="맑은 고딕" w:cs="맑은 고딕" w:hint="eastAsia" w:ascii="맑은 고딕" w:hAnsi="맑은 고딕"/>
+                <w:szCs w:val="20"/>
               </w:rPr>
             </w:r>
           </w:p>
@@ -2884,14 +2982,14 @@
               <w:snapToGrid w:val="false"/>
               <w:jc w:val="center"/>
               <w:rPr>
-                <w:rFonts w:ascii="굴림;Gulim" w:hAnsi="굴림;Gulim" w:eastAsia="굴림;Gulim" w:cs="Tahoma" w:hint="eastAsia"/>
-                <w:sz w:val="24"/>
-              </w:rPr>
-            </w:pPr>
-            <w:r>
-              <w:rPr>
-                <w:rFonts w:eastAsia="굴림;Gulim" w:cs="Tahoma" w:hint="eastAsia" w:ascii="굴림;Gulim" w:hAnsi="굴림;Gulim"/>
-                <w:sz w:val="24"/>
+                <w:rFonts w:ascii="맑은 고딕" w:hAnsi="맑은 고딕" w:eastAsia="맑은 고딕" w:cs="Tahoma" w:hint="eastAsia"/>
+                <w:szCs w:val="20"/>
+              </w:rPr>
+            </w:pPr>
+            <w:r>
+              <w:rPr>
+                <w:rFonts w:eastAsia="맑은 고딕" w:cs="Tahoma" w:hint="eastAsia" w:ascii="맑은 고딕" w:hAnsi="맑은 고딕"/>
+                <w:szCs w:val="20"/>
               </w:rPr>
             </w:r>
           </w:p>
@@ -5458,22 +5556,18 @@
           <w:p>
             <w:pPr>
               <w:pStyle w:val="Normal"/>
-              <w:snapToGrid w:val="false"/>
-              <w:jc w:val="center"/>
-              <w:rPr>
-                <w:rFonts w:ascii="굴림;Gulim" w:hAnsi="굴림;Gulim" w:eastAsia="굴림;Gulim" w:cs="굴림;Gulim" w:hint="eastAsia"/>
-                <w:kern w:val="0"/>
-                <w:sz w:val="24"/>
-                <w:szCs w:val="20"/>
-              </w:rPr>
-            </w:pPr>
-            <w:r>
-              <w:rPr>
-                <w:rFonts w:eastAsia="굴림;Gulim" w:cs="굴림;Gulim" w:hint="eastAsia" w:ascii="굴림;Gulim" w:hAnsi="굴림;Gulim"/>
-                <w:kern w:val="0"/>
-                <w:sz w:val="24"/>
-                <w:szCs w:val="20"/>
-              </w:rPr>
+              <w:jc w:val="center"/>
+              <w:rPr>
+                <w:rFonts w:ascii="굴림;Gulim" w:hAnsi="굴림;Gulim" w:eastAsia="굴림;Gulim" w:cs="굴림;Gulim" w:hint="eastAsia"/>
+                <w:sz w:val="24"/>
+              </w:rPr>
+            </w:pPr>
+            <w:r>
+              <w:rPr>
+                <w:rFonts w:ascii="굴림;Gulim" w:hAnsi="굴림;Gulim" w:cs="굴림;Gulim" w:hint="eastAsia" w:eastAsia="굴림;Gulim"/>
+                <w:sz w:val="24"/>
+              </w:rPr>
+              <w:t>스튜디오 대관</w:t>
             </w:r>
           </w:p>
         </w:tc>
@@ -5491,7 +5585,6 @@
           <w:p>
             <w:pPr>
               <w:pStyle w:val="Normal"/>
-              <w:snapToGrid w:val="false"/>
               <w:jc w:val="center"/>
               <w:rPr>
                 <w:rFonts w:ascii="굴림;Gulim" w:hAnsi="굴림;Gulim" w:eastAsia="굴림;Gulim" w:cs="Tahoma" w:hint="eastAsia"/>
@@ -5500,9 +5593,46 @@
             </w:pPr>
             <w:r>
               <w:rPr>
+                <w:rFonts w:ascii="굴림;Gulim" w:hAnsi="굴림;Gulim" w:cs="Tahoma" w:hint="eastAsia" w:eastAsia="굴림;Gulim"/>
+                <w:sz w:val="24"/>
+              </w:rPr>
+              <w:t>시간</w:t>
+            </w:r>
+          </w:p>
+        </w:tc>
+        <w:tc>
+          <w:tcPr>
+            <w:tcW w:w="1701" w:type="dxa"/>
+            <w:tcBorders>
+              <w:top w:val="single" w:sz="4" w:space="0" w:color="000000"/>
+              <w:start w:val="single" w:sz="4" w:space="0" w:color="000000"/>
+              <w:bottom w:val="single" w:sz="4" w:space="0" w:color="000000"/>
+              <w:end w:val="single" w:sz="4" w:space="0" w:color="000000"/>
+            </w:tcBorders>
+            <w:vAlign w:val="center"/>
+          </w:tcPr>
+          <w:p>
+            <w:pPr>
+              <w:pStyle w:val="Normal"/>
+              <w:jc w:val="end"/>
+              <w:rPr>
+                <w:rFonts w:ascii="굴림;Gulim" w:hAnsi="굴림;Gulim" w:eastAsia="굴림;Gulim" w:cs="Tahoma" w:hint="eastAsia"/>
+                <w:sz w:val="24"/>
+              </w:rPr>
+            </w:pPr>
+            <w:r>
+              <w:rPr>
                 <w:rFonts w:eastAsia="굴림;Gulim" w:cs="Tahoma" w:hint="eastAsia" w:ascii="굴림;Gulim" w:hAnsi="굴림;Gulim"/>
                 <w:sz w:val="24"/>
               </w:rPr>
+              <w:t>4</w:t>
+            </w:r>
+            <w:r>
+              <w:rPr>
+                <w:rFonts w:eastAsia="굴림;Gulim" w:cs="Tahoma" w:ascii="굴림;Gulim" w:hAnsi="굴림;Gulim"/>
+                <w:sz w:val="24"/>
+              </w:rPr>
+              <w:t>5,000</w:t>
             </w:r>
           </w:p>
         </w:tc>
@@ -5520,47 +5650,18 @@
           <w:p>
             <w:pPr>
               <w:pStyle w:val="Normal"/>
-              <w:snapToGrid w:val="false"/>
               <w:jc w:val="end"/>
               <w:rPr>
-                <w:rFonts w:ascii="굴림;Gulim" w:hAnsi="굴림;Gulim" w:eastAsia="굴림;Gulim" w:cs="Tahoma" w:hint="eastAsia"/>
-                <w:sz w:val="24"/>
-              </w:rPr>
-            </w:pPr>
-            <w:r>
-              <w:rPr>
-                <w:rFonts w:eastAsia="굴림;Gulim" w:cs="Tahoma" w:hint="eastAsia" w:ascii="굴림;Gulim" w:hAnsi="굴림;Gulim"/>
-                <w:sz w:val="24"/>
-              </w:rPr>
-            </w:r>
-          </w:p>
-        </w:tc>
-        <w:tc>
-          <w:tcPr>
-            <w:tcW w:w="1701" w:type="dxa"/>
-            <w:tcBorders>
-              <w:top w:val="single" w:sz="4" w:space="0" w:color="000000"/>
-              <w:start w:val="single" w:sz="4" w:space="0" w:color="000000"/>
-              <w:bottom w:val="single" w:sz="4" w:space="0" w:color="000000"/>
-              <w:end w:val="single" w:sz="4" w:space="0" w:color="000000"/>
-            </w:tcBorders>
-            <w:vAlign w:val="center"/>
-          </w:tcPr>
-          <w:p>
-            <w:pPr>
-              <w:pStyle w:val="Normal"/>
-              <w:snapToGrid w:val="false"/>
-              <w:jc w:val="end"/>
-              <w:rPr>
-                <w:rFonts w:ascii="굴림;Gulim" w:hAnsi="굴림;Gulim" w:eastAsia="굴림;Gulim" w:cs="굴림;Gulim" w:hint="eastAsia"/>
-                <w:sz w:val="24"/>
-              </w:rPr>
-            </w:pPr>
-            <w:r>
-              <w:rPr>
-                <w:rFonts w:eastAsia="굴림;Gulim" w:cs="굴림;Gulim" w:hint="eastAsia" w:ascii="굴림;Gulim" w:hAnsi="굴림;Gulim"/>
-                <w:sz w:val="24"/>
-              </w:rPr>
+                <w:rFonts w:ascii="굴림;Gulim" w:hAnsi="굴림;Gulim" w:eastAsia="굴림;Gulim" w:cs="굴림;Gulim" w:hint="eastAsia"/>
+                <w:sz w:val="24"/>
+              </w:rPr>
+            </w:pPr>
+            <w:r>
+              <w:rPr>
+                <w:rFonts w:ascii="굴림;Gulim" w:hAnsi="굴림;Gulim" w:cs="굴림;Gulim" w:hint="eastAsia" w:eastAsia="굴림;Gulim"/>
+                <w:sz w:val="24"/>
+              </w:rPr>
+              <w:t>총금액</w:t>
             </w:r>
           </w:p>
         </w:tc>

--- a/doc_templates/tpl_profile.docx
+++ b/doc_templates/tpl_profile.docx
@@ -11,14 +11,18 @@
         <w:snapToGrid w:val="true"/>
         <w:jc w:val="center"/>
         <w:rPr>
-          <w:rFonts w:ascii="HY헤드라인M" w:hAnsi="HY헤드라인M" w:eastAsia="HY헤드라인M" w:cs="굴림;Gulim" w:hint="eastAsia"/>
+          <w:rFonts w:ascii="나눔고딕" w:hAnsi="나눔고딕" w:eastAsia="나눔고딕" w:cs="나눔고딕" w:hint="eastAsia"/>
+          <w:b/>
+          <w:bCs/>
           <w:sz w:val="32"/>
           <w:szCs w:val="32"/>
         </w:rPr>
       </w:pPr>
       <w:r>
         <w:rPr>
-          <w:rFonts w:ascii="HY헤드라인M" w:hAnsi="HY헤드라인M" w:cs="굴림;Gulim" w:hint="eastAsia" w:eastAsia="HY헤드라인M"/>
+          <w:rFonts w:ascii="나눔고딕" w:hAnsi="나눔고딕" w:cs="나눔고딕" w:hint="eastAsia" w:eastAsia="나눔고딕"/>
+          <w:b/>
+          <w:bCs/>
           <w:sz w:val="32"/>
           <w:szCs w:val="32"/>
         </w:rPr>
@@ -69,13 +73,13 @@
               </w:tabs>
               <w:jc w:val="center"/>
               <w:rPr>
-                <w:rFonts w:ascii="굴림;Gulim" w:hAnsi="굴림;Gulim" w:eastAsia="굴림;Gulim" w:cs="한컴바탕" w:hint="eastAsia"/>
-                <w:sz w:val="24"/>
-              </w:rPr>
-            </w:pPr>
-            <w:r>
-              <w:rPr>
-                <w:rFonts w:ascii="굴림;Gulim" w:hAnsi="굴림;Gulim" w:cs="한컴바탕" w:hint="eastAsia" w:eastAsia="굴림;Gulim"/>
+                <w:rFonts w:ascii="나눔고딕" w:hAnsi="나눔고딕" w:eastAsia="나눔고딕" w:cs="한컴바탕" w:hint="eastAsia"/>
+                <w:sz w:val="24"/>
+              </w:rPr>
+            </w:pPr>
+            <w:r>
+              <w:rPr>
+                <w:rFonts w:ascii="나눔고딕" w:hAnsi="나눔고딕" w:cs="한컴바탕" w:hint="eastAsia" w:eastAsia="나눔고딕"/>
                 <w:sz w:val="24"/>
               </w:rPr>
               <w:t xml:space="preserve">문서번호 </w:t>
@@ -99,14 +103,16 @@
               <w:snapToGrid w:val="false"/>
               <w:jc w:val="center"/>
               <w:rPr>
-                <w:rFonts w:ascii="굴림;Gulim" w:hAnsi="굴림;Gulim" w:eastAsia="굴림;Gulim" w:cs="한컴바탕" w:hint="eastAsia"/>
-                <w:sz w:val="24"/>
-              </w:rPr>
-            </w:pPr>
-            <w:r>
-              <w:rPr>
-                <w:rFonts w:eastAsia="굴림;Gulim" w:cs="한컴바탕" w:hint="eastAsia" w:ascii="굴림;Gulim" w:hAnsi="굴림;Gulim"/>
-                <w:sz w:val="24"/>
+                <w:rFonts w:ascii="나눔고딕" w:hAnsi="나눔고딕" w:eastAsia="나눔고딕" w:cs="한컴바탕" w:hint="eastAsia"/>
+                <w:sz w:val="24"/>
+                <w:szCs w:val="20"/>
+              </w:rPr>
+            </w:pPr>
+            <w:r>
+              <w:rPr>
+                <w:rFonts w:eastAsia="나눔고딕" w:cs="한컴바탕" w:hint="eastAsia" w:ascii="나눔고딕" w:hAnsi="나눔고딕"/>
+                <w:sz w:val="24"/>
+                <w:szCs w:val="20"/>
               </w:rPr>
             </w:r>
           </w:p>
@@ -128,13 +134,13 @@
               <w:pStyle w:val="Header"/>
               <w:jc w:val="center"/>
               <w:rPr>
-                <w:rFonts w:ascii="굴림;Gulim" w:hAnsi="굴림;Gulim" w:eastAsia="굴림;Gulim" w:cs="한컴바탕" w:hint="eastAsia"/>
-                <w:sz w:val="24"/>
-              </w:rPr>
-            </w:pPr>
-            <w:r>
-              <w:rPr>
-                <w:rFonts w:ascii="굴림;Gulim" w:hAnsi="굴림;Gulim" w:cs="한컴바탕" w:hint="eastAsia" w:eastAsia="굴림;Gulim"/>
+                <w:rFonts w:ascii="나눔고딕" w:hAnsi="나눔고딕" w:eastAsia="나눔고딕" w:cs="한컴바탕" w:hint="eastAsia"/>
+                <w:sz w:val="24"/>
+              </w:rPr>
+            </w:pPr>
+            <w:r>
+              <w:rPr>
+                <w:rFonts w:ascii="나눔고딕" w:hAnsi="나눔고딕" w:cs="한컴바탕" w:hint="eastAsia" w:eastAsia="나눔고딕"/>
                 <w:sz w:val="24"/>
               </w:rPr>
               <w:t>사업명</w:t>
@@ -157,13 +163,13 @@
               <w:pStyle w:val="Header"/>
               <w:jc w:val="center"/>
               <w:rPr>
-                <w:rFonts w:ascii="굴림;Gulim" w:hAnsi="굴림;Gulim" w:eastAsia="굴림;Gulim" w:cs="굴림;Gulim" w:hint="eastAsia"/>
-                <w:szCs w:val="20"/>
-              </w:rPr>
-            </w:pPr>
-            <w:r>
-              <w:rPr>
-                <w:rFonts w:ascii="굴림;Gulim" w:hAnsi="굴림;Gulim" w:cs="굴림;Gulim" w:hint="eastAsia" w:eastAsia="굴림;Gulim"/>
+                <w:rFonts w:ascii="나눔고딕" w:hAnsi="나눔고딕" w:eastAsia="나눔고딕" w:cs="나눔고딕" w:hint="eastAsia"/>
+                <w:szCs w:val="20"/>
+              </w:rPr>
+            </w:pPr>
+            <w:r>
+              <w:rPr>
+                <w:rFonts w:ascii="나눔고딕" w:hAnsi="나눔고딕" w:cs="나눔고딕" w:hint="eastAsia" w:eastAsia="나눔고딕"/>
                 <w:szCs w:val="20"/>
               </w:rPr>
               <w:t>한공회 콘텐츠 개발</w:t>
@@ -196,20 +202,20 @@
               </w:tabs>
               <w:jc w:val="center"/>
               <w:rPr>
-                <w:rFonts w:ascii="굴림;Gulim" w:hAnsi="굴림;Gulim" w:eastAsia="굴림;Gulim" w:cs="한컴바탕" w:hint="eastAsia"/>
-                <w:sz w:val="24"/>
-              </w:rPr>
-            </w:pPr>
-            <w:r>
-              <w:rPr>
-                <w:rFonts w:ascii="굴림;Gulim" w:hAnsi="굴림;Gulim" w:cs="한컴바탕" w:hint="eastAsia" w:eastAsia="굴림;Gulim"/>
+                <w:rFonts w:ascii="나눔고딕" w:hAnsi="나눔고딕" w:eastAsia="나눔고딕" w:cs="한컴바탕" w:hint="eastAsia"/>
+                <w:sz w:val="24"/>
+              </w:rPr>
+            </w:pPr>
+            <w:r>
+              <w:rPr>
+                <w:rFonts w:ascii="나눔고딕" w:hAnsi="나눔고딕" w:cs="한컴바탕" w:hint="eastAsia" w:eastAsia="나눔고딕"/>
                 <w:sz w:val="24"/>
               </w:rPr>
               <w:t>작성자</w:t>
             </w:r>
             <w:r>
               <w:rPr>
-                <w:rFonts w:eastAsia="굴림;Gulim" w:cs="한컴바탕" w:hint="eastAsia" w:ascii="굴림;Gulim" w:hAnsi="굴림;Gulim"/>
+                <w:rFonts w:eastAsia="나눔고딕" w:cs="한컴바탕" w:hint="eastAsia" w:ascii="나눔고딕" w:hAnsi="나눔고딕"/>
                 <w:sz w:val="24"/>
               </w:rPr>
               <w:t>(SR)</w:t>
@@ -235,14 +241,14 @@
               </w:tabs>
               <w:jc w:val="center"/>
               <w:rPr>
-                <w:rFonts w:ascii="굴림;Gulim" w:hAnsi="굴림;Gulim" w:eastAsia="굴림;Gulim" w:cs="한컴바탕" w:hint="eastAsia"/>
-                <w:sz w:val="24"/>
-              </w:rPr>
-            </w:pPr>
-            <w:r>
-              <w:rPr>
-                <w:rFonts w:ascii="굴림;Gulim" w:hAnsi="굴림;Gulim" w:cs="한컴바탕" w:hint="eastAsia" w:eastAsia="굴림;Gulim"/>
-                <w:sz w:val="24"/>
+                <w:rFonts w:ascii="나눔고딕" w:hAnsi="나눔고딕" w:eastAsia="나눔고딕" w:cs="한컴바탕" w:hint="eastAsia"/>
+                <w:szCs w:val="20"/>
+              </w:rPr>
+            </w:pPr>
+            <w:r>
+              <w:rPr>
+                <w:rFonts w:ascii="나눔고딕" w:hAnsi="나눔고딕" w:cs="한컴바탕" w:hint="eastAsia" w:eastAsia="나눔고딕"/>
+                <w:szCs w:val="20"/>
               </w:rPr>
               <w:t>이상현</w:t>
             </w:r>
@@ -268,13 +274,13 @@
               </w:tabs>
               <w:jc w:val="center"/>
               <w:rPr>
-                <w:rFonts w:ascii="굴림;Gulim" w:hAnsi="굴림;Gulim" w:eastAsia="굴림;Gulim" w:cs="한컴바탕" w:hint="eastAsia"/>
-                <w:sz w:val="24"/>
-              </w:rPr>
-            </w:pPr>
-            <w:r>
-              <w:rPr>
-                <w:rFonts w:ascii="굴림;Gulim" w:hAnsi="굴림;Gulim" w:cs="한컴바탕" w:hint="eastAsia" w:eastAsia="굴림;Gulim"/>
+                <w:rFonts w:ascii="나눔고딕" w:hAnsi="나눔고딕" w:eastAsia="나눔고딕" w:cs="한컴바탕" w:hint="eastAsia"/>
+                <w:sz w:val="24"/>
+              </w:rPr>
+            </w:pPr>
+            <w:r>
+              <w:rPr>
+                <w:rFonts w:ascii="나눔고딕" w:hAnsi="나눔고딕" w:cs="한컴바탕" w:hint="eastAsia" w:eastAsia="나눔고딕"/>
                 <w:sz w:val="24"/>
               </w:rPr>
               <w:t>작성일</w:t>
@@ -300,14 +306,14 @@
               </w:tabs>
               <w:jc w:val="center"/>
               <w:rPr>
-                <w:rFonts w:ascii="굴림;Gulim" w:hAnsi="굴림;Gulim" w:eastAsia="굴림;Gulim" w:cs="한컴바탕" w:hint="eastAsia"/>
-                <w:sz w:val="24"/>
-              </w:rPr>
-            </w:pPr>
-            <w:r>
-              <w:rPr>
-                <w:rFonts w:ascii="굴림;Gulim" w:hAnsi="굴림;Gulim" w:cs="한컴바탕" w:hint="eastAsia" w:eastAsia="굴림;Gulim"/>
-                <w:sz w:val="24"/>
+                <w:rFonts w:ascii="나눔고딕" w:hAnsi="나눔고딕" w:eastAsia="나눔고딕" w:cs="한컴바탕" w:hint="eastAsia"/>
+                <w:szCs w:val="20"/>
+              </w:rPr>
+            </w:pPr>
+            <w:r>
+              <w:rPr>
+                <w:rFonts w:ascii="나눔고딕" w:hAnsi="나눔고딕" w:cs="한컴바탕" w:hint="eastAsia" w:eastAsia="나눔고딕"/>
+                <w:szCs w:val="20"/>
               </w:rPr>
               <w:t>작성일 표시</w:t>
             </w:r>
@@ -320,14 +326,14 @@
         <w:pStyle w:val="Normal"/>
         <w:ind w:firstLineChars="270" w:startChars="0" w:start="0" w:endChars="0" w:end="0"/>
         <w:rPr>
-          <w:rFonts w:ascii="굴림체" w:hAnsi="굴림체" w:eastAsia="굴림체" w:cs="굴림체" w:hint="eastAsia"/>
+          <w:rFonts w:ascii="나눔고딕" w:hAnsi="나눔고딕" w:eastAsia="나눔고딕" w:cs="나눔고딕" w:hint="eastAsia"/>
           <w:b/>
           <w:sz w:val="24"/>
         </w:rPr>
       </w:pPr>
       <w:r>
         <w:rPr>
-          <w:rFonts w:eastAsia="굴림체" w:cs="굴림체" w:hint="eastAsia" w:ascii="굴림체" w:hAnsi="굴림체"/>
+          <w:rFonts w:eastAsia="나눔고딕" w:cs="나눔고딕" w:hint="eastAsia" w:ascii="나눔고딕" w:hAnsi="나눔고딕"/>
           <w:b/>
           <w:sz w:val="24"/>
         </w:rPr>
@@ -337,14 +343,14 @@
       <w:pPr>
         <w:pStyle w:val="Normal"/>
         <w:rPr>
-          <w:rFonts w:ascii="굴림체" w:hAnsi="굴림체" w:eastAsia="굴림체" w:cs="굴림체" w:hint="eastAsia"/>
+          <w:rFonts w:ascii="나눔고딕" w:hAnsi="나눔고딕" w:eastAsia="나눔고딕" w:cs="나눔고딕" w:hint="eastAsia"/>
           <w:b/>
           <w:sz w:val="24"/>
         </w:rPr>
       </w:pPr>
       <w:r>
         <w:rPr>
-          <w:rFonts w:eastAsia="굴림체" w:cs="굴림체" w:hint="eastAsia" w:ascii="굴림체" w:hAnsi="굴림체"/>
+          <w:rFonts w:eastAsia="나눔고딕" w:cs="나눔고딕" w:hint="eastAsia" w:ascii="나눔고딕" w:hAnsi="나눔고딕"/>
           <w:b/>
           <w:sz w:val="24"/>
         </w:rPr>
@@ -352,7 +358,7 @@
       </w:r>
       <w:r>
         <w:rPr>
-          <w:rFonts w:ascii="굴림체" w:hAnsi="굴림체" w:cs="굴림체" w:hint="eastAsia" w:eastAsia="굴림체"/>
+          <w:rFonts w:ascii="나눔고딕" w:hAnsi="나눔고딕" w:cs="나눔고딕" w:hint="eastAsia" w:eastAsia="나눔고딕"/>
           <w:b/>
           <w:sz w:val="24"/>
         </w:rPr>
@@ -439,14 +445,14 @@
               <w:ind w:firstLineChars="30" w:startChars="0" w:start="0" w:endChars="-54"/>
               <w:jc w:val="center"/>
               <w:rPr>
-                <w:rFonts w:ascii="굴림;Gulim" w:hAnsi="굴림;Gulim" w:eastAsia="굴림;Gulim" w:cs="굴림;Gulim" w:hint="eastAsia"/>
+                <w:rFonts w:ascii="나눔고딕" w:hAnsi="나눔고딕" w:eastAsia="나눔고딕" w:cs="나눔고딕" w:hint="eastAsia"/>
                 <w:b/>
                 <w:sz w:val="24"/>
               </w:rPr>
             </w:pPr>
             <w:r>
               <w:rPr>
-                <w:rFonts w:ascii="굴림;Gulim" w:hAnsi="굴림;Gulim" w:cs="굴림;Gulim" w:hint="eastAsia" w:eastAsia="굴림;Gulim"/>
+                <w:rFonts w:ascii="나눔고딕" w:hAnsi="나눔고딕" w:cs="나눔고딕" w:hint="eastAsia" w:eastAsia="나눔고딕"/>
                 <w:b/>
                 <w:sz w:val="24"/>
               </w:rPr>
@@ -475,13 +481,13 @@
               <w:ind w:hangingChars="45" w:startChars="-54" w:endChars="-54"/>
               <w:jc w:val="center"/>
               <w:rPr>
-                <w:rFonts w:ascii="굴림;Gulim" w:hAnsi="굴림;Gulim" w:eastAsia="굴림;Gulim" w:cs="굴림;Gulim" w:hint="eastAsia"/>
-                <w:sz w:val="24"/>
-              </w:rPr>
-            </w:pPr>
-            <w:r>
-              <w:rPr>
-                <w:rFonts w:ascii="굴림;Gulim" w:hAnsi="굴림;Gulim" w:cs="굴림;Gulim" w:hint="eastAsia" w:eastAsia="굴림;Gulim"/>
+                <w:rFonts w:ascii="나눔고딕" w:hAnsi="나눔고딕" w:eastAsia="나눔고딕" w:cs="나눔고딕" w:hint="eastAsia"/>
+                <w:sz w:val="24"/>
+              </w:rPr>
+            </w:pPr>
+            <w:r>
+              <w:rPr>
+                <w:rFonts w:ascii="나눔고딕" w:hAnsi="나눔고딕" w:cs="나눔고딕" w:hint="eastAsia" w:eastAsia="나눔고딕"/>
                 <w:sz w:val="24"/>
               </w:rPr>
               <w:t>프로젝트명</w:t>
@@ -506,77 +512,88 @@
               <w:ind w:firstLineChars="30" w:startChars="0" w:start="0" w:endChars="-54"/>
               <w:jc w:val="center"/>
               <w:rPr>
-                <w:rFonts w:ascii="굴림;Gulim" w:hAnsi="굴림;Gulim" w:eastAsia="굴림;Gulim" w:cs="굴림;Gulim" w:hint="eastAsia"/>
-                <w:sz w:val="24"/>
-              </w:rPr>
-            </w:pPr>
-            <w:r>
-              <w:rPr>
-                <w:rFonts w:ascii="굴림;Gulim" w:hAnsi="굴림;Gulim" w:cs="굴림;Gulim" w:hint="eastAsia" w:eastAsia="굴림;Gulim"/>
-                <w:szCs w:val="20"/>
+                <w:rFonts w:ascii="나눔고딕" w:hAnsi="나눔고딕" w:eastAsia="나눔고딕" w:cs="나눔고딕" w:hint="eastAsia"/>
+                <w:sz w:val="22"/>
+                <w:szCs w:val="22"/>
+              </w:rPr>
+            </w:pPr>
+            <w:r>
+              <w:rPr>
+                <w:rFonts w:ascii="나눔고딕" w:hAnsi="나눔고딕" w:cs="나눔고딕" w:hint="eastAsia" w:eastAsia="나눔고딕"/>
+                <w:sz w:val="22"/>
+                <w:szCs w:val="22"/>
               </w:rPr>
               <w:t>한공회 콘텐츠 개발</w:t>
             </w:r>
             <w:r>
               <w:rPr>
-                <w:rFonts w:eastAsia="굴림;Gulim" w:cs="굴림;Gulim" w:hint="eastAsia" w:ascii="굴림;Gulim" w:hAnsi="굴림;Gulim"/>
-                <w:szCs w:val="20"/>
+                <w:rFonts w:eastAsia="나눔고딕" w:cs="나눔고딕" w:hint="eastAsia" w:ascii="나눔고딕" w:hAnsi="나눔고딕"/>
+                <w:sz w:val="22"/>
+                <w:szCs w:val="22"/>
               </w:rPr>
               <w:t>(</w:t>
             </w:r>
             <w:r>
               <w:rPr>
-                <w:rFonts w:ascii="굴림;Gulim" w:hAnsi="굴림;Gulim" w:cs="굴림;Gulim" w:hint="eastAsia" w:eastAsia="굴림;Gulim"/>
-                <w:szCs w:val="20"/>
+                <w:rFonts w:ascii="나눔고딕" w:hAnsi="나눔고딕" w:cs="나눔고딕" w:hint="eastAsia" w:eastAsia="나눔고딕"/>
+                <w:sz w:val="22"/>
+                <w:szCs w:val="22"/>
               </w:rPr>
               <w:t>신규</w:t>
             </w:r>
             <w:r>
               <w:rPr>
-                <w:rFonts w:eastAsia="굴림;Gulim" w:cs="굴림;Gulim" w:hint="eastAsia" w:ascii="굴림;Gulim" w:hAnsi="굴림;Gulim"/>
-                <w:szCs w:val="20"/>
+                <w:rFonts w:eastAsia="나눔고딕" w:cs="나눔고딕" w:hint="eastAsia" w:ascii="나눔고딕" w:hAnsi="나눔고딕"/>
+                <w:sz w:val="22"/>
+                <w:szCs w:val="22"/>
               </w:rPr>
               <w:t>00</w:t>
             </w:r>
             <w:r>
               <w:rPr>
-                <w:rFonts w:ascii="굴림;Gulim" w:hAnsi="굴림;Gulim" w:cs="굴림;Gulim" w:hint="eastAsia" w:eastAsia="굴림;Gulim"/>
-                <w:szCs w:val="20"/>
+                <w:rFonts w:ascii="나눔고딕" w:hAnsi="나눔고딕" w:cs="나눔고딕" w:hint="eastAsia" w:eastAsia="나눔고딕"/>
+                <w:sz w:val="22"/>
+                <w:szCs w:val="22"/>
               </w:rPr>
               <w:t>차시</w:t>
             </w:r>
             <w:r>
               <w:rPr>
-                <w:rFonts w:eastAsia="굴림;Gulim" w:cs="굴림;Gulim" w:hint="eastAsia" w:ascii="굴림;Gulim" w:hAnsi="굴림;Gulim"/>
-                <w:szCs w:val="20"/>
+                <w:rFonts w:eastAsia="나눔고딕" w:cs="나눔고딕" w:hint="eastAsia" w:ascii="나눔고딕" w:hAnsi="나눔고딕"/>
+                <w:sz w:val="22"/>
+                <w:szCs w:val="22"/>
               </w:rPr>
               <w:t xml:space="preserve">, </w:t>
             </w:r>
             <w:r>
               <w:rPr>
-                <w:rFonts w:ascii="굴림;Gulim" w:hAnsi="굴림;Gulim" w:cs="굴림;Gulim" w:hint="eastAsia" w:eastAsia="굴림;Gulim"/>
-                <w:szCs w:val="20"/>
+                <w:rFonts w:ascii="나눔고딕" w:hAnsi="나눔고딕" w:cs="나눔고딕" w:hint="eastAsia" w:eastAsia="나눔고딕"/>
+                <w:sz w:val="22"/>
+                <w:szCs w:val="22"/>
               </w:rPr>
               <w:t>포팅</w:t>
             </w:r>
             <w:r>
               <w:rPr>
-                <w:rFonts w:eastAsia="굴림;Gulim" w:cs="굴림;Gulim" w:hint="eastAsia" w:ascii="굴림;Gulim" w:hAnsi="굴림;Gulim"/>
-                <w:szCs w:val="20"/>
+                <w:rFonts w:eastAsia="나눔고딕" w:cs="나눔고딕" w:hint="eastAsia" w:ascii="나눔고딕" w:hAnsi="나눔고딕"/>
+                <w:sz w:val="22"/>
+                <w:szCs w:val="22"/>
               </w:rPr>
               <w:t>00</w:t>
             </w:r>
             <w:r>
               <w:rPr>
-                <w:rFonts w:ascii="굴림;Gulim" w:hAnsi="굴림;Gulim" w:cs="굴림;Gulim" w:hint="eastAsia" w:eastAsia="굴림;Gulim"/>
-                <w:szCs w:val="20"/>
-              </w:rPr>
-              <w:t>챕터</w:t>
-            </w:r>
-            <w:r>
-              <w:rPr>
-                <w:rFonts w:eastAsia="굴림;Gulim" w:cs="굴림;Gulim" w:hint="eastAsia" w:ascii="굴림;Gulim" w:hAnsi="굴림;Gulim"/>
-                <w:szCs w:val="20"/>
+                <w:rFonts w:ascii="나눔고딕" w:hAnsi="나눔고딕" w:cs="나눔고딕" w:hint="eastAsia" w:eastAsia="나눔고딕"/>
+                <w:sz w:val="22"/>
+                <w:szCs w:val="22"/>
+              </w:rPr>
+              <w:t>차시</w:t>
+            </w:r>
+            <w:r>
+              <w:rPr>
+                <w:rFonts w:eastAsia="나눔고딕" w:cs="나눔고딕" w:hint="eastAsia" w:ascii="나눔고딕" w:hAnsi="나눔고딕"/>
+                <w:sz w:val="22"/>
+                <w:szCs w:val="22"/>
               </w:rPr>
               <w:t>)</w:t>
             </w:r>
@@ -603,13 +620,13 @@
               <w:ind w:hangingChars="45" w:startChars="-54" w:endChars="-54"/>
               <w:jc w:val="center"/>
               <w:rPr>
-                <w:rFonts w:ascii="굴림;Gulim" w:hAnsi="굴림;Gulim" w:eastAsia="굴림;Gulim" w:cs="굴림;Gulim" w:hint="eastAsia"/>
-                <w:sz w:val="24"/>
-              </w:rPr>
-            </w:pPr>
-            <w:r>
-              <w:rPr>
-                <w:rFonts w:ascii="굴림;Gulim" w:hAnsi="굴림;Gulim" w:cs="굴림;Gulim" w:hint="eastAsia" w:eastAsia="굴림;Gulim"/>
+                <w:rFonts w:ascii="나눔고딕" w:hAnsi="나눔고딕" w:eastAsia="나눔고딕" w:cs="나눔고딕" w:hint="eastAsia"/>
+                <w:sz w:val="24"/>
+              </w:rPr>
+            </w:pPr>
+            <w:r>
+              <w:rPr>
+                <w:rFonts w:ascii="나눔고딕" w:hAnsi="나눔고딕" w:cs="나눔고딕" w:hint="eastAsia" w:eastAsia="나눔고딕"/>
                 <w:sz w:val="24"/>
               </w:rPr>
               <w:t>기간</w:t>
@@ -634,14 +651,16 @@
               <w:ind w:firstLineChars="30" w:startChars="0" w:start="0" w:endChars="-54"/>
               <w:jc w:val="center"/>
               <w:rPr>
-                <w:rFonts w:ascii="굴림;Gulim" w:hAnsi="굴림;Gulim" w:eastAsia="굴림;Gulim" w:cs="굴림;Gulim" w:hint="eastAsia"/>
-                <w:sz w:val="24"/>
-              </w:rPr>
-            </w:pPr>
-            <w:r>
-              <w:rPr>
-                <w:rFonts w:ascii="굴림;Gulim" w:hAnsi="굴림;Gulim" w:cs="굴림;Gulim" w:hint="eastAsia" w:eastAsia="굴림;Gulim"/>
-                <w:szCs w:val="20"/>
+                <w:rFonts w:ascii="나눔고딕" w:hAnsi="나눔고딕" w:eastAsia="나눔고딕" w:cs="나눔고딕" w:hint="eastAsia"/>
+                <w:sz w:val="22"/>
+                <w:szCs w:val="22"/>
+              </w:rPr>
+            </w:pPr>
+            <w:r>
+              <w:rPr>
+                <w:rFonts w:ascii="나눔고딕" w:hAnsi="나눔고딕" w:cs="나눔고딕" w:hint="eastAsia" w:eastAsia="나눔고딕"/>
+                <w:sz w:val="22"/>
+                <w:szCs w:val="22"/>
               </w:rPr>
               <w:t>프로젝트 기간</w:t>
             </w:r>
@@ -671,13 +690,13 @@
               <w:ind w:hangingChars="45" w:startChars="-54" w:endChars="-54"/>
               <w:jc w:val="center"/>
               <w:rPr>
-                <w:rFonts w:ascii="굴림;Gulim" w:hAnsi="굴림;Gulim" w:eastAsia="굴림;Gulim" w:cs="굴림;Gulim" w:hint="eastAsia"/>
-                <w:sz w:val="24"/>
-              </w:rPr>
-            </w:pPr>
-            <w:r>
-              <w:rPr>
-                <w:rFonts w:ascii="굴림;Gulim" w:hAnsi="굴림;Gulim" w:cs="굴림;Gulim" w:hint="eastAsia" w:eastAsia="굴림;Gulim"/>
+                <w:rFonts w:ascii="나눔고딕" w:hAnsi="나눔고딕" w:eastAsia="나눔고딕" w:cs="나눔고딕" w:hint="eastAsia"/>
+                <w:sz w:val="24"/>
+              </w:rPr>
+            </w:pPr>
+            <w:r>
+              <w:rPr>
+                <w:rFonts w:ascii="나눔고딕" w:hAnsi="나눔고딕" w:cs="나눔고딕" w:hint="eastAsia" w:eastAsia="나눔고딕"/>
                 <w:sz w:val="24"/>
               </w:rPr>
               <w:t>금액</w:t>
@@ -702,28 +721,32 @@
               <w:ind w:firstLineChars="30" w:startChars="0" w:start="0" w:endChars="-54"/>
               <w:jc w:val="center"/>
               <w:rPr>
-                <w:rFonts w:ascii="굴림;Gulim" w:hAnsi="굴림;Gulim" w:eastAsia="굴림;Gulim" w:cs="굴림;Gulim" w:hint="eastAsia"/>
-                <w:sz w:val="24"/>
-              </w:rPr>
-            </w:pPr>
-            <w:r>
-              <w:rPr>
-                <w:rFonts w:ascii="굴림;Gulim" w:hAnsi="굴림;Gulim" w:cs="굴림;Gulim" w:hint="eastAsia" w:eastAsia="굴림;Gulim"/>
-                <w:sz w:val="24"/>
+                <w:rFonts w:ascii="나눔고딕" w:hAnsi="나눔고딕" w:eastAsia="나눔고딕" w:cs="나눔고딕" w:hint="eastAsia"/>
+                <w:sz w:val="22"/>
+                <w:szCs w:val="22"/>
+              </w:rPr>
+            </w:pPr>
+            <w:r>
+              <w:rPr>
+                <w:rFonts w:ascii="나눔고딕" w:hAnsi="나눔고딕" w:cs="나눔고딕" w:hint="eastAsia" w:eastAsia="나눔고딕"/>
+                <w:sz w:val="22"/>
+                <w:szCs w:val="22"/>
               </w:rPr>
               <w:t xml:space="preserve">계약금액 </w:t>
             </w:r>
             <w:r>
               <w:rPr>
-                <w:rFonts w:eastAsia="굴림;Gulim" w:cs="굴림;Gulim" w:hint="eastAsia" w:ascii="굴림;Gulim" w:hAnsi="굴림;Gulim"/>
-                <w:sz w:val="24"/>
+                <w:rFonts w:eastAsia="나눔고딕" w:cs="나눔고딕" w:hint="eastAsia" w:ascii="나눔고딕" w:hAnsi="나눔고딕"/>
+                <w:sz w:val="22"/>
+                <w:szCs w:val="22"/>
               </w:rPr>
               <w:t xml:space="preserve">: </w:t>
             </w:r>
             <w:r>
               <w:rPr>
-                <w:rFonts w:ascii="굴림;Gulim" w:hAnsi="굴림;Gulim" w:cs="굴림;Gulim" w:hint="eastAsia" w:eastAsia="굴림;Gulim"/>
-                <w:sz w:val="24"/>
+                <w:rFonts w:ascii="나눔고딕" w:hAnsi="나눔고딕" w:cs="나눔고딕" w:hint="eastAsia" w:eastAsia="나눔고딕"/>
+                <w:sz w:val="22"/>
+                <w:szCs w:val="22"/>
               </w:rPr>
               <w:t>금액표시</w:t>
             </w:r>
@@ -756,7 +779,7 @@
               <w:snapToGrid w:val="false"/>
               <w:jc w:val="start"/>
               <w:rPr>
-                <w:rFonts w:ascii="굴림;Gulim" w:hAnsi="굴림;Gulim" w:eastAsia="굴림;Gulim" w:cs="굴림;Gulim" w:hint="eastAsia"/>
+                <w:rFonts w:ascii="나눔고딕" w:hAnsi="나눔고딕" w:eastAsia="나눔고딕" w:cs="나눔고딕" w:hint="eastAsia"/>
                 <w:kern w:val="0"/>
                 <w:sz w:val="24"/>
                 <w:szCs w:val="20"/>
@@ -764,7 +787,7 @@
             </w:pPr>
             <w:r>
               <w:rPr>
-                <w:rFonts w:eastAsia="굴림;Gulim" w:cs="굴림;Gulim" w:hint="eastAsia" w:ascii="굴림;Gulim" w:hAnsi="굴림;Gulim"/>
+                <w:rFonts w:eastAsia="나눔고딕" w:cs="나눔고딕" w:hint="eastAsia" w:ascii="나눔고딕" w:hAnsi="나눔고딕"/>
                 <w:kern w:val="0"/>
                 <w:sz w:val="24"/>
                 <w:szCs w:val="20"/>
@@ -791,13 +814,13 @@
               <w:ind w:firstLineChars="30" w:startChars="0" w:start="0" w:endChars="-54"/>
               <w:jc w:val="center"/>
               <w:rPr>
-                <w:rFonts w:ascii="굴림;Gulim" w:hAnsi="굴림;Gulim" w:eastAsia="굴림;Gulim" w:cs="굴림;Gulim" w:hint="eastAsia"/>
-                <w:sz w:val="24"/>
-              </w:rPr>
-            </w:pPr>
-            <w:r>
-              <w:rPr>
-                <w:rFonts w:ascii="굴림;Gulim" w:hAnsi="굴림;Gulim" w:cs="굴림;Gulim" w:hint="eastAsia" w:eastAsia="굴림;Gulim"/>
+                <w:rFonts w:ascii="나눔고딕" w:hAnsi="나눔고딕" w:eastAsia="나눔고딕" w:cs="나눔고딕" w:hint="eastAsia"/>
+                <w:sz w:val="24"/>
+              </w:rPr>
+            </w:pPr>
+            <w:r>
+              <w:rPr>
+                <w:rFonts w:ascii="나눔고딕" w:hAnsi="나눔고딕" w:cs="나눔고딕" w:hint="eastAsia" w:eastAsia="나눔고딕"/>
                 <w:sz w:val="24"/>
               </w:rPr>
               <w:t>선급금</w:t>
@@ -823,13 +846,13 @@
               <w:ind w:firstLineChars="30" w:startChars="0" w:start="0" w:endChars="-54"/>
               <w:jc w:val="center"/>
               <w:rPr>
-                <w:rFonts w:ascii="굴림;Gulim" w:hAnsi="굴림;Gulim" w:eastAsia="굴림;Gulim" w:cs="굴림;Gulim" w:hint="eastAsia"/>
-                <w:sz w:val="24"/>
-              </w:rPr>
-            </w:pPr>
-            <w:r>
-              <w:rPr>
-                <w:rFonts w:ascii="굴림;Gulim" w:hAnsi="굴림;Gulim" w:cs="굴림;Gulim" w:hint="eastAsia" w:eastAsia="굴림;Gulim"/>
+                <w:rFonts w:ascii="나눔고딕" w:hAnsi="나눔고딕" w:eastAsia="나눔고딕" w:cs="나눔고딕" w:hint="eastAsia"/>
+                <w:sz w:val="24"/>
+              </w:rPr>
+            </w:pPr>
+            <w:r>
+              <w:rPr>
+                <w:rFonts w:ascii="나눔고딕" w:hAnsi="나눔고딕" w:cs="나눔고딕" w:hint="eastAsia" w:eastAsia="나눔고딕"/>
                 <w:sz w:val="24"/>
               </w:rPr>
               <w:t>중도금</w:t>
@@ -855,13 +878,13 @@
               <w:ind w:firstLineChars="30" w:startChars="0" w:start="0" w:endChars="-54"/>
               <w:jc w:val="center"/>
               <w:rPr>
-                <w:rFonts w:ascii="굴림;Gulim" w:hAnsi="굴림;Gulim" w:eastAsia="굴림;Gulim" w:cs="굴림;Gulim" w:hint="eastAsia"/>
-                <w:sz w:val="24"/>
-              </w:rPr>
-            </w:pPr>
-            <w:r>
-              <w:rPr>
-                <w:rFonts w:ascii="굴림;Gulim" w:hAnsi="굴림;Gulim" w:cs="굴림;Gulim" w:hint="eastAsia" w:eastAsia="굴림;Gulim"/>
+                <w:rFonts w:ascii="나눔고딕" w:hAnsi="나눔고딕" w:eastAsia="나눔고딕" w:cs="나눔고딕" w:hint="eastAsia"/>
+                <w:sz w:val="24"/>
+              </w:rPr>
+            </w:pPr>
+            <w:r>
+              <w:rPr>
+                <w:rFonts w:ascii="나눔고딕" w:hAnsi="나눔고딕" w:cs="나눔고딕" w:hint="eastAsia" w:eastAsia="나눔고딕"/>
                 <w:sz w:val="24"/>
               </w:rPr>
               <w:t>잔금</w:t>
@@ -895,7 +918,7 @@
               <w:snapToGrid w:val="false"/>
               <w:jc w:val="start"/>
               <w:rPr>
-                <w:rFonts w:ascii="굴림;Gulim" w:hAnsi="굴림;Gulim" w:eastAsia="굴림;Gulim" w:cs="굴림;Gulim" w:hint="eastAsia"/>
+                <w:rFonts w:ascii="나눔고딕" w:hAnsi="나눔고딕" w:eastAsia="나눔고딕" w:cs="나눔고딕" w:hint="eastAsia"/>
                 <w:kern w:val="0"/>
                 <w:sz w:val="24"/>
                 <w:szCs w:val="20"/>
@@ -903,7 +926,7 @@
             </w:pPr>
             <w:r>
               <w:rPr>
-                <w:rFonts w:eastAsia="굴림;Gulim" w:cs="굴림;Gulim" w:hint="eastAsia" w:ascii="굴림;Gulim" w:hAnsi="굴림;Gulim"/>
+                <w:rFonts w:eastAsia="나눔고딕" w:cs="나눔고딕" w:hint="eastAsia" w:ascii="나눔고딕" w:hAnsi="나눔고딕"/>
                 <w:kern w:val="0"/>
                 <w:sz w:val="24"/>
                 <w:szCs w:val="20"/>
@@ -929,14 +952,16 @@
               <w:ind w:firstLineChars="30" w:startChars="0" w:start="0" w:endChars="-54"/>
               <w:jc w:val="center"/>
               <w:rPr>
-                <w:rFonts w:ascii="굴림;Gulim" w:hAnsi="굴림;Gulim" w:eastAsia="굴림;Gulim" w:cs="굴림;Gulim" w:hint="eastAsia"/>
-                <w:sz w:val="24"/>
-              </w:rPr>
-            </w:pPr>
-            <w:r>
-              <w:rPr>
-                <w:rFonts w:ascii="굴림;Gulim" w:hAnsi="굴림;Gulim" w:cs="굴림;Gulim" w:hint="eastAsia" w:eastAsia="굴림;Gulim"/>
-                <w:sz w:val="24"/>
+                <w:rFonts w:ascii="나눔고딕" w:hAnsi="나눔고딕" w:eastAsia="나눔고딕" w:cs="나눔고딕" w:hint="eastAsia"/>
+                <w:sz w:val="22"/>
+                <w:szCs w:val="22"/>
+              </w:rPr>
+            </w:pPr>
+            <w:r>
+              <w:rPr>
+                <w:rFonts w:ascii="나눔고딕" w:hAnsi="나눔고딕" w:cs="나눔고딕" w:hint="eastAsia" w:eastAsia="나눔고딕"/>
+                <w:sz w:val="22"/>
+                <w:szCs w:val="22"/>
               </w:rPr>
               <w:t>계약체결시</w:t>
             </w:r>
@@ -960,14 +985,16 @@
               <w:ind w:firstLineChars="30" w:startChars="0" w:start="0" w:endChars="-54"/>
               <w:jc w:val="center"/>
               <w:rPr>
-                <w:rFonts w:ascii="굴림;Gulim" w:hAnsi="굴림;Gulim" w:eastAsia="굴림;Gulim" w:cs="굴림;Gulim" w:hint="eastAsia"/>
-                <w:sz w:val="24"/>
-              </w:rPr>
-            </w:pPr>
-            <w:r>
-              <w:rPr>
-                <w:rFonts w:ascii="굴림;Gulim" w:hAnsi="굴림;Gulim" w:cs="굴림;Gulim" w:hint="eastAsia" w:eastAsia="굴림;Gulim"/>
-                <w:sz w:val="24"/>
+                <w:rFonts w:ascii="나눔고딕" w:hAnsi="나눔고딕" w:eastAsia="나눔고딕" w:cs="나눔고딕" w:hint="eastAsia"/>
+                <w:sz w:val="22"/>
+                <w:szCs w:val="22"/>
+              </w:rPr>
+            </w:pPr>
+            <w:r>
+              <w:rPr>
+                <w:rFonts w:ascii="나눔고딕" w:hAnsi="나눔고딕" w:cs="나눔고딕" w:hint="eastAsia" w:eastAsia="나눔고딕"/>
+                <w:sz w:val="22"/>
+                <w:szCs w:val="22"/>
               </w:rPr>
               <w:t>중간보고시</w:t>
             </w:r>
@@ -991,14 +1018,16 @@
               <w:ind w:firstLineChars="30" w:startChars="0" w:start="0" w:endChars="-54"/>
               <w:jc w:val="center"/>
               <w:rPr>
-                <w:rFonts w:ascii="굴림;Gulim" w:hAnsi="굴림;Gulim" w:eastAsia="굴림;Gulim" w:cs="굴림;Gulim" w:hint="eastAsia"/>
-                <w:sz w:val="24"/>
-              </w:rPr>
-            </w:pPr>
-            <w:r>
-              <w:rPr>
-                <w:rFonts w:ascii="굴림;Gulim" w:hAnsi="굴림;Gulim" w:cs="굴림;Gulim" w:hint="eastAsia" w:eastAsia="굴림;Gulim"/>
-                <w:sz w:val="24"/>
+                <w:rFonts w:ascii="나눔고딕" w:hAnsi="나눔고딕" w:eastAsia="나눔고딕" w:cs="나눔고딕" w:hint="eastAsia"/>
+                <w:sz w:val="22"/>
+                <w:szCs w:val="22"/>
+              </w:rPr>
+            </w:pPr>
+            <w:r>
+              <w:rPr>
+                <w:rFonts w:ascii="나눔고딕" w:hAnsi="나눔고딕" w:cs="나눔고딕" w:hint="eastAsia" w:eastAsia="나눔고딕"/>
+                <w:sz w:val="22"/>
+                <w:szCs w:val="22"/>
               </w:rPr>
               <w:t>납품완료시</w:t>
             </w:r>
@@ -1031,7 +1060,7 @@
               <w:snapToGrid w:val="false"/>
               <w:jc w:val="start"/>
               <w:rPr>
-                <w:rFonts w:ascii="굴림;Gulim" w:hAnsi="굴림;Gulim" w:eastAsia="굴림;Gulim" w:cs="굴림;Gulim" w:hint="eastAsia"/>
+                <w:rFonts w:ascii="나눔고딕" w:hAnsi="나눔고딕" w:eastAsia="나눔고딕" w:cs="나눔고딕" w:hint="eastAsia"/>
                 <w:kern w:val="0"/>
                 <w:sz w:val="24"/>
                 <w:szCs w:val="20"/>
@@ -1039,7 +1068,7 @@
             </w:pPr>
             <w:r>
               <w:rPr>
-                <w:rFonts w:eastAsia="굴림;Gulim" w:cs="굴림;Gulim" w:hint="eastAsia" w:ascii="굴림;Gulim" w:hAnsi="굴림;Gulim"/>
+                <w:rFonts w:eastAsia="나눔고딕" w:cs="나눔고딕" w:hint="eastAsia" w:ascii="나눔고딕" w:hAnsi="나눔고딕"/>
                 <w:kern w:val="0"/>
                 <w:sz w:val="24"/>
                 <w:szCs w:val="20"/>
@@ -1066,14 +1095,16 @@
               <w:ind w:firstLineChars="30" w:startChars="0" w:start="0" w:endChars="-54"/>
               <w:jc w:val="center"/>
               <w:rPr>
-                <w:rFonts w:ascii="굴림;Gulim" w:hAnsi="굴림;Gulim" w:eastAsia="굴림;Gulim" w:cs="굴림;Gulim" w:hint="eastAsia"/>
-                <w:sz w:val="24"/>
-              </w:rPr>
-            </w:pPr>
-            <w:r>
-              <w:rPr>
-                <w:rFonts w:eastAsia="굴림;Gulim" w:cs="굴림;Gulim" w:hint="eastAsia" w:ascii="굴림;Gulim" w:hAnsi="굴림;Gulim"/>
-                <w:sz w:val="24"/>
+                <w:rFonts w:ascii="나눔고딕" w:hAnsi="나눔고딕" w:eastAsia="나눔고딕" w:cs="나눔고딕" w:hint="eastAsia"/>
+                <w:sz w:val="22"/>
+                <w:szCs w:val="22"/>
+              </w:rPr>
+            </w:pPr>
+            <w:r>
+              <w:rPr>
+                <w:rFonts w:eastAsia="나눔고딕" w:cs="나눔고딕" w:hint="eastAsia" w:ascii="나눔고딕" w:hAnsi="나눔고딕"/>
+                <w:sz w:val="22"/>
+                <w:szCs w:val="22"/>
               </w:rPr>
             </w:r>
           </w:p>
@@ -1097,14 +1128,16 @@
               <w:ind w:firstLineChars="30" w:startChars="0" w:start="0" w:endChars="-54"/>
               <w:jc w:val="center"/>
               <w:rPr>
-                <w:rFonts w:ascii="굴림;Gulim" w:hAnsi="굴림;Gulim" w:eastAsia="굴림;Gulim" w:cs="굴림;Gulim" w:hint="eastAsia"/>
-                <w:sz w:val="24"/>
-              </w:rPr>
-            </w:pPr>
-            <w:r>
-              <w:rPr>
-                <w:rFonts w:eastAsia="굴림;Gulim" w:cs="굴림;Gulim" w:hint="eastAsia" w:ascii="굴림;Gulim" w:hAnsi="굴림;Gulim"/>
-                <w:sz w:val="24"/>
+                <w:rFonts w:ascii="나눔고딕" w:hAnsi="나눔고딕" w:eastAsia="나눔고딕" w:cs="나눔고딕" w:hint="eastAsia"/>
+                <w:sz w:val="22"/>
+                <w:szCs w:val="22"/>
+              </w:rPr>
+            </w:pPr>
+            <w:r>
+              <w:rPr>
+                <w:rFonts w:eastAsia="나눔고딕" w:cs="나눔고딕" w:hint="eastAsia" w:ascii="나눔고딕" w:hAnsi="나눔고딕"/>
+                <w:sz w:val="22"/>
+                <w:szCs w:val="22"/>
               </w:rPr>
             </w:r>
           </w:p>
@@ -1127,14 +1160,16 @@
               <w:ind w:firstLineChars="30" w:startChars="0" w:start="0" w:endChars="-54"/>
               <w:jc w:val="center"/>
               <w:rPr>
-                <w:rFonts w:ascii="굴림;Gulim" w:hAnsi="굴림;Gulim" w:eastAsia="굴림;Gulim" w:cs="굴림;Gulim" w:hint="eastAsia"/>
-                <w:sz w:val="24"/>
-              </w:rPr>
-            </w:pPr>
-            <w:r>
-              <w:rPr>
-                <w:rFonts w:ascii="굴림;Gulim" w:hAnsi="굴림;Gulim" w:cs="굴림;Gulim" w:hint="eastAsia" w:eastAsia="굴림;Gulim"/>
-                <w:sz w:val="24"/>
+                <w:rFonts w:ascii="나눔고딕" w:hAnsi="나눔고딕" w:eastAsia="나눔고딕" w:cs="나눔고딕" w:hint="eastAsia"/>
+                <w:sz w:val="22"/>
+                <w:szCs w:val="22"/>
+              </w:rPr>
+            </w:pPr>
+            <w:r>
+              <w:rPr>
+                <w:rFonts w:ascii="나눔고딕" w:hAnsi="나눔고딕" w:cs="나눔고딕" w:hint="eastAsia" w:eastAsia="나눔고딕"/>
+                <w:sz w:val="22"/>
+                <w:szCs w:val="22"/>
               </w:rPr>
               <w:t>계약금액 표시</w:t>
             </w:r>
@@ -1167,7 +1202,7 @@
               <w:snapToGrid w:val="false"/>
               <w:jc w:val="start"/>
               <w:rPr>
-                <w:rFonts w:ascii="굴림;Gulim" w:hAnsi="굴림;Gulim" w:eastAsia="굴림;Gulim" w:cs="굴림;Gulim" w:hint="eastAsia"/>
+                <w:rFonts w:ascii="나눔고딕" w:hAnsi="나눔고딕" w:eastAsia="나눔고딕" w:cs="나눔고딕" w:hint="eastAsia"/>
                 <w:kern w:val="0"/>
                 <w:sz w:val="24"/>
                 <w:szCs w:val="20"/>
@@ -1175,7 +1210,7 @@
             </w:pPr>
             <w:r>
               <w:rPr>
-                <w:rFonts w:eastAsia="굴림;Gulim" w:cs="굴림;Gulim" w:hint="eastAsia" w:ascii="굴림;Gulim" w:hAnsi="굴림;Gulim"/>
+                <w:rFonts w:eastAsia="나눔고딕" w:cs="나눔고딕" w:hint="eastAsia" w:ascii="나눔고딕" w:hAnsi="나눔고딕"/>
                 <w:kern w:val="0"/>
                 <w:sz w:val="24"/>
                 <w:szCs w:val="20"/>
@@ -1202,14 +1237,16 @@
               <w:ind w:firstLineChars="30" w:startChars="0" w:start="0" w:endChars="-54"/>
               <w:jc w:val="center"/>
               <w:rPr>
-                <w:rFonts w:ascii="굴림;Gulim" w:hAnsi="굴림;Gulim" w:eastAsia="굴림;Gulim" w:cs="굴림;Gulim" w:hint="eastAsia"/>
-                <w:sz w:val="24"/>
-              </w:rPr>
-            </w:pPr>
-            <w:r>
-              <w:rPr>
-                <w:rFonts w:eastAsia="굴림;Gulim" w:cs="굴림;Gulim" w:hint="eastAsia" w:ascii="굴림;Gulim" w:hAnsi="굴림;Gulim"/>
-                <w:sz w:val="24"/>
+                <w:rFonts w:ascii="나눔고딕" w:hAnsi="나눔고딕" w:eastAsia="나눔고딕" w:cs="나눔고딕" w:hint="eastAsia"/>
+                <w:sz w:val="22"/>
+                <w:szCs w:val="22"/>
+              </w:rPr>
+            </w:pPr>
+            <w:r>
+              <w:rPr>
+                <w:rFonts w:eastAsia="나눔고딕" w:cs="나눔고딕" w:hint="eastAsia" w:ascii="나눔고딕" w:hAnsi="나눔고딕"/>
+                <w:sz w:val="22"/>
+                <w:szCs w:val="22"/>
               </w:rPr>
             </w:r>
           </w:p>
@@ -1233,14 +1270,16 @@
               <w:ind w:firstLineChars="30" w:startChars="0" w:start="0" w:endChars="-54"/>
               <w:jc w:val="center"/>
               <w:rPr>
-                <w:rFonts w:ascii="굴림;Gulim" w:hAnsi="굴림;Gulim" w:eastAsia="굴림;Gulim" w:cs="굴림;Gulim" w:hint="eastAsia"/>
-                <w:sz w:val="24"/>
-              </w:rPr>
-            </w:pPr>
-            <w:r>
-              <w:rPr>
-                <w:rFonts w:eastAsia="굴림;Gulim" w:cs="굴림;Gulim" w:hint="eastAsia" w:ascii="굴림;Gulim" w:hAnsi="굴림;Gulim"/>
-                <w:sz w:val="24"/>
+                <w:rFonts w:ascii="나눔고딕" w:hAnsi="나눔고딕" w:eastAsia="나눔고딕" w:cs="나눔고딕" w:hint="eastAsia"/>
+                <w:sz w:val="22"/>
+                <w:szCs w:val="22"/>
+              </w:rPr>
+            </w:pPr>
+            <w:r>
+              <w:rPr>
+                <w:rFonts w:eastAsia="나눔고딕" w:cs="나눔고딕" w:hint="eastAsia" w:ascii="나눔고딕" w:hAnsi="나눔고딕"/>
+                <w:sz w:val="22"/>
+                <w:szCs w:val="22"/>
               </w:rPr>
             </w:r>
           </w:p>
@@ -1264,14 +1303,16 @@
               <w:ind w:firstLineChars="30" w:startChars="0" w:start="0" w:endChars="-54"/>
               <w:jc w:val="center"/>
               <w:rPr>
-                <w:rFonts w:ascii="굴림;Gulim" w:hAnsi="굴림;Gulim" w:eastAsia="굴림;Gulim" w:cs="굴림;Gulim" w:hint="eastAsia"/>
-                <w:sz w:val="24"/>
-              </w:rPr>
-            </w:pPr>
-            <w:r>
-              <w:rPr>
-                <w:rFonts w:eastAsia="굴림;Gulim" w:cs="굴림;Gulim" w:hint="eastAsia" w:ascii="굴림;Gulim" w:hAnsi="굴림;Gulim"/>
-                <w:sz w:val="24"/>
+                <w:rFonts w:ascii="나눔고딕" w:hAnsi="나눔고딕" w:eastAsia="나눔고딕" w:cs="나눔고딕" w:hint="eastAsia"/>
+                <w:sz w:val="22"/>
+                <w:szCs w:val="22"/>
+              </w:rPr>
+            </w:pPr>
+            <w:r>
+              <w:rPr>
+                <w:rFonts w:eastAsia="나눔고딕" w:cs="나눔고딕" w:hint="eastAsia" w:ascii="나눔고딕" w:hAnsi="나눔고딕"/>
+                <w:sz w:val="22"/>
+                <w:szCs w:val="22"/>
               </w:rPr>
             </w:r>
           </w:p>
@@ -1299,13 +1340,13 @@
               <w:ind w:hangingChars="45" w:startChars="-54" w:endChars="-54"/>
               <w:jc w:val="center"/>
               <w:rPr>
-                <w:rFonts w:ascii="굴림;Gulim" w:hAnsi="굴림;Gulim" w:eastAsia="굴림;Gulim" w:cs="굴림;Gulim" w:hint="eastAsia"/>
-                <w:sz w:val="24"/>
-              </w:rPr>
-            </w:pPr>
-            <w:r>
-              <w:rPr>
-                <w:rFonts w:ascii="굴림;Gulim" w:hAnsi="굴림;Gulim" w:cs="굴림;Gulim" w:hint="eastAsia" w:eastAsia="굴림;Gulim"/>
+                <w:rFonts w:ascii="나눔고딕" w:hAnsi="나눔고딕" w:eastAsia="나눔고딕" w:cs="나눔고딕" w:hint="eastAsia"/>
+                <w:sz w:val="24"/>
+              </w:rPr>
+            </w:pPr>
+            <w:r>
+              <w:rPr>
+                <w:rFonts w:ascii="나눔고딕" w:hAnsi="나눔고딕" w:cs="나눔고딕" w:hint="eastAsia" w:eastAsia="나눔고딕"/>
                 <w:sz w:val="24"/>
               </w:rPr>
               <w:t>세부내역</w:t>
@@ -1330,10 +1371,10 @@
               <w:autoSpaceDE w:val="true"/>
               <w:snapToGrid w:val="false"/>
               <w:spacing w:lineRule="atLeast" w:line="280"/>
-              <w:ind w:firstLineChars="100" w:startChars="0" w:start="0" w:endChars="-54"/>
+              <w:ind w:firstLineChars="0" w:firstLine="0" w:startChars="0" w:start="0" w:endChars="-54"/>
               <w:jc w:val="start"/>
               <w:rPr>
-                <w:rFonts w:ascii="굴림;Gulim" w:hAnsi="굴림;Gulim" w:eastAsia="굴림;Gulim" w:cs="굴림;Gulim" w:hint="eastAsia"/>
+                <w:rFonts w:ascii="나눔고딕" w:hAnsi="나눔고딕" w:eastAsia="나눔고딕" w:cs="굴림;Gulim" w:hint="eastAsia"/>
                 <w:kern w:val="0"/>
                 <w:sz w:val="24"/>
                 <w:szCs w:val="20"/>
@@ -1341,7 +1382,7 @@
             </w:pPr>
             <w:r>
               <w:rPr>
-                <w:rFonts w:eastAsia="굴림;Gulim" w:cs="굴림;Gulim" w:hint="eastAsia" w:ascii="굴림;Gulim" w:hAnsi="굴림;Gulim"/>
+                <w:rFonts w:eastAsia="나눔고딕" w:cs="굴림;Gulim" w:hint="eastAsia" w:ascii="나눔고딕" w:hAnsi="나눔고딕"/>
                 <w:kern w:val="0"/>
                 <w:sz w:val="24"/>
                 <w:szCs w:val="20"/>
@@ -1371,14 +1412,14 @@
               <w:ind w:firstLineChars="30" w:startChars="0" w:start="0" w:endChars="-54"/>
               <w:jc w:val="center"/>
               <w:rPr>
-                <w:rFonts w:ascii="굴림;Gulim" w:hAnsi="굴림;Gulim" w:eastAsia="굴림;Gulim" w:cs="굴림;Gulim" w:hint="eastAsia"/>
+                <w:rFonts w:ascii="나눔고딕" w:hAnsi="나눔고딕" w:eastAsia="나눔고딕" w:cs="나눔고딕" w:hint="eastAsia"/>
                 <w:b/>
                 <w:sz w:val="24"/>
               </w:rPr>
             </w:pPr>
             <w:r>
               <w:rPr>
-                <w:rFonts w:ascii="굴림;Gulim" w:hAnsi="굴림;Gulim" w:cs="굴림;Gulim" w:hint="eastAsia" w:eastAsia="굴림;Gulim"/>
+                <w:rFonts w:ascii="나눔고딕" w:hAnsi="나눔고딕" w:cs="나눔고딕" w:hint="eastAsia" w:eastAsia="나눔고딕"/>
                 <w:b/>
                 <w:sz w:val="24"/>
               </w:rPr>
@@ -1407,13 +1448,13 @@
               <w:ind w:firstLineChars="0" w:firstLine="0" w:startChars="-54" w:endChars="-54"/>
               <w:jc w:val="center"/>
               <w:rPr>
-                <w:rFonts w:ascii="굴림;Gulim" w:hAnsi="굴림;Gulim" w:eastAsia="굴림;Gulim" w:cs="굴림;Gulim" w:hint="eastAsia"/>
-                <w:sz w:val="24"/>
-              </w:rPr>
-            </w:pPr>
-            <w:r>
-              <w:rPr>
-                <w:rFonts w:ascii="굴림;Gulim" w:hAnsi="굴림;Gulim" w:cs="굴림;Gulim" w:hint="eastAsia" w:eastAsia="굴림;Gulim"/>
+                <w:rFonts w:ascii="나눔고딕" w:hAnsi="나눔고딕" w:eastAsia="나눔고딕" w:cs="나눔고딕" w:hint="eastAsia"/>
+                <w:sz w:val="24"/>
+              </w:rPr>
+            </w:pPr>
+            <w:r>
+              <w:rPr>
+                <w:rFonts w:ascii="나눔고딕" w:hAnsi="나눔고딕" w:cs="나눔고딕" w:hint="eastAsia" w:eastAsia="나눔고딕"/>
                 <w:sz w:val="24"/>
               </w:rPr>
               <w:t>고객명</w:t>
@@ -1438,13 +1479,13 @@
               <w:ind w:firstLineChars="30" w:startChars="0" w:start="0" w:endChars="-54"/>
               <w:jc w:val="center"/>
               <w:rPr>
-                <w:rFonts w:ascii="굴림;Gulim" w:hAnsi="굴림;Gulim" w:eastAsia="굴림;Gulim" w:cs="굴림;Gulim" w:hint="eastAsia"/>
-                <w:sz w:val="24"/>
-              </w:rPr>
-            </w:pPr>
-            <w:r>
-              <w:rPr>
-                <w:rFonts w:ascii="굴림;Gulim" w:hAnsi="굴림;Gulim" w:cs="굴림;Gulim" w:hint="eastAsia" w:eastAsia="굴림;Gulim"/>
+                <w:rFonts w:ascii="나눔고딕" w:hAnsi="나눔고딕" w:eastAsia="나눔고딕" w:cs="나눔고딕" w:hint="eastAsia"/>
+                <w:sz w:val="24"/>
+              </w:rPr>
+            </w:pPr>
+            <w:r>
+              <w:rPr>
+                <w:rFonts w:ascii="나눔고딕" w:hAnsi="나눔고딕" w:cs="나눔고딕" w:hint="eastAsia" w:eastAsia="나눔고딕"/>
                 <w:kern w:val="0"/>
                 <w:sz w:val="24"/>
               </w:rPr>
@@ -1476,13 +1517,13 @@
               <w:ind w:firstLineChars="0" w:firstLine="0" w:startChars="-54" w:endChars="-54"/>
               <w:jc w:val="center"/>
               <w:rPr>
-                <w:rFonts w:ascii="굴림;Gulim" w:hAnsi="굴림;Gulim" w:eastAsia="굴림;Gulim" w:cs="굴림;Gulim" w:hint="eastAsia"/>
-                <w:sz w:val="24"/>
-              </w:rPr>
-            </w:pPr>
-            <w:r>
-              <w:rPr>
-                <w:rFonts w:ascii="굴림;Gulim" w:hAnsi="굴림;Gulim" w:cs="굴림;Gulim" w:hint="eastAsia" w:eastAsia="굴림;Gulim"/>
+                <w:rFonts w:ascii="나눔고딕" w:hAnsi="나눔고딕" w:eastAsia="나눔고딕" w:cs="나눔고딕" w:hint="eastAsia"/>
+                <w:sz w:val="24"/>
+              </w:rPr>
+            </w:pPr>
+            <w:r>
+              <w:rPr>
+                <w:rFonts w:ascii="나눔고딕" w:hAnsi="나눔고딕" w:cs="나눔고딕" w:hint="eastAsia" w:eastAsia="나눔고딕"/>
                 <w:sz w:val="24"/>
               </w:rPr>
               <w:t>담당자</w:t>
@@ -1506,13 +1547,13 @@
               <w:ind w:hangingChars="45" w:startChars="-108" w:endChars="-54"/>
               <w:jc w:val="center"/>
               <w:rPr>
-                <w:rFonts w:ascii="굴림;Gulim" w:hAnsi="굴림;Gulim" w:eastAsia="굴림;Gulim" w:cs="굴림;Gulim" w:hint="eastAsia"/>
-                <w:sz w:val="24"/>
-              </w:rPr>
-            </w:pPr>
-            <w:r>
-              <w:rPr>
-                <w:rFonts w:ascii="굴림;Gulim" w:hAnsi="굴림;Gulim" w:cs="굴림;Gulim" w:hint="eastAsia" w:eastAsia="굴림;Gulim"/>
+                <w:rFonts w:ascii="나눔고딕" w:hAnsi="나눔고딕" w:eastAsia="나눔고딕" w:cs="나눔고딕" w:hint="eastAsia"/>
+                <w:sz w:val="24"/>
+              </w:rPr>
+            </w:pPr>
+            <w:r>
+              <w:rPr>
+                <w:rFonts w:ascii="나눔고딕" w:hAnsi="나눔고딕" w:cs="나눔고딕" w:hint="eastAsia" w:eastAsia="나눔고딕"/>
                 <w:sz w:val="24"/>
               </w:rPr>
               <w:t>성명</w:t>
@@ -1537,20 +1578,20 @@
               <w:ind w:hangingChars="45" w:startChars="-108" w:endChars="-54"/>
               <w:jc w:val="center"/>
               <w:rPr>
-                <w:rFonts w:ascii="굴림;Gulim" w:hAnsi="굴림;Gulim" w:eastAsia="굴림;Gulim" w:cs="굴림;Gulim" w:hint="eastAsia"/>
-                <w:sz w:val="24"/>
-              </w:rPr>
-            </w:pPr>
-            <w:r>
-              <w:rPr>
-                <w:rFonts w:ascii="굴림;Gulim" w:hAnsi="굴림;Gulim" w:cs="굴림;Gulim" w:hint="eastAsia" w:eastAsia="굴림;Gulim"/>
+                <w:rFonts w:ascii="나눔고딕" w:hAnsi="나눔고딕" w:eastAsia="나눔고딕" w:cs="나눔고딕" w:hint="eastAsia"/>
+                <w:sz w:val="24"/>
+              </w:rPr>
+            </w:pPr>
+            <w:r>
+              <w:rPr>
+                <w:rFonts w:ascii="나눔고딕" w:hAnsi="나눔고딕" w:cs="나눔고딕" w:hint="eastAsia" w:eastAsia="나눔고딕"/>
                 <w:sz w:val="24"/>
               </w:rPr>
               <w:t>연락처</w:t>
             </w:r>
             <w:r>
               <w:rPr>
-                <w:rFonts w:eastAsia="굴림;Gulim" w:cs="굴림;Gulim" w:hint="eastAsia" w:ascii="굴림;Gulim" w:hAnsi="굴림;Gulim"/>
+                <w:rFonts w:eastAsia="나눔고딕" w:cs="나눔고딕" w:hint="eastAsia" w:ascii="나눔고딕" w:hAnsi="나눔고딕"/>
                 <w:sz w:val="24"/>
               </w:rPr>
               <w:t>(☎)</w:t>
@@ -1574,13 +1615,13 @@
               <w:ind w:hangingChars="45" w:startChars="-108" w:endChars="-54"/>
               <w:jc w:val="center"/>
               <w:rPr>
-                <w:rFonts w:ascii="굴림;Gulim" w:hAnsi="굴림;Gulim" w:eastAsia="굴림;Gulim" w:cs="굴림;Gulim" w:hint="eastAsia"/>
-                <w:sz w:val="24"/>
-              </w:rPr>
-            </w:pPr>
-            <w:r>
-              <w:rPr>
-                <w:rFonts w:ascii="굴림;Gulim" w:hAnsi="굴림;Gulim" w:cs="굴림;Gulim" w:hint="eastAsia" w:eastAsia="굴림;Gulim"/>
+                <w:rFonts w:ascii="나눔고딕" w:hAnsi="나눔고딕" w:eastAsia="나눔고딕" w:cs="나눔고딕" w:hint="eastAsia"/>
+                <w:sz w:val="24"/>
+              </w:rPr>
+            </w:pPr>
+            <w:r>
+              <w:rPr>
+                <w:rFonts w:ascii="나눔고딕" w:hAnsi="나눔고딕" w:cs="나눔고딕" w:hint="eastAsia" w:eastAsia="나눔고딕"/>
                 <w:sz w:val="24"/>
               </w:rPr>
               <w:t>핸드폰</w:t>
@@ -1605,13 +1646,13 @@
               <w:ind w:hangingChars="45" w:startChars="-108" w:endChars="-54"/>
               <w:jc w:val="center"/>
               <w:rPr>
-                <w:rFonts w:ascii="굴림;Gulim" w:hAnsi="굴림;Gulim" w:eastAsia="굴림;Gulim" w:cs="굴림;Gulim" w:hint="eastAsia"/>
-                <w:sz w:val="24"/>
-              </w:rPr>
-            </w:pPr>
-            <w:r>
-              <w:rPr>
-                <w:rFonts w:eastAsia="굴림;Gulim" w:cs="굴림;Gulim" w:hint="eastAsia" w:ascii="굴림;Gulim" w:hAnsi="굴림;Gulim"/>
+                <w:rFonts w:ascii="나눔고딕" w:hAnsi="나눔고딕" w:eastAsia="나눔고딕" w:cs="나눔고딕" w:hint="eastAsia"/>
+                <w:sz w:val="24"/>
+              </w:rPr>
+            </w:pPr>
+            <w:r>
+              <w:rPr>
+                <w:rFonts w:eastAsia="나눔고딕" w:cs="나눔고딕" w:hint="eastAsia" w:ascii="나눔고딕" w:hAnsi="나눔고딕"/>
                 <w:sz w:val="24"/>
               </w:rPr>
               <w:t>E-Mail</w:t>
@@ -1635,13 +1676,13 @@
               <w:ind w:hangingChars="45" w:startChars="-108" w:endChars="-54"/>
               <w:jc w:val="center"/>
               <w:rPr>
-                <w:rFonts w:ascii="굴림;Gulim" w:hAnsi="굴림;Gulim" w:eastAsia="굴림;Gulim" w:cs="굴림;Gulim" w:hint="eastAsia"/>
-                <w:sz w:val="24"/>
-              </w:rPr>
-            </w:pPr>
-            <w:r>
-              <w:rPr>
-                <w:rFonts w:ascii="굴림;Gulim" w:hAnsi="굴림;Gulim" w:cs="굴림;Gulim" w:hint="eastAsia" w:eastAsia="굴림;Gulim"/>
+                <w:rFonts w:ascii="나눔고딕" w:hAnsi="나눔고딕" w:eastAsia="나눔고딕" w:cs="나눔고딕" w:hint="eastAsia"/>
+                <w:sz w:val="24"/>
+              </w:rPr>
+            </w:pPr>
+            <w:r>
+              <w:rPr>
+                <w:rFonts w:ascii="나눔고딕" w:hAnsi="나눔고딕" w:cs="나눔고딕" w:hint="eastAsia" w:eastAsia="나눔고딕"/>
                 <w:sz w:val="24"/>
               </w:rPr>
               <w:t>비고</w:t>
@@ -1674,7 +1715,7 @@
               <w:snapToGrid w:val="false"/>
               <w:jc w:val="start"/>
               <w:rPr>
-                <w:rFonts w:ascii="굴림;Gulim" w:hAnsi="굴림;Gulim" w:eastAsia="굴림;Gulim" w:cs="굴림;Gulim" w:hint="eastAsia"/>
+                <w:rFonts w:ascii="나눔고딕" w:hAnsi="나눔고딕" w:eastAsia="나눔고딕" w:cs="나눔고딕" w:hint="eastAsia"/>
                 <w:kern w:val="0"/>
                 <w:sz w:val="24"/>
                 <w:szCs w:val="20"/>
@@ -1682,7 +1723,7 @@
             </w:pPr>
             <w:r>
               <w:rPr>
-                <w:rFonts w:eastAsia="굴림;Gulim" w:cs="굴림;Gulim" w:hint="eastAsia" w:ascii="굴림;Gulim" w:hAnsi="굴림;Gulim"/>
+                <w:rFonts w:eastAsia="나눔고딕" w:cs="나눔고딕" w:hint="eastAsia" w:ascii="나눔고딕" w:hAnsi="나눔고딕"/>
                 <w:kern w:val="0"/>
                 <w:sz w:val="24"/>
                 <w:szCs w:val="20"/>
@@ -1704,21 +1745,19 @@
           <w:p>
             <w:pPr>
               <w:pStyle w:val="Normal"/>
-              <w:snapToGrid w:val="false"/>
               <w:ind w:hangingChars="45" w:startChars="-108" w:endChars="-54"/>
               <w:jc w:val="center"/>
               <w:rPr>
-                <w:rFonts w:ascii="맑은 고딕" w:hAnsi="맑은 고딕" w:eastAsia="맑은 고딕" w:cs="맑은 고딕" w:hint="eastAsia"/>
-                <w:sz w:val="24"/>
-                <w:szCs w:val="20"/>
-              </w:rPr>
-            </w:pPr>
-            <w:r>
-              <w:rPr>
-                <w:rFonts w:eastAsia="맑은 고딕" w:cs="맑은 고딕" w:hint="eastAsia" w:ascii="맑은 고딕" w:hAnsi="맑은 고딕"/>
-                <w:sz w:val="24"/>
-                <w:szCs w:val="20"/>
-              </w:rPr>
+                <w:rFonts w:ascii="나눔고딕" w:hAnsi="나눔고딕" w:eastAsia="나눔고딕" w:cs="나눔고딕" w:hint="eastAsia"/>
+                <w:szCs w:val="20"/>
+              </w:rPr>
+            </w:pPr>
+            <w:r>
+              <w:rPr>
+                <w:rFonts w:eastAsia="나눔고딕" w:cs="나눔고딕" w:hint="eastAsia" w:ascii="나눔고딕" w:hAnsi="나눔고딕"/>
+                <w:szCs w:val="20"/>
+              </w:rPr>
+              <w:t xml:space="preserve"> </w:t>
             </w:r>
           </w:p>
         </w:tc>
@@ -1741,13 +1780,13 @@
               <w:ind w:hangingChars="45" w:startChars="-108" w:endChars="-54"/>
               <w:jc w:val="center"/>
               <w:rPr>
-                <w:rFonts w:ascii="맑은 고딕" w:hAnsi="맑은 고딕" w:eastAsia="맑은 고딕" w:cs="맑은 고딕" w:hint="eastAsia"/>
-                <w:szCs w:val="20"/>
-              </w:rPr>
-            </w:pPr>
-            <w:r>
-              <w:rPr>
-                <w:rFonts w:eastAsia="맑은 고딕" w:cs="맑은 고딕" w:hint="eastAsia" w:ascii="맑은 고딕" w:hAnsi="맑은 고딕"/>
+                <w:rFonts w:ascii="나눔고딕" w:hAnsi="나눔고딕" w:eastAsia="나눔고딕" w:cs="나눔고딕" w:hint="eastAsia"/>
+                <w:szCs w:val="20"/>
+              </w:rPr>
+            </w:pPr>
+            <w:r>
+              <w:rPr>
+                <w:rFonts w:eastAsia="나눔고딕" w:cs="나눔고딕" w:hint="eastAsia" w:ascii="나눔고딕" w:hAnsi="나눔고딕"/>
                 <w:szCs w:val="20"/>
               </w:rPr>
             </w:r>
@@ -1771,13 +1810,13 @@
               <w:ind w:hangingChars="45" w:startChars="-108" w:endChars="-54"/>
               <w:jc w:val="center"/>
               <w:rPr>
-                <w:rFonts w:ascii="맑은 고딕" w:hAnsi="맑은 고딕" w:eastAsia="맑은 고딕" w:cs="맑은 고딕" w:hint="eastAsia"/>
-                <w:szCs w:val="20"/>
-              </w:rPr>
-            </w:pPr>
-            <w:r>
-              <w:rPr>
-                <w:rFonts w:eastAsia="맑은 고딕" w:cs="맑은 고딕" w:hint="eastAsia" w:ascii="맑은 고딕" w:hAnsi="맑은 고딕"/>
+                <w:rFonts w:ascii="나눔고딕" w:hAnsi="나눔고딕" w:eastAsia="나눔고딕" w:cs="나눔고딕" w:hint="eastAsia"/>
+                <w:szCs w:val="20"/>
+              </w:rPr>
+            </w:pPr>
+            <w:r>
+              <w:rPr>
+                <w:rFonts w:eastAsia="나눔고딕" w:cs="나눔고딕" w:hint="eastAsia" w:ascii="나눔고딕" w:hAnsi="나눔고딕"/>
                 <w:szCs w:val="20"/>
               </w:rPr>
             </w:r>
@@ -1802,13 +1841,13 @@
               <w:ind w:hangingChars="45" w:startChars="-108" w:endChars="-54"/>
               <w:jc w:val="center"/>
               <w:rPr>
-                <w:rFonts w:ascii="맑은 고딕" w:hAnsi="맑은 고딕" w:eastAsia="맑은 고딕" w:cs="맑은 고딕" w:hint="eastAsia"/>
-                <w:szCs w:val="20"/>
-              </w:rPr>
-            </w:pPr>
-            <w:r>
-              <w:rPr>
-                <w:rFonts w:eastAsia="맑은 고딕" w:cs="맑은 고딕" w:hint="eastAsia" w:ascii="맑은 고딕" w:hAnsi="맑은 고딕"/>
+                <w:rFonts w:ascii="나눔고딕" w:hAnsi="나눔고딕" w:eastAsia="나눔고딕" w:cs="나눔고딕" w:hint="eastAsia"/>
+                <w:szCs w:val="20"/>
+              </w:rPr>
+            </w:pPr>
+            <w:r>
+              <w:rPr>
+                <w:rFonts w:eastAsia="나눔고딕" w:cs="나눔고딕" w:hint="eastAsia" w:ascii="나눔고딕" w:hAnsi="나눔고딕"/>
                 <w:szCs w:val="20"/>
               </w:rPr>
             </w:r>
@@ -1832,13 +1871,13 @@
               <w:ind w:hangingChars="45" w:startChars="-108" w:endChars="-54"/>
               <w:jc w:val="center"/>
               <w:rPr>
-                <w:rFonts w:ascii="맑은 고딕" w:hAnsi="맑은 고딕" w:eastAsia="맑은 고딕" w:cs="맑은 고딕" w:hint="eastAsia"/>
-                <w:szCs w:val="20"/>
-              </w:rPr>
-            </w:pPr>
-            <w:r>
-              <w:rPr>
-                <w:rFonts w:eastAsia="맑은 고딕" w:cs="맑은 고딕" w:hint="eastAsia" w:ascii="맑은 고딕" w:hAnsi="맑은 고딕"/>
+                <w:rFonts w:ascii="나눔고딕" w:hAnsi="나눔고딕" w:eastAsia="나눔고딕" w:cs="나눔고딕" w:hint="eastAsia"/>
+                <w:szCs w:val="20"/>
+              </w:rPr>
+            </w:pPr>
+            <w:r>
+              <w:rPr>
+                <w:rFonts w:eastAsia="나눔고딕" w:cs="나눔고딕" w:hint="eastAsia" w:ascii="나눔고딕" w:hAnsi="나눔고딕"/>
                 <w:szCs w:val="20"/>
               </w:rPr>
             </w:r>
@@ -1871,7 +1910,7 @@
               <w:snapToGrid w:val="false"/>
               <w:jc w:val="start"/>
               <w:rPr>
-                <w:rFonts w:ascii="굴림;Gulim" w:hAnsi="굴림;Gulim" w:eastAsia="굴림;Gulim" w:cs="굴림;Gulim" w:hint="eastAsia"/>
+                <w:rFonts w:ascii="나눔고딕" w:hAnsi="나눔고딕" w:eastAsia="나눔고딕" w:cs="나눔고딕" w:hint="eastAsia"/>
                 <w:kern w:val="0"/>
                 <w:sz w:val="24"/>
                 <w:szCs w:val="20"/>
@@ -1879,7 +1918,7 @@
             </w:pPr>
             <w:r>
               <w:rPr>
-                <w:rFonts w:eastAsia="굴림;Gulim" w:cs="굴림;Gulim" w:hint="eastAsia" w:ascii="굴림;Gulim" w:hAnsi="굴림;Gulim"/>
+                <w:rFonts w:eastAsia="나눔고딕" w:cs="나눔고딕" w:hint="eastAsia" w:ascii="나눔고딕" w:hAnsi="나눔고딕"/>
                 <w:kern w:val="0"/>
                 <w:sz w:val="24"/>
                 <w:szCs w:val="20"/>
@@ -1905,14 +1944,14 @@
               <w:ind w:hangingChars="45" w:startChars="-108" w:endChars="-54"/>
               <w:jc w:val="center"/>
               <w:rPr>
-                <w:rFonts w:ascii="맑은 고딕" w:hAnsi="맑은 고딕" w:eastAsia="맑은 고딕" w:cs="맑은 고딕" w:hint="eastAsia"/>
-                <w:sz w:val="24"/>
-                <w:szCs w:val="20"/>
-              </w:rPr>
-            </w:pPr>
-            <w:r>
-              <w:rPr>
-                <w:rFonts w:eastAsia="맑은 고딕" w:cs="맑은 고딕" w:hint="eastAsia" w:ascii="맑은 고딕" w:hAnsi="맑은 고딕"/>
+                <w:rFonts w:ascii="나눔고딕" w:hAnsi="나눔고딕" w:eastAsia="나눔고딕" w:cs="나눔고딕" w:hint="eastAsia"/>
+                <w:sz w:val="24"/>
+                <w:szCs w:val="20"/>
+              </w:rPr>
+            </w:pPr>
+            <w:r>
+              <w:rPr>
+                <w:rFonts w:eastAsia="나눔고딕" w:cs="나눔고딕" w:hint="eastAsia" w:ascii="나눔고딕" w:hAnsi="나눔고딕"/>
                 <w:sz w:val="24"/>
                 <w:szCs w:val="20"/>
               </w:rPr>
@@ -1938,13 +1977,13 @@
               <w:ind w:hangingChars="45" w:startChars="-108" w:endChars="-54"/>
               <w:jc w:val="center"/>
               <w:rPr>
-                <w:rFonts w:ascii="맑은 고딕" w:hAnsi="맑은 고딕" w:eastAsia="맑은 고딕" w:cs="맑은 고딕" w:hint="eastAsia"/>
-                <w:szCs w:val="20"/>
-              </w:rPr>
-            </w:pPr>
-            <w:r>
-              <w:rPr>
-                <w:rFonts w:eastAsia="맑은 고딕" w:cs="맑은 고딕" w:hint="eastAsia" w:ascii="맑은 고딕" w:hAnsi="맑은 고딕"/>
+                <w:rFonts w:ascii="나눔고딕" w:hAnsi="나눔고딕" w:eastAsia="나눔고딕" w:cs="나눔고딕" w:hint="eastAsia"/>
+                <w:szCs w:val="20"/>
+              </w:rPr>
+            </w:pPr>
+            <w:r>
+              <w:rPr>
+                <w:rFonts w:eastAsia="나눔고딕" w:cs="나눔고딕" w:hint="eastAsia" w:ascii="나눔고딕" w:hAnsi="나눔고딕"/>
                 <w:szCs w:val="20"/>
               </w:rPr>
             </w:r>
@@ -1968,13 +2007,13 @@
               <w:ind w:hangingChars="45" w:startChars="-108" w:endChars="-54"/>
               <w:jc w:val="center"/>
               <w:rPr>
-                <w:rFonts w:ascii="맑은 고딕" w:hAnsi="맑은 고딕" w:eastAsia="맑은 고딕" w:cs="맑은 고딕" w:hint="eastAsia"/>
-                <w:szCs w:val="20"/>
-              </w:rPr>
-            </w:pPr>
-            <w:r>
-              <w:rPr>
-                <w:rFonts w:eastAsia="맑은 고딕" w:cs="맑은 고딕" w:hint="eastAsia" w:ascii="맑은 고딕" w:hAnsi="맑은 고딕"/>
+                <w:rFonts w:ascii="나눔고딕" w:hAnsi="나눔고딕" w:eastAsia="나눔고딕" w:cs="나눔고딕" w:hint="eastAsia"/>
+                <w:szCs w:val="20"/>
+              </w:rPr>
+            </w:pPr>
+            <w:r>
+              <w:rPr>
+                <w:rFonts w:eastAsia="나눔고딕" w:cs="나눔고딕" w:hint="eastAsia" w:ascii="나눔고딕" w:hAnsi="나눔고딕"/>
                 <w:szCs w:val="20"/>
               </w:rPr>
             </w:r>
@@ -1999,13 +2038,13 @@
               <w:ind w:hangingChars="45" w:startChars="-108" w:endChars="-54"/>
               <w:jc w:val="center"/>
               <w:rPr>
-                <w:rFonts w:ascii="맑은 고딕" w:hAnsi="맑은 고딕" w:eastAsia="맑은 고딕" w:cs="맑은 고딕" w:hint="eastAsia"/>
-                <w:szCs w:val="20"/>
-              </w:rPr>
-            </w:pPr>
-            <w:r>
-              <w:rPr>
-                <w:rFonts w:eastAsia="맑은 고딕" w:cs="맑은 고딕" w:hint="eastAsia" w:ascii="맑은 고딕" w:hAnsi="맑은 고딕"/>
+                <w:rFonts w:ascii="나눔고딕" w:hAnsi="나눔고딕" w:eastAsia="나눔고딕" w:cs="나눔고딕" w:hint="eastAsia"/>
+                <w:szCs w:val="20"/>
+              </w:rPr>
+            </w:pPr>
+            <w:r>
+              <w:rPr>
+                <w:rFonts w:eastAsia="나눔고딕" w:cs="나눔고딕" w:hint="eastAsia" w:ascii="나눔고딕" w:hAnsi="나눔고딕"/>
                 <w:szCs w:val="20"/>
               </w:rPr>
             </w:r>
@@ -2029,13 +2068,13 @@
               <w:ind w:hangingChars="45" w:startChars="-108" w:endChars="-54"/>
               <w:jc w:val="center"/>
               <w:rPr>
-                <w:rFonts w:ascii="맑은 고딕" w:hAnsi="맑은 고딕" w:eastAsia="맑은 고딕" w:cs="맑은 고딕" w:hint="eastAsia"/>
-                <w:szCs w:val="20"/>
-              </w:rPr>
-            </w:pPr>
-            <w:r>
-              <w:rPr>
-                <w:rFonts w:eastAsia="맑은 고딕" w:cs="맑은 고딕" w:hint="eastAsia" w:ascii="맑은 고딕" w:hAnsi="맑은 고딕"/>
+                <w:rFonts w:ascii="나눔고딕" w:hAnsi="나눔고딕" w:eastAsia="나눔고딕" w:cs="나눔고딕" w:hint="eastAsia"/>
+                <w:szCs w:val="20"/>
+              </w:rPr>
+            </w:pPr>
+            <w:r>
+              <w:rPr>
+                <w:rFonts w:eastAsia="나눔고딕" w:cs="나눔고딕" w:hint="eastAsia" w:ascii="나눔고딕" w:hAnsi="나눔고딕"/>
                 <w:szCs w:val="20"/>
               </w:rPr>
             </w:r>
@@ -2068,7 +2107,7 @@
               <w:snapToGrid w:val="false"/>
               <w:jc w:val="start"/>
               <w:rPr>
-                <w:rFonts w:ascii="굴림;Gulim" w:hAnsi="굴림;Gulim" w:eastAsia="굴림;Gulim" w:cs="굴림;Gulim" w:hint="eastAsia"/>
+                <w:rFonts w:ascii="나눔고딕" w:hAnsi="나눔고딕" w:eastAsia="나눔고딕" w:cs="나눔고딕" w:hint="eastAsia"/>
                 <w:kern w:val="0"/>
                 <w:sz w:val="24"/>
                 <w:szCs w:val="20"/>
@@ -2076,7 +2115,7 @@
             </w:pPr>
             <w:r>
               <w:rPr>
-                <w:rFonts w:eastAsia="굴림;Gulim" w:cs="굴림;Gulim" w:hint="eastAsia" w:ascii="굴림;Gulim" w:hAnsi="굴림;Gulim"/>
+                <w:rFonts w:eastAsia="나눔고딕" w:cs="나눔고딕" w:hint="eastAsia" w:ascii="나눔고딕" w:hAnsi="나눔고딕"/>
                 <w:kern w:val="0"/>
                 <w:sz w:val="24"/>
                 <w:szCs w:val="20"/>
@@ -2102,14 +2141,14 @@
               <w:ind w:hangingChars="45" w:startChars="-108" w:endChars="-54"/>
               <w:jc w:val="center"/>
               <w:rPr>
-                <w:rFonts w:ascii="맑은 고딕" w:hAnsi="맑은 고딕" w:eastAsia="맑은 고딕" w:cs="맑은 고딕" w:hint="eastAsia"/>
-                <w:sz w:val="24"/>
-                <w:szCs w:val="20"/>
-              </w:rPr>
-            </w:pPr>
-            <w:r>
-              <w:rPr>
-                <w:rFonts w:eastAsia="맑은 고딕" w:cs="맑은 고딕" w:hint="eastAsia" w:ascii="맑은 고딕" w:hAnsi="맑은 고딕"/>
+                <w:rFonts w:ascii="나눔고딕" w:hAnsi="나눔고딕" w:eastAsia="나눔고딕" w:cs="나눔고딕" w:hint="eastAsia"/>
+                <w:sz w:val="24"/>
+                <w:szCs w:val="20"/>
+              </w:rPr>
+            </w:pPr>
+            <w:r>
+              <w:rPr>
+                <w:rFonts w:eastAsia="나눔고딕" w:cs="나눔고딕" w:hint="eastAsia" w:ascii="나눔고딕" w:hAnsi="나눔고딕"/>
                 <w:sz w:val="24"/>
                 <w:szCs w:val="20"/>
               </w:rPr>
@@ -2135,13 +2174,13 @@
               <w:ind w:hangingChars="45" w:startChars="-108" w:endChars="-54"/>
               <w:jc w:val="center"/>
               <w:rPr>
-                <w:rFonts w:ascii="맑은 고딕" w:hAnsi="맑은 고딕" w:eastAsia="맑은 고딕" w:cs="맑은 고딕" w:hint="eastAsia"/>
-                <w:szCs w:val="20"/>
-              </w:rPr>
-            </w:pPr>
-            <w:r>
-              <w:rPr>
-                <w:rFonts w:eastAsia="맑은 고딕" w:cs="맑은 고딕" w:hint="eastAsia" w:ascii="맑은 고딕" w:hAnsi="맑은 고딕"/>
+                <w:rFonts w:ascii="나눔고딕" w:hAnsi="나눔고딕" w:eastAsia="나눔고딕" w:cs="나눔고딕" w:hint="eastAsia"/>
+                <w:szCs w:val="20"/>
+              </w:rPr>
+            </w:pPr>
+            <w:r>
+              <w:rPr>
+                <w:rFonts w:eastAsia="나눔고딕" w:cs="나눔고딕" w:hint="eastAsia" w:ascii="나눔고딕" w:hAnsi="나눔고딕"/>
                 <w:szCs w:val="20"/>
               </w:rPr>
             </w:r>
@@ -2165,13 +2204,13 @@
               <w:ind w:hangingChars="45" w:startChars="-108" w:endChars="-54"/>
               <w:jc w:val="center"/>
               <w:rPr>
-                <w:rFonts w:ascii="맑은 고딕" w:hAnsi="맑은 고딕" w:eastAsia="맑은 고딕" w:cs="맑은 고딕" w:hint="eastAsia"/>
-                <w:szCs w:val="20"/>
-              </w:rPr>
-            </w:pPr>
-            <w:r>
-              <w:rPr>
-                <w:rFonts w:eastAsia="맑은 고딕" w:cs="맑은 고딕" w:hint="eastAsia" w:ascii="맑은 고딕" w:hAnsi="맑은 고딕"/>
+                <w:rFonts w:ascii="나눔고딕" w:hAnsi="나눔고딕" w:eastAsia="나눔고딕" w:cs="나눔고딕" w:hint="eastAsia"/>
+                <w:szCs w:val="20"/>
+              </w:rPr>
+            </w:pPr>
+            <w:r>
+              <w:rPr>
+                <w:rFonts w:eastAsia="나눔고딕" w:cs="나눔고딕" w:hint="eastAsia" w:ascii="나눔고딕" w:hAnsi="나눔고딕"/>
                 <w:szCs w:val="20"/>
               </w:rPr>
             </w:r>
@@ -2196,13 +2235,13 @@
               <w:ind w:hangingChars="45" w:startChars="-108" w:endChars="-54"/>
               <w:jc w:val="center"/>
               <w:rPr>
-                <w:rFonts w:ascii="맑은 고딕" w:hAnsi="맑은 고딕" w:eastAsia="맑은 고딕" w:cs="맑은 고딕" w:hint="eastAsia"/>
-                <w:szCs w:val="20"/>
-              </w:rPr>
-            </w:pPr>
-            <w:r>
-              <w:rPr>
-                <w:rFonts w:eastAsia="맑은 고딕" w:cs="맑은 고딕" w:hint="eastAsia" w:ascii="맑은 고딕" w:hAnsi="맑은 고딕"/>
+                <w:rFonts w:ascii="나눔고딕" w:hAnsi="나눔고딕" w:eastAsia="나눔고딕" w:cs="나눔고딕" w:hint="eastAsia"/>
+                <w:szCs w:val="20"/>
+              </w:rPr>
+            </w:pPr>
+            <w:r>
+              <w:rPr>
+                <w:rFonts w:eastAsia="나눔고딕" w:cs="나눔고딕" w:hint="eastAsia" w:ascii="나눔고딕" w:hAnsi="나눔고딕"/>
                 <w:szCs w:val="20"/>
               </w:rPr>
             </w:r>
@@ -2226,13 +2265,13 @@
               <w:ind w:hangingChars="45" w:startChars="-108" w:endChars="-54"/>
               <w:jc w:val="center"/>
               <w:rPr>
-                <w:rFonts w:ascii="맑은 고딕" w:hAnsi="맑은 고딕" w:eastAsia="맑은 고딕" w:cs="맑은 고딕" w:hint="eastAsia"/>
-                <w:szCs w:val="20"/>
-              </w:rPr>
-            </w:pPr>
-            <w:r>
-              <w:rPr>
-                <w:rFonts w:eastAsia="맑은 고딕" w:cs="맑은 고딕" w:hint="eastAsia" w:ascii="맑은 고딕" w:hAnsi="맑은 고딕"/>
+                <w:rFonts w:ascii="나눔고딕" w:hAnsi="나눔고딕" w:eastAsia="나눔고딕" w:cs="나눔고딕" w:hint="eastAsia"/>
+                <w:szCs w:val="20"/>
+              </w:rPr>
+            </w:pPr>
+            <w:r>
+              <w:rPr>
+                <w:rFonts w:eastAsia="나눔고딕" w:cs="나눔고딕" w:hint="eastAsia" w:ascii="나눔고딕" w:hAnsi="나눔고딕"/>
                 <w:szCs w:val="20"/>
               </w:rPr>
             </w:r>
@@ -2245,13 +2284,13 @@
         <w:pStyle w:val="Normal"/>
         <w:ind w:firstLineChars="270" w:startChars="0" w:start="0" w:endChars="0" w:end="0"/>
         <w:rPr>
-          <w:rFonts w:ascii="굴림체" w:hAnsi="굴림체" w:eastAsia="굴림체" w:cs="굴림체" w:hint="eastAsia"/>
+          <w:rFonts w:ascii="나눔고딕" w:hAnsi="나눔고딕" w:eastAsia="나눔고딕" w:cs="나눔고딕" w:hint="eastAsia"/>
           <w:sz w:val="24"/>
         </w:rPr>
       </w:pPr>
       <w:r>
         <w:rPr>
-          <w:rFonts w:eastAsia="굴림체" w:cs="굴림체" w:hint="eastAsia" w:ascii="굴림체" w:hAnsi="굴림체"/>
+          <w:rFonts w:eastAsia="나눔고딕" w:cs="나눔고딕" w:hint="eastAsia" w:ascii="나눔고딕" w:hAnsi="나눔고딕"/>
           <w:sz w:val="24"/>
         </w:rPr>
       </w:r>
@@ -2260,14 +2299,14 @@
       <w:pPr>
         <w:pStyle w:val="Normal"/>
         <w:rPr>
-          <w:rFonts w:ascii="굴림체" w:hAnsi="굴림체" w:eastAsia="굴림체" w:cs="굴림체" w:hint="eastAsia"/>
+          <w:rFonts w:ascii="나눔고딕" w:hAnsi="나눔고딕" w:eastAsia="나눔고딕" w:cs="나눔고딕" w:hint="eastAsia"/>
           <w:b/>
           <w:sz w:val="24"/>
         </w:rPr>
       </w:pPr>
       <w:r>
         <w:rPr>
-          <w:rFonts w:eastAsia="굴림체" w:cs="굴림체" w:hint="eastAsia" w:ascii="굴림체" w:hAnsi="굴림체"/>
+          <w:rFonts w:eastAsia="나눔고딕" w:cs="나눔고딕" w:hint="eastAsia" w:ascii="나눔고딕" w:hAnsi="나눔고딕"/>
           <w:b/>
           <w:sz w:val="24"/>
         </w:rPr>
@@ -2339,14 +2378,14 @@
               <w:pStyle w:val="Normal"/>
               <w:jc w:val="center"/>
               <w:rPr>
-                <w:rFonts w:ascii="굴림체" w:hAnsi="굴림체" w:eastAsia="굴림체" w:cs="굴림체" w:hint="eastAsia"/>
+                <w:rFonts w:ascii="나눔고딕" w:hAnsi="나눔고딕" w:eastAsia="나눔고딕" w:cs="나눔고딕" w:hint="eastAsia"/>
                 <w:b/>
                 <w:sz w:val="24"/>
               </w:rPr>
             </w:pPr>
             <w:r>
               <w:rPr>
-                <w:rFonts w:ascii="굴림체" w:hAnsi="굴림체" w:cs="굴림체" w:hint="eastAsia" w:eastAsia="굴림체"/>
+                <w:rFonts w:ascii="나눔고딕" w:hAnsi="나눔고딕" w:cs="나눔고딕" w:hint="eastAsia" w:eastAsia="나눔고딕"/>
                 <w:b/>
                 <w:sz w:val="24"/>
               </w:rPr>
@@ -2374,13 +2413,13 @@
               <w:pStyle w:val="Normal"/>
               <w:jc w:val="center"/>
               <w:rPr>
-                <w:rFonts w:ascii="굴림;Gulim" w:hAnsi="굴림;Gulim" w:eastAsia="굴림;Gulim" w:cs="굴림;Gulim" w:hint="eastAsia"/>
-                <w:sz w:val="24"/>
-              </w:rPr>
-            </w:pPr>
-            <w:r>
-              <w:rPr>
-                <w:rFonts w:ascii="굴림;Gulim" w:hAnsi="굴림;Gulim" w:cs="굴림;Gulim" w:hint="eastAsia" w:eastAsia="굴림;Gulim"/>
+                <w:rFonts w:ascii="나눔고딕" w:hAnsi="나눔고딕" w:eastAsia="나눔고딕" w:cs="나눔고딕" w:hint="eastAsia"/>
+                <w:sz w:val="24"/>
+              </w:rPr>
+            </w:pPr>
+            <w:r>
+              <w:rPr>
+                <w:rFonts w:ascii="나눔고딕" w:hAnsi="나눔고딕" w:cs="나눔고딕" w:hint="eastAsia" w:eastAsia="나눔고딕"/>
                 <w:sz w:val="24"/>
               </w:rPr>
               <w:t>역할</w:t>
@@ -2404,13 +2443,13 @@
               <w:pStyle w:val="Normal"/>
               <w:jc w:val="center"/>
               <w:rPr>
-                <w:rFonts w:ascii="굴림;Gulim" w:hAnsi="굴림;Gulim" w:eastAsia="굴림;Gulim" w:cs="굴림;Gulim" w:hint="eastAsia"/>
-                <w:sz w:val="24"/>
-              </w:rPr>
-            </w:pPr>
-            <w:r>
-              <w:rPr>
-                <w:rFonts w:ascii="굴림;Gulim" w:hAnsi="굴림;Gulim" w:cs="굴림;Gulim" w:hint="eastAsia" w:eastAsia="굴림;Gulim"/>
+                <w:rFonts w:ascii="나눔고딕" w:hAnsi="나눔고딕" w:eastAsia="나눔고딕" w:cs="나눔고딕" w:hint="eastAsia"/>
+                <w:sz w:val="24"/>
+              </w:rPr>
+            </w:pPr>
+            <w:r>
+              <w:rPr>
+                <w:rFonts w:ascii="나눔고딕" w:hAnsi="나눔고딕" w:cs="나눔고딕" w:hint="eastAsia" w:eastAsia="나눔고딕"/>
                 <w:sz w:val="24"/>
               </w:rPr>
               <w:t>성명</w:t>
@@ -2434,13 +2473,13 @@
               <w:pStyle w:val="Normal"/>
               <w:jc w:val="center"/>
               <w:rPr>
-                <w:rFonts w:ascii="굴림;Gulim" w:hAnsi="굴림;Gulim" w:eastAsia="굴림;Gulim" w:cs="굴림;Gulim" w:hint="eastAsia"/>
-                <w:sz w:val="24"/>
-              </w:rPr>
-            </w:pPr>
-            <w:r>
-              <w:rPr>
-                <w:rFonts w:ascii="굴림;Gulim" w:hAnsi="굴림;Gulim" w:cs="굴림;Gulim" w:hint="eastAsia" w:eastAsia="굴림;Gulim"/>
+                <w:rFonts w:ascii="나눔고딕" w:hAnsi="나눔고딕" w:eastAsia="나눔고딕" w:cs="나눔고딕" w:hint="eastAsia"/>
+                <w:sz w:val="24"/>
+              </w:rPr>
+            </w:pPr>
+            <w:r>
+              <w:rPr>
+                <w:rFonts w:ascii="나눔고딕" w:hAnsi="나눔고딕" w:cs="나눔고딕" w:hint="eastAsia" w:eastAsia="나눔고딕"/>
                 <w:sz w:val="24"/>
               </w:rPr>
               <w:t>소속</w:t>
@@ -2464,13 +2503,13 @@
               <w:pStyle w:val="Normal"/>
               <w:jc w:val="center"/>
               <w:rPr>
-                <w:rFonts w:ascii="굴림;Gulim" w:hAnsi="굴림;Gulim" w:eastAsia="굴림;Gulim" w:cs="굴림;Gulim" w:hint="eastAsia"/>
-                <w:sz w:val="24"/>
-              </w:rPr>
-            </w:pPr>
-            <w:r>
-              <w:rPr>
-                <w:rFonts w:ascii="굴림;Gulim" w:hAnsi="굴림;Gulim" w:cs="굴림;Gulim" w:hint="eastAsia" w:eastAsia="굴림;Gulim"/>
+                <w:rFonts w:ascii="나눔고딕" w:hAnsi="나눔고딕" w:eastAsia="나눔고딕" w:cs="나눔고딕" w:hint="eastAsia"/>
+                <w:sz w:val="24"/>
+              </w:rPr>
+            </w:pPr>
+            <w:r>
+              <w:rPr>
+                <w:rFonts w:ascii="나눔고딕" w:hAnsi="나눔고딕" w:cs="나눔고딕" w:hint="eastAsia" w:eastAsia="나눔고딕"/>
                 <w:sz w:val="24"/>
               </w:rPr>
               <w:t>참여기간</w:t>
@@ -2494,20 +2533,20 @@
               <w:pStyle w:val="Normal"/>
               <w:jc w:val="center"/>
               <w:rPr>
-                <w:rFonts w:ascii="굴림;Gulim" w:hAnsi="굴림;Gulim" w:eastAsia="굴림;Gulim" w:cs="굴림;Gulim" w:hint="eastAsia"/>
-                <w:sz w:val="24"/>
-              </w:rPr>
-            </w:pPr>
-            <w:r>
-              <w:rPr>
-                <w:rFonts w:ascii="굴림;Gulim" w:hAnsi="굴림;Gulim" w:cs="굴림;Gulim" w:hint="eastAsia" w:eastAsia="굴림;Gulim"/>
+                <w:rFonts w:ascii="나눔고딕" w:hAnsi="나눔고딕" w:eastAsia="나눔고딕" w:cs="나눔고딕" w:hint="eastAsia"/>
+                <w:sz w:val="24"/>
+              </w:rPr>
+            </w:pPr>
+            <w:r>
+              <w:rPr>
+                <w:rFonts w:ascii="나눔고딕" w:hAnsi="나눔고딕" w:cs="나눔고딕" w:hint="eastAsia" w:eastAsia="나눔고딕"/>
                 <w:sz w:val="24"/>
               </w:rPr>
               <w:t>참여율</w:t>
             </w:r>
             <w:r>
               <w:rPr>
-                <w:rFonts w:eastAsia="굴림;Gulim" w:cs="굴림;Gulim" w:hint="eastAsia" w:ascii="굴림;Gulim" w:hAnsi="굴림;Gulim"/>
+                <w:rFonts w:eastAsia="나눔고딕" w:cs="나눔고딕" w:hint="eastAsia" w:ascii="나눔고딕" w:hAnsi="나눔고딕"/>
                 <w:sz w:val="24"/>
               </w:rPr>
               <w:t>(%)</w:t>
@@ -2534,13 +2573,13 @@
               <w:pStyle w:val="Normal"/>
               <w:jc w:val="center"/>
               <w:rPr>
-                <w:rFonts w:ascii="맑은 고딕" w:hAnsi="맑은 고딕" w:eastAsia="맑은 고딕" w:cs="맑은 고딕" w:hint="eastAsia"/>
-                <w:szCs w:val="20"/>
-              </w:rPr>
-            </w:pPr>
-            <w:r>
-              <w:rPr>
-                <w:rFonts w:eastAsia="맑은 고딕" w:cs="맑은 고딕" w:hint="eastAsia" w:ascii="맑은 고딕" w:hAnsi="맑은 고딕"/>
+                <w:rFonts w:ascii="나눔고딕" w:hAnsi="나눔고딕" w:eastAsia="나눔고딕" w:cs="나눔고딕" w:hint="eastAsia"/>
+                <w:szCs w:val="20"/>
+              </w:rPr>
+            </w:pPr>
+            <w:r>
+              <w:rPr>
+                <w:rFonts w:eastAsia="나눔고딕" w:cs="나눔고딕" w:hint="eastAsia" w:ascii="나눔고딕" w:hAnsi="나눔고딕"/>
                 <w:szCs w:val="20"/>
               </w:rPr>
               <w:t>PM</w:t>
@@ -2563,13 +2602,13 @@
               <w:pStyle w:val="Normal"/>
               <w:jc w:val="center"/>
               <w:rPr>
-                <w:rFonts w:ascii="맑은 고딕" w:hAnsi="맑은 고딕" w:eastAsia="맑은 고딕" w:cs="맑은 고딕" w:hint="eastAsia"/>
-                <w:szCs w:val="20"/>
-              </w:rPr>
-            </w:pPr>
-            <w:r>
-              <w:rPr>
-                <w:rFonts w:ascii="맑은 고딕" w:hAnsi="맑은 고딕" w:cs="맑은 고딕" w:hint="eastAsia" w:eastAsia="맑은 고딕"/>
+                <w:rFonts w:ascii="나눔고딕" w:hAnsi="나눔고딕" w:eastAsia="나눔고딕" w:cs="나눔고딕" w:hint="eastAsia"/>
+                <w:szCs w:val="20"/>
+              </w:rPr>
+            </w:pPr>
+            <w:r>
+              <w:rPr>
+                <w:rFonts w:ascii="나눔고딕" w:hAnsi="나눔고딕" w:cs="나눔고딕" w:hint="eastAsia" w:eastAsia="나눔고딕"/>
                 <w:szCs w:val="20"/>
               </w:rPr>
               <w:t>이상현</w:t>
@@ -2592,13 +2631,13 @@
               <w:pStyle w:val="Normal"/>
               <w:jc w:val="center"/>
               <w:rPr>
-                <w:rFonts w:ascii="맑은 고딕" w:hAnsi="맑은 고딕" w:eastAsia="맑은 고딕" w:cs="Tahoma" w:hint="eastAsia"/>
-                <w:szCs w:val="20"/>
-              </w:rPr>
-            </w:pPr>
-            <w:r>
-              <w:rPr>
-                <w:rFonts w:ascii="맑은 고딕" w:hAnsi="맑은 고딕" w:cs="Tahoma" w:hint="eastAsia" w:eastAsia="맑은 고딕"/>
+                <w:rFonts w:ascii="나눔고딕" w:hAnsi="나눔고딕" w:eastAsia="나눔고딕" w:cs="Tahoma" w:hint="eastAsia"/>
+                <w:szCs w:val="20"/>
+              </w:rPr>
+            </w:pPr>
+            <w:r>
+              <w:rPr>
+                <w:rFonts w:ascii="나눔고딕" w:hAnsi="나눔고딕" w:cs="Tahoma" w:hint="eastAsia" w:eastAsia="나눔고딕"/>
                 <w:szCs w:val="20"/>
               </w:rPr>
               <w:t>서비스 운영팀</w:t>
@@ -2622,13 +2661,13 @@
               <w:snapToGrid w:val="false"/>
               <w:jc w:val="center"/>
               <w:rPr>
-                <w:rFonts w:ascii="맑은 고딕" w:hAnsi="맑은 고딕" w:eastAsia="맑은 고딕" w:cs="맑은 고딕" w:hint="eastAsia"/>
-                <w:szCs w:val="20"/>
-              </w:rPr>
-            </w:pPr>
-            <w:r>
-              <w:rPr>
-                <w:rFonts w:eastAsia="맑은 고딕" w:cs="맑은 고딕" w:hint="eastAsia" w:ascii="맑은 고딕" w:hAnsi="맑은 고딕"/>
+                <w:rFonts w:ascii="나눔고딕" w:hAnsi="나눔고딕" w:eastAsia="나눔고딕" w:cs="나눔고딕" w:hint="eastAsia"/>
+                <w:szCs w:val="20"/>
+              </w:rPr>
+            </w:pPr>
+            <w:r>
+              <w:rPr>
+                <w:rFonts w:eastAsia="나눔고딕" w:cs="나눔고딕" w:hint="eastAsia" w:ascii="나눔고딕" w:hAnsi="나눔고딕"/>
                 <w:szCs w:val="20"/>
               </w:rPr>
             </w:r>
@@ -2651,13 +2690,13 @@
               <w:snapToGrid w:val="false"/>
               <w:jc w:val="center"/>
               <w:rPr>
-                <w:rFonts w:ascii="맑은 고딕" w:hAnsi="맑은 고딕" w:eastAsia="맑은 고딕" w:cs="Tahoma" w:hint="eastAsia"/>
-                <w:szCs w:val="20"/>
-              </w:rPr>
-            </w:pPr>
-            <w:r>
-              <w:rPr>
-                <w:rFonts w:eastAsia="맑은 고딕" w:cs="Tahoma" w:hint="eastAsia" w:ascii="맑은 고딕" w:hAnsi="맑은 고딕"/>
+                <w:rFonts w:ascii="나눔고딕" w:hAnsi="나눔고딕" w:eastAsia="나눔고딕" w:cs="Tahoma" w:hint="eastAsia"/>
+                <w:szCs w:val="20"/>
+              </w:rPr>
+            </w:pPr>
+            <w:r>
+              <w:rPr>
+                <w:rFonts w:eastAsia="나눔고딕" w:cs="Tahoma" w:hint="eastAsia" w:ascii="나눔고딕" w:hAnsi="나눔고딕"/>
                 <w:szCs w:val="20"/>
               </w:rPr>
             </w:r>
@@ -2683,13 +2722,13 @@
               <w:pStyle w:val="Normal"/>
               <w:jc w:val="center"/>
               <w:rPr>
-                <w:rFonts w:ascii="맑은 고딕" w:hAnsi="맑은 고딕" w:eastAsia="맑은 고딕" w:cs="맑은 고딕"/>
-                <w:szCs w:val="20"/>
-              </w:rPr>
-            </w:pPr>
-            <w:r>
-              <w:rPr>
-                <w:rFonts w:ascii="맑은 고딕" w:hAnsi="맑은 고딕" w:cs="맑은 고딕" w:hint="eastAsia" w:eastAsia="맑은 고딕"/>
+                <w:rFonts w:ascii="나눔고딕" w:hAnsi="나눔고딕" w:eastAsia="나눔고딕" w:cs="나눔고딕"/>
+                <w:szCs w:val="20"/>
+              </w:rPr>
+            </w:pPr>
+            <w:r>
+              <w:rPr>
+                <w:rFonts w:ascii="나눔고딕" w:hAnsi="나눔고딕" w:cs="나눔고딕" w:hint="eastAsia" w:eastAsia="나눔고딕"/>
                 <w:szCs w:val="20"/>
               </w:rPr>
               <w:t xml:space="preserve">영상촬영 및 </w:t>
@@ -2700,27 +2739,27 @@
               <w:pStyle w:val="Normal"/>
               <w:jc w:val="center"/>
               <w:rPr>
-                <w:rFonts w:ascii="맑은 고딕" w:hAnsi="맑은 고딕" w:eastAsia="맑은 고딕" w:cs="맑은 고딕" w:hint="eastAsia"/>
-                <w:szCs w:val="20"/>
-              </w:rPr>
-            </w:pPr>
-            <w:r>
-              <w:rPr>
-                <w:rFonts w:ascii="맑은 고딕" w:hAnsi="맑은 고딕" w:cs="맑은 고딕" w:hint="eastAsia" w:eastAsia="맑은 고딕"/>
+                <w:rFonts w:ascii="나눔고딕" w:hAnsi="나눔고딕" w:eastAsia="나눔고딕" w:cs="나눔고딕" w:hint="eastAsia"/>
+                <w:szCs w:val="20"/>
+              </w:rPr>
+            </w:pPr>
+            <w:r>
+              <w:rPr>
+                <w:rFonts w:ascii="나눔고딕" w:hAnsi="나눔고딕" w:cs="나눔고딕" w:hint="eastAsia" w:eastAsia="나눔고딕"/>
                 <w:szCs w:val="20"/>
               </w:rPr>
               <w:t>편집</w:t>
             </w:r>
             <w:r>
               <w:rPr>
-                <w:rFonts w:eastAsia="맑은 고딕" w:cs="맑은 고딕" w:hint="eastAsia" w:ascii="맑은 고딕" w:hAnsi="맑은 고딕"/>
+                <w:rFonts w:eastAsia="나눔고딕" w:cs="나눔고딕" w:hint="eastAsia" w:ascii="나눔고딕" w:hAnsi="나눔고딕"/>
                 <w:szCs w:val="20"/>
               </w:rPr>
               <w:t xml:space="preserve">, </w:t>
             </w:r>
             <w:r>
               <w:rPr>
-                <w:rFonts w:ascii="맑은 고딕" w:hAnsi="맑은 고딕" w:cs="맑은 고딕" w:hint="eastAsia" w:eastAsia="맑은 고딕"/>
+                <w:rFonts w:ascii="나눔고딕" w:hAnsi="나눔고딕" w:cs="나눔고딕" w:hint="eastAsia" w:eastAsia="나눔고딕"/>
                 <w:szCs w:val="20"/>
               </w:rPr>
               <w:t>포팅</w:t>
@@ -2743,13 +2782,13 @@
               <w:pStyle w:val="Normal"/>
               <w:jc w:val="center"/>
               <w:rPr>
-                <w:rFonts w:ascii="맑은 고딕" w:hAnsi="맑은 고딕" w:eastAsia="맑은 고딕" w:cs="맑은 고딕" w:hint="eastAsia"/>
-                <w:szCs w:val="20"/>
-              </w:rPr>
-            </w:pPr>
-            <w:r>
-              <w:rPr>
-                <w:rFonts w:ascii="맑은 고딕" w:hAnsi="맑은 고딕" w:cs="맑은 고딕" w:hint="eastAsia" w:eastAsia="맑은 고딕"/>
+                <w:rFonts w:ascii="나눔고딕" w:hAnsi="나눔고딕" w:eastAsia="나눔고딕" w:cs="나눔고딕" w:hint="eastAsia"/>
+                <w:szCs w:val="20"/>
+              </w:rPr>
+            </w:pPr>
+            <w:r>
+              <w:rPr>
+                <w:rFonts w:ascii="나눔고딕" w:hAnsi="나눔고딕" w:cs="나눔고딕" w:hint="eastAsia" w:eastAsia="나눔고딕"/>
                 <w:szCs w:val="20"/>
               </w:rPr>
               <w:t>염왕도</w:t>
@@ -2772,13 +2811,13 @@
               <w:pStyle w:val="Normal"/>
               <w:jc w:val="center"/>
               <w:rPr>
-                <w:rFonts w:ascii="맑은 고딕" w:hAnsi="맑은 고딕" w:eastAsia="맑은 고딕" w:cs="Tahoma" w:hint="eastAsia"/>
-                <w:szCs w:val="20"/>
-              </w:rPr>
-            </w:pPr>
-            <w:r>
-              <w:rPr>
-                <w:rFonts w:ascii="맑은 고딕" w:hAnsi="맑은 고딕" w:cs="Tahoma" w:hint="eastAsia" w:eastAsia="맑은 고딕"/>
+                <w:rFonts w:ascii="나눔고딕" w:hAnsi="나눔고딕" w:eastAsia="나눔고딕" w:cs="Tahoma" w:hint="eastAsia"/>
+                <w:szCs w:val="20"/>
+              </w:rPr>
+            </w:pPr>
+            <w:r>
+              <w:rPr>
+                <w:rFonts w:ascii="나눔고딕" w:hAnsi="나눔고딕" w:cs="Tahoma" w:hint="eastAsia" w:eastAsia="나눔고딕"/>
                 <w:szCs w:val="20"/>
               </w:rPr>
               <w:t>서비스 운영팀</w:t>
@@ -2802,13 +2841,13 @@
               <w:snapToGrid w:val="false"/>
               <w:jc w:val="center"/>
               <w:rPr>
-                <w:rFonts w:ascii="맑은 고딕" w:hAnsi="맑은 고딕" w:eastAsia="맑은 고딕" w:cs="맑은 고딕" w:hint="eastAsia"/>
-                <w:szCs w:val="20"/>
-              </w:rPr>
-            </w:pPr>
-            <w:r>
-              <w:rPr>
-                <w:rFonts w:eastAsia="맑은 고딕" w:cs="맑은 고딕" w:hint="eastAsia" w:ascii="맑은 고딕" w:hAnsi="맑은 고딕"/>
+                <w:rFonts w:ascii="나눔고딕" w:hAnsi="나눔고딕" w:eastAsia="나눔고딕" w:cs="나눔고딕" w:hint="eastAsia"/>
+                <w:szCs w:val="20"/>
+              </w:rPr>
+            </w:pPr>
+            <w:r>
+              <w:rPr>
+                <w:rFonts w:eastAsia="나눔고딕" w:cs="나눔고딕" w:hint="eastAsia" w:ascii="나눔고딕" w:hAnsi="나눔고딕"/>
                 <w:szCs w:val="20"/>
               </w:rPr>
             </w:r>
@@ -2831,13 +2870,13 @@
               <w:snapToGrid w:val="false"/>
               <w:jc w:val="center"/>
               <w:rPr>
-                <w:rFonts w:ascii="맑은 고딕" w:hAnsi="맑은 고딕" w:eastAsia="맑은 고딕" w:cs="Tahoma" w:hint="eastAsia"/>
-                <w:szCs w:val="20"/>
-              </w:rPr>
-            </w:pPr>
-            <w:r>
-              <w:rPr>
-                <w:rFonts w:eastAsia="맑은 고딕" w:cs="Tahoma" w:hint="eastAsia" w:ascii="맑은 고딕" w:hAnsi="맑은 고딕"/>
+                <w:rFonts w:ascii="나눔고딕" w:hAnsi="나눔고딕" w:eastAsia="나눔고딕" w:cs="Tahoma" w:hint="eastAsia"/>
+                <w:szCs w:val="20"/>
+              </w:rPr>
+            </w:pPr>
+            <w:r>
+              <w:rPr>
+                <w:rFonts w:eastAsia="나눔고딕" w:cs="Tahoma" w:hint="eastAsia" w:ascii="나눔고딕" w:hAnsi="나눔고딕"/>
                 <w:szCs w:val="20"/>
               </w:rPr>
             </w:r>
@@ -2864,14 +2903,14 @@
               <w:snapToGrid w:val="false"/>
               <w:jc w:val="center"/>
               <w:rPr>
-                <w:rFonts w:ascii="맑은 고딕" w:hAnsi="맑은 고딕" w:eastAsia="맑은 고딕" w:cs="맑은 고딕" w:hint="eastAsia"/>
+                <w:rFonts w:ascii="나눔고딕" w:hAnsi="나눔고딕" w:eastAsia="나눔고딕" w:cs="나눔고딕" w:hint="eastAsia"/>
                 <w:kern w:val="0"/>
                 <w:szCs w:val="20"/>
               </w:rPr>
             </w:pPr>
             <w:r>
               <w:rPr>
-                <w:rFonts w:eastAsia="맑은 고딕" w:cs="맑은 고딕" w:hint="eastAsia" w:ascii="맑은 고딕" w:hAnsi="맑은 고딕"/>
+                <w:rFonts w:eastAsia="나눔고딕" w:cs="나눔고딕" w:hint="eastAsia" w:ascii="나눔고딕" w:hAnsi="나눔고딕"/>
                 <w:kern w:val="0"/>
                 <w:szCs w:val="20"/>
               </w:rPr>
@@ -2895,13 +2934,13 @@
               <w:snapToGrid w:val="false"/>
               <w:jc w:val="center"/>
               <w:rPr>
-                <w:rFonts w:ascii="맑은 고딕" w:hAnsi="맑은 고딕" w:eastAsia="맑은 고딕" w:cs="맑은 고딕" w:hint="eastAsia"/>
-                <w:szCs w:val="20"/>
-              </w:rPr>
-            </w:pPr>
-            <w:r>
-              <w:rPr>
-                <w:rFonts w:eastAsia="맑은 고딕" w:cs="맑은 고딕" w:hint="eastAsia" w:ascii="맑은 고딕" w:hAnsi="맑은 고딕"/>
+                <w:rFonts w:ascii="나눔고딕" w:hAnsi="나눔고딕" w:eastAsia="나눔고딕" w:cs="나눔고딕" w:hint="eastAsia"/>
+                <w:szCs w:val="20"/>
+              </w:rPr>
+            </w:pPr>
+            <w:r>
+              <w:rPr>
+                <w:rFonts w:eastAsia="나눔고딕" w:cs="나눔고딕" w:hint="eastAsia" w:ascii="나눔고딕" w:hAnsi="나눔고딕"/>
                 <w:szCs w:val="20"/>
               </w:rPr>
             </w:r>
@@ -2924,13 +2963,13 @@
               <w:snapToGrid w:val="false"/>
               <w:jc w:val="center"/>
               <w:rPr>
-                <w:rFonts w:ascii="맑은 고딕" w:hAnsi="맑은 고딕" w:eastAsia="맑은 고딕" w:cs="Tahoma" w:hint="eastAsia"/>
-                <w:szCs w:val="20"/>
-              </w:rPr>
-            </w:pPr>
-            <w:r>
-              <w:rPr>
-                <w:rFonts w:eastAsia="맑은 고딕" w:cs="Tahoma" w:hint="eastAsia" w:ascii="맑은 고딕" w:hAnsi="맑은 고딕"/>
+                <w:rFonts w:ascii="나눔고딕" w:hAnsi="나눔고딕" w:eastAsia="나눔고딕" w:cs="Tahoma" w:hint="eastAsia"/>
+                <w:szCs w:val="20"/>
+              </w:rPr>
+            </w:pPr>
+            <w:r>
+              <w:rPr>
+                <w:rFonts w:eastAsia="나눔고딕" w:cs="Tahoma" w:hint="eastAsia" w:ascii="나눔고딕" w:hAnsi="나눔고딕"/>
                 <w:szCs w:val="20"/>
               </w:rPr>
             </w:r>
@@ -2953,13 +2992,13 @@
               <w:snapToGrid w:val="false"/>
               <w:jc w:val="center"/>
               <w:rPr>
-                <w:rFonts w:ascii="맑은 고딕" w:hAnsi="맑은 고딕" w:eastAsia="맑은 고딕" w:cs="맑은 고딕" w:hint="eastAsia"/>
-                <w:szCs w:val="20"/>
-              </w:rPr>
-            </w:pPr>
-            <w:r>
-              <w:rPr>
-                <w:rFonts w:eastAsia="맑은 고딕" w:cs="맑은 고딕" w:hint="eastAsia" w:ascii="맑은 고딕" w:hAnsi="맑은 고딕"/>
+                <w:rFonts w:ascii="나눔고딕" w:hAnsi="나눔고딕" w:eastAsia="나눔고딕" w:cs="나눔고딕" w:hint="eastAsia"/>
+                <w:szCs w:val="20"/>
+              </w:rPr>
+            </w:pPr>
+            <w:r>
+              <w:rPr>
+                <w:rFonts w:eastAsia="나눔고딕" w:cs="나눔고딕" w:hint="eastAsia" w:ascii="나눔고딕" w:hAnsi="나눔고딕"/>
                 <w:szCs w:val="20"/>
               </w:rPr>
             </w:r>
@@ -2982,13 +3021,13 @@
               <w:snapToGrid w:val="false"/>
               <w:jc w:val="center"/>
               <w:rPr>
-                <w:rFonts w:ascii="맑은 고딕" w:hAnsi="맑은 고딕" w:eastAsia="맑은 고딕" w:cs="Tahoma" w:hint="eastAsia"/>
-                <w:szCs w:val="20"/>
-              </w:rPr>
-            </w:pPr>
-            <w:r>
-              <w:rPr>
-                <w:rFonts w:eastAsia="맑은 고딕" w:cs="Tahoma" w:hint="eastAsia" w:ascii="맑은 고딕" w:hAnsi="맑은 고딕"/>
+                <w:rFonts w:ascii="나눔고딕" w:hAnsi="나눔고딕" w:eastAsia="나눔고딕" w:cs="Tahoma" w:hint="eastAsia"/>
+                <w:szCs w:val="20"/>
+              </w:rPr>
+            </w:pPr>
+            <w:r>
+              <w:rPr>
+                <w:rFonts w:eastAsia="나눔고딕" w:cs="Tahoma" w:hint="eastAsia" w:ascii="나눔고딕" w:hAnsi="나눔고딕"/>
                 <w:szCs w:val="20"/>
               </w:rPr>
             </w:r>
@@ -3000,14 +3039,14 @@
       <w:pPr>
         <w:pStyle w:val="Normal"/>
         <w:rPr>
-          <w:rFonts w:ascii="굴림체" w:hAnsi="굴림체" w:eastAsia="굴림체" w:cs="굴림체"/>
+          <w:rFonts w:ascii="나눔고딕" w:hAnsi="나눔고딕" w:eastAsia="나눔고딕" w:cs="나눔고딕"/>
           <w:b/>
           <w:sz w:val="24"/>
         </w:rPr>
       </w:pPr>
       <w:r>
         <w:rPr>
-          <w:rFonts w:eastAsia="굴림체" w:cs="굴림체" w:ascii="굴림체" w:hAnsi="굴림체"/>
+          <w:rFonts w:eastAsia="나눔고딕" w:cs="나눔고딕" w:ascii="나눔고딕" w:hAnsi="나눔고딕"/>
           <w:b/>
           <w:sz w:val="24"/>
         </w:rPr>
@@ -3017,14 +3056,14 @@
       <w:pPr>
         <w:pStyle w:val="Normal"/>
         <w:rPr>
-          <w:rFonts w:ascii="굴림체" w:hAnsi="굴림체" w:eastAsia="굴림체" w:cs="굴림체" w:hint="eastAsia"/>
+          <w:rFonts w:ascii="나눔고딕" w:hAnsi="나눔고딕" w:eastAsia="나눔고딕" w:cs="나눔고딕" w:hint="eastAsia"/>
           <w:b/>
           <w:sz w:val="24"/>
         </w:rPr>
       </w:pPr>
       <w:r>
         <w:rPr>
-          <w:rFonts w:eastAsia="굴림체" w:cs="굴림체" w:hint="eastAsia" w:ascii="굴림체" w:hAnsi="굴림체"/>
+          <w:rFonts w:eastAsia="나눔고딕" w:cs="나눔고딕" w:hint="eastAsia" w:ascii="나눔고딕" w:hAnsi="나눔고딕"/>
           <w:b/>
           <w:sz w:val="24"/>
         </w:rPr>
@@ -3034,14 +3073,14 @@
       <w:pPr>
         <w:pStyle w:val="Normal"/>
         <w:rPr>
-          <w:rFonts w:ascii="굴림체" w:hAnsi="굴림체" w:eastAsia="굴림체" w:cs="굴림체" w:hint="eastAsia"/>
+          <w:rFonts w:ascii="나눔고딕" w:hAnsi="나눔고딕" w:eastAsia="나눔고딕" w:cs="나눔고딕" w:hint="eastAsia"/>
           <w:b/>
           <w:sz w:val="24"/>
         </w:rPr>
       </w:pPr>
       <w:r>
         <w:rPr>
-          <w:rFonts w:eastAsia="굴림체" w:cs="굴림체" w:hint="eastAsia" w:ascii="굴림체" w:hAnsi="굴림체"/>
+          <w:rFonts w:eastAsia="나눔고딕" w:cs="나눔고딕" w:hint="eastAsia" w:ascii="나눔고딕" w:hAnsi="나눔고딕"/>
           <w:b/>
           <w:sz w:val="24"/>
         </w:rPr>
@@ -3051,14 +3090,14 @@
       <w:pPr>
         <w:pStyle w:val="Normal"/>
         <w:rPr>
-          <w:rFonts w:ascii="굴림체" w:hAnsi="굴림체" w:eastAsia="굴림체" w:cs="굴림체" w:hint="eastAsia"/>
+          <w:rFonts w:ascii="나눔고딕" w:hAnsi="나눔고딕" w:eastAsia="나눔고딕" w:cs="나눔고딕" w:hint="eastAsia"/>
           <w:b/>
           <w:sz w:val="24"/>
         </w:rPr>
       </w:pPr>
       <w:r>
         <w:rPr>
-          <w:rFonts w:eastAsia="굴림체" w:cs="굴림체" w:hint="eastAsia" w:ascii="굴림체" w:hAnsi="굴림체"/>
+          <w:rFonts w:eastAsia="나눔고딕" w:cs="나눔고딕" w:hint="eastAsia" w:ascii="나눔고딕" w:hAnsi="나눔고딕"/>
           <w:b/>
           <w:sz w:val="24"/>
         </w:rPr>
@@ -3068,14 +3107,14 @@
       <w:pPr>
         <w:pStyle w:val="Normal"/>
         <w:rPr>
-          <w:rFonts w:ascii="굴림체" w:hAnsi="굴림체" w:eastAsia="굴림체" w:cs="굴림체" w:hint="eastAsia"/>
+          <w:rFonts w:ascii="나눔고딕" w:hAnsi="나눔고딕" w:eastAsia="나눔고딕" w:cs="나눔고딕" w:hint="eastAsia"/>
           <w:b/>
           <w:sz w:val="24"/>
         </w:rPr>
       </w:pPr>
       <w:r>
         <w:rPr>
-          <w:rFonts w:eastAsia="굴림체" w:cs="굴림체" w:hint="eastAsia" w:ascii="굴림체" w:hAnsi="굴림체"/>
+          <w:rFonts w:eastAsia="나눔고딕" w:cs="나눔고딕" w:hint="eastAsia" w:ascii="나눔고딕" w:hAnsi="나눔고딕"/>
           <w:b/>
           <w:sz w:val="24"/>
         </w:rPr>
@@ -3083,7 +3122,7 @@
       </w:r>
       <w:r>
         <w:rPr>
-          <w:rFonts w:ascii="굴림체" w:hAnsi="굴림체" w:cs="굴림체" w:hint="eastAsia" w:eastAsia="굴림체"/>
+          <w:rFonts w:ascii="나눔고딕" w:hAnsi="나눔고딕" w:cs="나눔고딕" w:hint="eastAsia" w:eastAsia="나눔고딕"/>
           <w:b/>
           <w:sz w:val="24"/>
         </w:rPr>
@@ -3091,7 +3130,7 @@
       </w:r>
       <w:r>
         <w:rPr>
-          <w:rFonts w:eastAsia="굴림체" w:cs="굴림체" w:hint="eastAsia" w:ascii="굴림체" w:hAnsi="굴림체"/>
+          <w:rFonts w:eastAsia="나눔고딕" w:cs="나눔고딕" w:hint="eastAsia" w:ascii="나눔고딕" w:hAnsi="나눔고딕"/>
           <w:b/>
           <w:sz w:val="24"/>
         </w:rPr>
@@ -3099,7 +3138,7 @@
       </w:r>
       <w:r>
         <w:rPr>
-          <w:rFonts w:ascii="굴림체" w:hAnsi="굴림체" w:cs="굴림체" w:hint="eastAsia" w:eastAsia="굴림체"/>
+          <w:rFonts w:ascii="나눔고딕" w:hAnsi="나눔고딕" w:cs="나눔고딕" w:hint="eastAsia" w:eastAsia="나눔고딕"/>
           <w:b/>
           <w:sz w:val="24"/>
         </w:rPr>
@@ -3107,7 +3146,7 @@
       </w:r>
       <w:r>
         <w:rPr>
-          <w:rFonts w:eastAsia="굴림체" w:cs="굴림체" w:hint="eastAsia" w:ascii="굴림체" w:hAnsi="굴림체"/>
+          <w:rFonts w:eastAsia="나눔고딕" w:cs="나눔고딕" w:hint="eastAsia" w:ascii="나눔고딕" w:hAnsi="나눔고딕"/>
           <w:b/>
           <w:sz w:val="24"/>
         </w:rPr>
@@ -3195,14 +3234,14 @@
               <w:pStyle w:val="Normal"/>
               <w:jc w:val="center"/>
               <w:rPr>
-                <w:rFonts w:ascii="굴림체" w:hAnsi="굴림체" w:eastAsia="굴림체" w:cs="굴림체" w:hint="eastAsia"/>
+                <w:rFonts w:ascii="나눔고딕" w:hAnsi="나눔고딕" w:eastAsia="나눔고딕" w:cs="나눔고딕" w:hint="eastAsia"/>
                 <w:b/>
                 <w:sz w:val="24"/>
               </w:rPr>
             </w:pPr>
             <w:r>
               <w:rPr>
-                <w:rFonts w:ascii="굴림체" w:hAnsi="굴림체" w:cs="굴림체" w:hint="eastAsia" w:eastAsia="굴림체"/>
+                <w:rFonts w:ascii="나눔고딕" w:hAnsi="나눔고딕" w:cs="나눔고딕" w:hint="eastAsia" w:eastAsia="나눔고딕"/>
                 <w:b/>
                 <w:sz w:val="24"/>
               </w:rPr>
@@ -3233,13 +3272,13 @@
               <w:pStyle w:val="Normal"/>
               <w:jc w:val="center"/>
               <w:rPr>
-                <w:rFonts w:ascii="굴림체" w:hAnsi="굴림체" w:eastAsia="굴림체" w:cs="굴림체" w:hint="eastAsia"/>
-                <w:sz w:val="24"/>
-              </w:rPr>
-            </w:pPr>
-            <w:r>
-              <w:rPr>
-                <w:rFonts w:ascii="굴림체" w:hAnsi="굴림체" w:cs="굴림체" w:hint="eastAsia" w:eastAsia="굴림체"/>
+                <w:rFonts w:ascii="나눔고딕" w:hAnsi="나눔고딕" w:eastAsia="나눔고딕" w:cs="나눔고딕" w:hint="eastAsia"/>
+                <w:sz w:val="24"/>
+              </w:rPr>
+            </w:pPr>
+            <w:r>
+              <w:rPr>
+                <w:rFonts w:ascii="나눔고딕" w:hAnsi="나눔고딕" w:cs="나눔고딕" w:hint="eastAsia" w:eastAsia="나눔고딕"/>
                 <w:sz w:val="24"/>
               </w:rPr>
               <w:t>부문</w:t>
@@ -3265,13 +3304,13 @@
               <w:pStyle w:val="Normal"/>
               <w:jc w:val="center"/>
               <w:rPr>
-                <w:rFonts w:ascii="굴림체" w:hAnsi="굴림체" w:eastAsia="굴림체" w:cs="굴림체" w:hint="eastAsia"/>
-                <w:sz w:val="24"/>
-              </w:rPr>
-            </w:pPr>
-            <w:r>
-              <w:rPr>
-                <w:rFonts w:ascii="굴림체" w:hAnsi="굴림체" w:cs="굴림체" w:hint="eastAsia" w:eastAsia="굴림체"/>
+                <w:rFonts w:ascii="나눔고딕" w:hAnsi="나눔고딕" w:eastAsia="나눔고딕" w:cs="나눔고딕" w:hint="eastAsia"/>
+                <w:sz w:val="24"/>
+              </w:rPr>
+            </w:pPr>
+            <w:r>
+              <w:rPr>
+                <w:rFonts w:ascii="나눔고딕" w:hAnsi="나눔고딕" w:cs="나눔고딕" w:hint="eastAsia" w:eastAsia="나눔고딕"/>
                 <w:sz w:val="24"/>
               </w:rPr>
               <w:t>업체</w:t>
@@ -3297,13 +3336,13 @@
               <w:pStyle w:val="Normal"/>
               <w:jc w:val="center"/>
               <w:rPr>
-                <w:rFonts w:ascii="굴림체" w:hAnsi="굴림체" w:eastAsia="굴림체" w:cs="굴림체" w:hint="eastAsia"/>
-                <w:sz w:val="24"/>
-              </w:rPr>
-            </w:pPr>
-            <w:r>
-              <w:rPr>
-                <w:rFonts w:ascii="굴림체" w:hAnsi="굴림체" w:cs="굴림체" w:hint="eastAsia" w:eastAsia="굴림체"/>
+                <w:rFonts w:ascii="나눔고딕" w:hAnsi="나눔고딕" w:eastAsia="나눔고딕" w:cs="나눔고딕" w:hint="eastAsia"/>
+                <w:sz w:val="24"/>
+              </w:rPr>
+            </w:pPr>
+            <w:r>
+              <w:rPr>
+                <w:rFonts w:ascii="나눔고딕" w:hAnsi="나눔고딕" w:cs="나눔고딕" w:hint="eastAsia" w:eastAsia="나눔고딕"/>
                 <w:sz w:val="24"/>
               </w:rPr>
               <w:t>담당자</w:t>
@@ -3328,13 +3367,13 @@
               <w:pStyle w:val="Normal"/>
               <w:jc w:val="center"/>
               <w:rPr>
-                <w:rFonts w:ascii="굴림체" w:hAnsi="굴림체" w:eastAsia="굴림체" w:cs="굴림체" w:hint="eastAsia"/>
-                <w:sz w:val="24"/>
-              </w:rPr>
-            </w:pPr>
-            <w:r>
-              <w:rPr>
-                <w:rFonts w:ascii="굴림체" w:hAnsi="굴림체" w:cs="굴림체" w:hint="eastAsia" w:eastAsia="굴림체"/>
+                <w:rFonts w:ascii="나눔고딕" w:hAnsi="나눔고딕" w:eastAsia="나눔고딕" w:cs="나눔고딕" w:hint="eastAsia"/>
+                <w:sz w:val="24"/>
+              </w:rPr>
+            </w:pPr>
+            <w:r>
+              <w:rPr>
+                <w:rFonts w:ascii="나눔고딕" w:hAnsi="나눔고딕" w:cs="나눔고딕" w:hint="eastAsia" w:eastAsia="나눔고딕"/>
                 <w:sz w:val="24"/>
               </w:rPr>
               <w:t>연락처</w:t>
@@ -3367,7 +3406,7 @@
               <w:snapToGrid w:val="false"/>
               <w:jc w:val="start"/>
               <w:rPr>
-                <w:rFonts w:ascii="굴림체" w:hAnsi="굴림체" w:eastAsia="굴림체" w:cs="굴림체" w:hint="eastAsia"/>
+                <w:rFonts w:ascii="나눔고딕" w:hAnsi="나눔고딕" w:eastAsia="나눔고딕" w:cs="나눔고딕" w:hint="eastAsia"/>
                 <w:kern w:val="0"/>
                 <w:sz w:val="24"/>
                 <w:szCs w:val="20"/>
@@ -3375,7 +3414,7 @@
             </w:pPr>
             <w:r>
               <w:rPr>
-                <w:rFonts w:eastAsia="굴림체" w:cs="굴림체" w:hint="eastAsia" w:ascii="굴림체" w:hAnsi="굴림체"/>
+                <w:rFonts w:eastAsia="나눔고딕" w:cs="나눔고딕" w:hint="eastAsia" w:ascii="나눔고딕" w:hAnsi="나눔고딕"/>
                 <w:kern w:val="0"/>
                 <w:sz w:val="24"/>
                 <w:szCs w:val="20"/>
@@ -3405,13 +3444,13 @@
               <w:snapToGrid w:val="false"/>
               <w:jc w:val="start"/>
               <w:rPr>
-                <w:rFonts w:ascii="굴림체" w:hAnsi="굴림체" w:eastAsia="굴림체" w:cs="굴림체"/>
-                <w:sz w:val="24"/>
-              </w:rPr>
-            </w:pPr>
-            <w:r>
-              <w:rPr>
-                <w:rFonts w:eastAsia="굴림체" w:cs="굴림체" w:ascii="굴림체" w:hAnsi="굴림체"/>
+                <w:rFonts w:ascii="나눔고딕" w:hAnsi="나눔고딕" w:eastAsia="나눔고딕" w:cs="나눔고딕"/>
+                <w:sz w:val="24"/>
+              </w:rPr>
+            </w:pPr>
+            <w:r>
+              <w:rPr>
+                <w:rFonts w:eastAsia="나눔고딕" w:cs="나눔고딕" w:ascii="나눔고딕" w:hAnsi="나눔고딕"/>
                 <w:sz w:val="24"/>
               </w:rPr>
             </w:r>
@@ -3439,13 +3478,13 @@
               <w:snapToGrid w:val="false"/>
               <w:jc w:val="start"/>
               <w:rPr>
-                <w:rFonts w:ascii="굴림체" w:hAnsi="굴림체" w:eastAsia="굴림체" w:cs="굴림체"/>
-                <w:sz w:val="24"/>
-              </w:rPr>
-            </w:pPr>
-            <w:r>
-              <w:rPr>
-                <w:rFonts w:eastAsia="굴림체" w:cs="굴림체" w:ascii="굴림체" w:hAnsi="굴림체"/>
+                <w:rFonts w:ascii="나눔고딕" w:hAnsi="나눔고딕" w:eastAsia="나눔고딕" w:cs="나눔고딕"/>
+                <w:sz w:val="24"/>
+              </w:rPr>
+            </w:pPr>
+            <w:r>
+              <w:rPr>
+                <w:rFonts w:eastAsia="나눔고딕" w:cs="나눔고딕" w:ascii="나눔고딕" w:hAnsi="나눔고딕"/>
                 <w:sz w:val="24"/>
               </w:rPr>
             </w:r>
@@ -3468,13 +3507,13 @@
               <w:pStyle w:val="Normal"/>
               <w:jc w:val="center"/>
               <w:rPr>
-                <w:rFonts w:ascii="굴림체" w:hAnsi="굴림체" w:eastAsia="굴림체" w:cs="굴림체" w:hint="eastAsia"/>
-                <w:sz w:val="24"/>
-              </w:rPr>
-            </w:pPr>
-            <w:r>
-              <w:rPr>
-                <w:rFonts w:ascii="굴림체" w:hAnsi="굴림체" w:cs="굴림체" w:hint="eastAsia" w:eastAsia="굴림체"/>
+                <w:rFonts w:ascii="나눔고딕" w:hAnsi="나눔고딕" w:eastAsia="나눔고딕" w:cs="나눔고딕" w:hint="eastAsia"/>
+                <w:sz w:val="24"/>
+              </w:rPr>
+            </w:pPr>
+            <w:r>
+              <w:rPr>
+                <w:rFonts w:ascii="나눔고딕" w:hAnsi="나눔고딕" w:cs="나눔고딕" w:hint="eastAsia" w:eastAsia="나눔고딕"/>
                 <w:sz w:val="24"/>
               </w:rPr>
               <w:t>사무실</w:t>
@@ -3499,13 +3538,13 @@
               <w:pStyle w:val="Normal"/>
               <w:jc w:val="center"/>
               <w:rPr>
-                <w:rFonts w:ascii="굴림체" w:hAnsi="굴림체" w:eastAsia="굴림체" w:cs="굴림체" w:hint="eastAsia"/>
-                <w:sz w:val="24"/>
-              </w:rPr>
-            </w:pPr>
-            <w:r>
-              <w:rPr>
-                <w:rFonts w:ascii="굴림체" w:hAnsi="굴림체" w:cs="굴림체" w:hint="eastAsia" w:eastAsia="굴림체"/>
+                <w:rFonts w:ascii="나눔고딕" w:hAnsi="나눔고딕" w:eastAsia="나눔고딕" w:cs="나눔고딕" w:hint="eastAsia"/>
+                <w:sz w:val="24"/>
+              </w:rPr>
+            </w:pPr>
+            <w:r>
+              <w:rPr>
+                <w:rFonts w:ascii="나눔고딕" w:hAnsi="나눔고딕" w:cs="나눔고딕" w:hint="eastAsia" w:eastAsia="나눔고딕"/>
                 <w:sz w:val="24"/>
               </w:rPr>
               <w:t>핸드폰</w:t>
@@ -3530,13 +3569,13 @@
               <w:pStyle w:val="Normal"/>
               <w:jc w:val="center"/>
               <w:rPr>
-                <w:rFonts w:ascii="굴림체" w:hAnsi="굴림체" w:eastAsia="굴림체" w:cs="굴림체" w:hint="eastAsia"/>
-                <w:sz w:val="24"/>
-              </w:rPr>
-            </w:pPr>
-            <w:r>
-              <w:rPr>
-                <w:rFonts w:eastAsia="굴림체" w:cs="굴림체" w:hint="eastAsia" w:ascii="굴림체" w:hAnsi="굴림체"/>
+                <w:rFonts w:ascii="나눔고딕" w:hAnsi="나눔고딕" w:eastAsia="나눔고딕" w:cs="나눔고딕" w:hint="eastAsia"/>
+                <w:sz w:val="24"/>
+              </w:rPr>
+            </w:pPr>
+            <w:r>
+              <w:rPr>
+                <w:rFonts w:eastAsia="나눔고딕" w:cs="나눔고딕" w:hint="eastAsia" w:ascii="나눔고딕" w:hAnsi="나눔고딕"/>
                 <w:sz w:val="24"/>
               </w:rPr>
               <w:t>E-Mail</w:t>
@@ -3563,18 +3602,18 @@
               <w:snapToGrid w:val="false"/>
               <w:jc w:val="center"/>
               <w:rPr>
-                <w:rFonts w:ascii="굴림체" w:hAnsi="굴림체" w:eastAsia="굴림체" w:cs="굴림체" w:hint="eastAsia"/>
+                <w:rFonts w:ascii="나눔고딕" w:hAnsi="나눔고딕" w:eastAsia="나눔고딕" w:cs="나눔고딕" w:hint="eastAsia"/>
                 <w:kern w:val="0"/>
-                <w:sz w:val="24"/>
-                <w:szCs w:val="20"/>
-              </w:rPr>
-            </w:pPr>
-            <w:r>
-              <w:rPr>
-                <w:rFonts w:eastAsia="굴림체" w:cs="굴림체" w:hint="eastAsia" w:ascii="굴림체" w:hAnsi="굴림체"/>
+                <w:sz w:val="22"/>
+                <w:szCs w:val="22"/>
+              </w:rPr>
+            </w:pPr>
+            <w:r>
+              <w:rPr>
+                <w:rFonts w:eastAsia="나눔고딕" w:cs="나눔고딕" w:hint="eastAsia" w:ascii="나눔고딕" w:hAnsi="나눔고딕"/>
                 <w:kern w:val="0"/>
-                <w:sz w:val="24"/>
-                <w:szCs w:val="20"/>
+                <w:sz w:val="22"/>
+                <w:szCs w:val="22"/>
               </w:rPr>
             </w:r>
           </w:p>
@@ -3597,14 +3636,16 @@
               <w:snapToGrid w:val="false"/>
               <w:jc w:val="center"/>
               <w:rPr>
-                <w:rFonts w:ascii="굴림체" w:hAnsi="굴림체" w:eastAsia="굴림체" w:cs="굴림체" w:hint="eastAsia"/>
-                <w:sz w:val="24"/>
-              </w:rPr>
-            </w:pPr>
-            <w:r>
-              <w:rPr>
-                <w:rFonts w:eastAsia="굴림체" w:cs="굴림체" w:hint="eastAsia" w:ascii="굴림체" w:hAnsi="굴림체"/>
-                <w:sz w:val="24"/>
+                <w:rFonts w:ascii="나눔고딕" w:hAnsi="나눔고딕" w:eastAsia="나눔고딕" w:cs="나눔고딕" w:hint="eastAsia"/>
+                <w:sz w:val="22"/>
+                <w:szCs w:val="22"/>
+              </w:rPr>
+            </w:pPr>
+            <w:r>
+              <w:rPr>
+                <w:rFonts w:eastAsia="나눔고딕" w:cs="나눔고딕" w:hint="eastAsia" w:ascii="나눔고딕" w:hAnsi="나눔고딕"/>
+                <w:sz w:val="22"/>
+                <w:szCs w:val="22"/>
               </w:rPr>
             </w:r>
           </w:p>
@@ -3627,14 +3668,16 @@
               <w:snapToGrid w:val="false"/>
               <w:jc w:val="center"/>
               <w:rPr>
-                <w:rFonts w:ascii="굴림체" w:hAnsi="굴림체" w:eastAsia="굴림체" w:cs="굴림체" w:hint="eastAsia"/>
-                <w:sz w:val="24"/>
-              </w:rPr>
-            </w:pPr>
-            <w:r>
-              <w:rPr>
-                <w:rFonts w:eastAsia="굴림체" w:cs="굴림체" w:hint="eastAsia" w:ascii="굴림체" w:hAnsi="굴림체"/>
-                <w:sz w:val="24"/>
+                <w:rFonts w:ascii="나눔고딕" w:hAnsi="나눔고딕" w:eastAsia="나눔고딕" w:cs="나눔고딕" w:hint="eastAsia"/>
+                <w:sz w:val="22"/>
+                <w:szCs w:val="22"/>
+              </w:rPr>
+            </w:pPr>
+            <w:r>
+              <w:rPr>
+                <w:rFonts w:eastAsia="나눔고딕" w:cs="나눔고딕" w:hint="eastAsia" w:ascii="나눔고딕" w:hAnsi="나눔고딕"/>
+                <w:sz w:val="22"/>
+                <w:szCs w:val="22"/>
               </w:rPr>
             </w:r>
           </w:p>
@@ -3656,14 +3699,16 @@
               <w:snapToGrid w:val="false"/>
               <w:jc w:val="center"/>
               <w:rPr>
-                <w:rFonts w:ascii="굴림체" w:hAnsi="굴림체" w:eastAsia="굴림체" w:cs="굴림체" w:hint="eastAsia"/>
-                <w:sz w:val="24"/>
-              </w:rPr>
-            </w:pPr>
-            <w:r>
-              <w:rPr>
-                <w:rFonts w:eastAsia="굴림체" w:cs="굴림체" w:hint="eastAsia" w:ascii="굴림체" w:hAnsi="굴림체"/>
-                <w:sz w:val="24"/>
+                <w:rFonts w:ascii="나눔고딕" w:hAnsi="나눔고딕" w:eastAsia="나눔고딕" w:cs="나눔고딕" w:hint="eastAsia"/>
+                <w:sz w:val="22"/>
+                <w:szCs w:val="22"/>
+              </w:rPr>
+            </w:pPr>
+            <w:r>
+              <w:rPr>
+                <w:rFonts w:eastAsia="나눔고딕" w:cs="나눔고딕" w:hint="eastAsia" w:ascii="나눔고딕" w:hAnsi="나눔고딕"/>
+                <w:sz w:val="22"/>
+                <w:szCs w:val="22"/>
               </w:rPr>
             </w:r>
           </w:p>
@@ -3686,14 +3731,16 @@
               <w:snapToGrid w:val="false"/>
               <w:jc w:val="center"/>
               <w:rPr>
-                <w:rFonts w:ascii="굴림체" w:hAnsi="굴림체" w:eastAsia="굴림체" w:cs="굴림체" w:hint="eastAsia"/>
-                <w:sz w:val="24"/>
-              </w:rPr>
-            </w:pPr>
-            <w:r>
-              <w:rPr>
-                <w:rFonts w:eastAsia="굴림체" w:cs="굴림체" w:hint="eastAsia" w:ascii="굴림체" w:hAnsi="굴림체"/>
-                <w:sz w:val="24"/>
+                <w:rFonts w:ascii="나눔고딕" w:hAnsi="나눔고딕" w:eastAsia="나눔고딕" w:cs="나눔고딕" w:hint="eastAsia"/>
+                <w:sz w:val="22"/>
+                <w:szCs w:val="22"/>
+              </w:rPr>
+            </w:pPr>
+            <w:r>
+              <w:rPr>
+                <w:rFonts w:eastAsia="나눔고딕" w:cs="나눔고딕" w:hint="eastAsia" w:ascii="나눔고딕" w:hAnsi="나눔고딕"/>
+                <w:sz w:val="22"/>
+                <w:szCs w:val="22"/>
               </w:rPr>
             </w:r>
           </w:p>
@@ -3716,14 +3763,16 @@
               <w:snapToGrid w:val="false"/>
               <w:jc w:val="center"/>
               <w:rPr>
-                <w:rFonts w:ascii="굴림체" w:hAnsi="굴림체" w:eastAsia="굴림체" w:cs="굴림체" w:hint="eastAsia"/>
-                <w:sz w:val="24"/>
-              </w:rPr>
-            </w:pPr>
-            <w:r>
-              <w:rPr>
-                <w:rFonts w:eastAsia="굴림체" w:cs="굴림체" w:hint="eastAsia" w:ascii="굴림체" w:hAnsi="굴림체"/>
-                <w:sz w:val="24"/>
+                <w:rFonts w:ascii="나눔고딕" w:hAnsi="나눔고딕" w:eastAsia="나눔고딕" w:cs="나눔고딕" w:hint="eastAsia"/>
+                <w:sz w:val="22"/>
+                <w:szCs w:val="22"/>
+              </w:rPr>
+            </w:pPr>
+            <w:r>
+              <w:rPr>
+                <w:rFonts w:eastAsia="나눔고딕" w:cs="나눔고딕" w:hint="eastAsia" w:ascii="나눔고딕" w:hAnsi="나눔고딕"/>
+                <w:sz w:val="22"/>
+                <w:szCs w:val="22"/>
               </w:rPr>
             </w:r>
           </w:p>
@@ -3748,18 +3797,18 @@
               <w:snapToGrid w:val="false"/>
               <w:jc w:val="center"/>
               <w:rPr>
-                <w:rFonts w:ascii="굴림체" w:hAnsi="굴림체" w:eastAsia="굴림체" w:cs="굴림체" w:hint="eastAsia"/>
+                <w:rFonts w:ascii="나눔고딕" w:hAnsi="나눔고딕" w:eastAsia="나눔고딕" w:cs="나눔고딕" w:hint="eastAsia"/>
                 <w:kern w:val="0"/>
-                <w:sz w:val="24"/>
-                <w:szCs w:val="20"/>
-              </w:rPr>
-            </w:pPr>
-            <w:r>
-              <w:rPr>
-                <w:rFonts w:eastAsia="굴림체" w:cs="굴림체" w:hint="eastAsia" w:ascii="굴림체" w:hAnsi="굴림체"/>
+                <w:sz w:val="22"/>
+                <w:szCs w:val="22"/>
+              </w:rPr>
+            </w:pPr>
+            <w:r>
+              <w:rPr>
+                <w:rFonts w:eastAsia="나눔고딕" w:cs="나눔고딕" w:hint="eastAsia" w:ascii="나눔고딕" w:hAnsi="나눔고딕"/>
                 <w:kern w:val="0"/>
-                <w:sz w:val="24"/>
-                <w:szCs w:val="20"/>
+                <w:sz w:val="22"/>
+                <w:szCs w:val="22"/>
               </w:rPr>
             </w:r>
           </w:p>
@@ -3781,14 +3830,16 @@
               <w:snapToGrid w:val="false"/>
               <w:jc w:val="center"/>
               <w:rPr>
-                <w:rFonts w:ascii="굴림체" w:hAnsi="굴림체" w:eastAsia="굴림체" w:cs="굴림체" w:hint="eastAsia"/>
-                <w:sz w:val="24"/>
-              </w:rPr>
-            </w:pPr>
-            <w:r>
-              <w:rPr>
-                <w:rFonts w:eastAsia="굴림체" w:cs="굴림체" w:hint="eastAsia" w:ascii="굴림체" w:hAnsi="굴림체"/>
-                <w:sz w:val="24"/>
+                <w:rFonts w:ascii="나눔고딕" w:hAnsi="나눔고딕" w:eastAsia="나눔고딕" w:cs="나눔고딕" w:hint="eastAsia"/>
+                <w:sz w:val="22"/>
+                <w:szCs w:val="22"/>
+              </w:rPr>
+            </w:pPr>
+            <w:r>
+              <w:rPr>
+                <w:rFonts w:eastAsia="나눔고딕" w:cs="나눔고딕" w:hint="eastAsia" w:ascii="나눔고딕" w:hAnsi="나눔고딕"/>
+                <w:sz w:val="22"/>
+                <w:szCs w:val="22"/>
               </w:rPr>
             </w:r>
           </w:p>
@@ -3810,14 +3861,16 @@
               <w:snapToGrid w:val="false"/>
               <w:jc w:val="center"/>
               <w:rPr>
-                <w:rFonts w:ascii="굴림체" w:hAnsi="굴림체" w:eastAsia="굴림체" w:cs="굴림체" w:hint="eastAsia"/>
-                <w:sz w:val="24"/>
-              </w:rPr>
-            </w:pPr>
-            <w:r>
-              <w:rPr>
-                <w:rFonts w:eastAsia="굴림체" w:cs="굴림체" w:hint="eastAsia" w:ascii="굴림체" w:hAnsi="굴림체"/>
-                <w:sz w:val="24"/>
+                <w:rFonts w:ascii="나눔고딕" w:hAnsi="나눔고딕" w:eastAsia="나눔고딕" w:cs="나눔고딕" w:hint="eastAsia"/>
+                <w:sz w:val="22"/>
+                <w:szCs w:val="22"/>
+              </w:rPr>
+            </w:pPr>
+            <w:r>
+              <w:rPr>
+                <w:rFonts w:eastAsia="나눔고딕" w:cs="나눔고딕" w:hint="eastAsia" w:ascii="나눔고딕" w:hAnsi="나눔고딕"/>
+                <w:sz w:val="22"/>
+                <w:szCs w:val="22"/>
               </w:rPr>
             </w:r>
           </w:p>
@@ -3839,14 +3892,16 @@
               <w:snapToGrid w:val="false"/>
               <w:jc w:val="center"/>
               <w:rPr>
-                <w:rFonts w:ascii="굴림체" w:hAnsi="굴림체" w:eastAsia="굴림체" w:cs="굴림체" w:hint="eastAsia"/>
-                <w:sz w:val="24"/>
-              </w:rPr>
-            </w:pPr>
-            <w:r>
-              <w:rPr>
-                <w:rFonts w:eastAsia="굴림체" w:cs="굴림체" w:hint="eastAsia" w:ascii="굴림체" w:hAnsi="굴림체"/>
-                <w:sz w:val="24"/>
+                <w:rFonts w:ascii="나눔고딕" w:hAnsi="나눔고딕" w:eastAsia="나눔고딕" w:cs="나눔고딕" w:hint="eastAsia"/>
+                <w:sz w:val="22"/>
+                <w:szCs w:val="22"/>
+              </w:rPr>
+            </w:pPr>
+            <w:r>
+              <w:rPr>
+                <w:rFonts w:eastAsia="나눔고딕" w:cs="나눔고딕" w:hint="eastAsia" w:ascii="나눔고딕" w:hAnsi="나눔고딕"/>
+                <w:sz w:val="22"/>
+                <w:szCs w:val="22"/>
               </w:rPr>
             </w:r>
           </w:p>
@@ -3870,14 +3925,16 @@
               <w:autoSpaceDE w:val="true"/>
               <w:snapToGrid w:val="false"/>
               <w:rPr>
-                <w:rFonts w:ascii="굴림체" w:hAnsi="굴림체" w:eastAsia="굴림체" w:cs="굴림체" w:hint="eastAsia"/>
-                <w:sz w:val="24"/>
-              </w:rPr>
-            </w:pPr>
-            <w:r>
-              <w:rPr>
-                <w:rFonts w:eastAsia="굴림체" w:cs="굴림체" w:hint="eastAsia" w:ascii="굴림체" w:hAnsi="굴림체"/>
-                <w:sz w:val="24"/>
+                <w:rFonts w:ascii="나눔고딕" w:hAnsi="나눔고딕" w:eastAsia="나눔고딕" w:cs="나눔고딕" w:hint="eastAsia"/>
+                <w:sz w:val="22"/>
+                <w:szCs w:val="22"/>
+              </w:rPr>
+            </w:pPr>
+            <w:r>
+              <w:rPr>
+                <w:rFonts w:eastAsia="나눔고딕" w:cs="나눔고딕" w:hint="eastAsia" w:ascii="나눔고딕" w:hAnsi="나눔고딕"/>
+                <w:sz w:val="22"/>
+                <w:szCs w:val="22"/>
               </w:rPr>
             </w:r>
           </w:p>
@@ -3900,14 +3957,16 @@
               <w:snapToGrid w:val="false"/>
               <w:jc w:val="center"/>
               <w:rPr>
-                <w:rFonts w:ascii="굴림체" w:hAnsi="굴림체" w:eastAsia="굴림체" w:cs="굴림체" w:hint="eastAsia"/>
-                <w:sz w:val="24"/>
-              </w:rPr>
-            </w:pPr>
-            <w:r>
-              <w:rPr>
-                <w:rFonts w:eastAsia="굴림체" w:cs="굴림체" w:hint="eastAsia" w:ascii="굴림체" w:hAnsi="굴림체"/>
-                <w:sz w:val="24"/>
+                <w:rFonts w:ascii="나눔고딕" w:hAnsi="나눔고딕" w:eastAsia="나눔고딕" w:cs="나눔고딕" w:hint="eastAsia"/>
+                <w:sz w:val="22"/>
+                <w:szCs w:val="22"/>
+              </w:rPr>
+            </w:pPr>
+            <w:r>
+              <w:rPr>
+                <w:rFonts w:eastAsia="나눔고딕" w:cs="나눔고딕" w:hint="eastAsia" w:ascii="나눔고딕" w:hAnsi="나눔고딕"/>
+                <w:sz w:val="22"/>
+                <w:szCs w:val="22"/>
               </w:rPr>
             </w:r>
           </w:p>
@@ -3930,18 +3989,18 @@
               <w:pStyle w:val="Normal"/>
               <w:snapToGrid w:val="false"/>
               <w:rPr>
-                <w:rFonts w:ascii="굴림체" w:hAnsi="굴림체" w:eastAsia="굴림체" w:cs="굴림체" w:hint="eastAsia"/>
+                <w:rFonts w:ascii="나눔고딕" w:hAnsi="나눔고딕" w:eastAsia="나눔고딕" w:cs="나눔고딕" w:hint="eastAsia"/>
                 <w:kern w:val="0"/>
-                <w:sz w:val="24"/>
-                <w:szCs w:val="20"/>
-              </w:rPr>
-            </w:pPr>
-            <w:r>
-              <w:rPr>
-                <w:rFonts w:eastAsia="굴림체" w:cs="굴림체" w:hint="eastAsia" w:ascii="굴림체" w:hAnsi="굴림체"/>
+                <w:sz w:val="22"/>
+                <w:szCs w:val="22"/>
+              </w:rPr>
+            </w:pPr>
+            <w:r>
+              <w:rPr>
+                <w:rFonts w:eastAsia="나눔고딕" w:cs="나눔고딕" w:hint="eastAsia" w:ascii="나눔고딕" w:hAnsi="나눔고딕"/>
                 <w:kern w:val="0"/>
-                <w:sz w:val="24"/>
-                <w:szCs w:val="20"/>
+                <w:sz w:val="22"/>
+                <w:szCs w:val="22"/>
               </w:rPr>
             </w:r>
           </w:p>
@@ -3963,14 +4022,16 @@
               <w:snapToGrid w:val="false"/>
               <w:jc w:val="center"/>
               <w:rPr>
-                <w:rFonts w:ascii="굴림체" w:hAnsi="굴림체" w:eastAsia="굴림체" w:cs="굴림체" w:hint="eastAsia"/>
-                <w:sz w:val="24"/>
-              </w:rPr>
-            </w:pPr>
-            <w:r>
-              <w:rPr>
-                <w:rFonts w:eastAsia="굴림체" w:cs="굴림체" w:hint="eastAsia" w:ascii="굴림체" w:hAnsi="굴림체"/>
-                <w:sz w:val="24"/>
+                <w:rFonts w:ascii="나눔고딕" w:hAnsi="나눔고딕" w:eastAsia="나눔고딕" w:cs="나눔고딕" w:hint="eastAsia"/>
+                <w:sz w:val="22"/>
+                <w:szCs w:val="22"/>
+              </w:rPr>
+            </w:pPr>
+            <w:r>
+              <w:rPr>
+                <w:rFonts w:eastAsia="나눔고딕" w:cs="나눔고딕" w:hint="eastAsia" w:ascii="나눔고딕" w:hAnsi="나눔고딕"/>
+                <w:sz w:val="22"/>
+                <w:szCs w:val="22"/>
               </w:rPr>
             </w:r>
           </w:p>
@@ -3992,14 +4053,16 @@
               <w:snapToGrid w:val="false"/>
               <w:jc w:val="center"/>
               <w:rPr>
-                <w:rFonts w:ascii="굴림체" w:hAnsi="굴림체" w:eastAsia="굴림체" w:cs="굴림체" w:hint="eastAsia"/>
-                <w:sz w:val="24"/>
-              </w:rPr>
-            </w:pPr>
-            <w:r>
-              <w:rPr>
-                <w:rFonts w:eastAsia="굴림체" w:cs="굴림체" w:hint="eastAsia" w:ascii="굴림체" w:hAnsi="굴림체"/>
-                <w:sz w:val="24"/>
+                <w:rFonts w:ascii="나눔고딕" w:hAnsi="나눔고딕" w:eastAsia="나눔고딕" w:cs="나눔고딕" w:hint="eastAsia"/>
+                <w:sz w:val="22"/>
+                <w:szCs w:val="22"/>
+              </w:rPr>
+            </w:pPr>
+            <w:r>
+              <w:rPr>
+                <w:rFonts w:eastAsia="나눔고딕" w:cs="나눔고딕" w:hint="eastAsia" w:ascii="나눔고딕" w:hAnsi="나눔고딕"/>
+                <w:sz w:val="22"/>
+                <w:szCs w:val="22"/>
               </w:rPr>
             </w:r>
           </w:p>
@@ -4021,14 +4084,16 @@
               <w:snapToGrid w:val="false"/>
               <w:jc w:val="center"/>
               <w:rPr>
-                <w:rFonts w:ascii="굴림체" w:hAnsi="굴림체" w:eastAsia="굴림체" w:cs="굴림체" w:hint="eastAsia"/>
-                <w:sz w:val="24"/>
-              </w:rPr>
-            </w:pPr>
-            <w:r>
-              <w:rPr>
-                <w:rFonts w:eastAsia="굴림체" w:cs="굴림체" w:hint="eastAsia" w:ascii="굴림체" w:hAnsi="굴림체"/>
-                <w:sz w:val="24"/>
+                <w:rFonts w:ascii="나눔고딕" w:hAnsi="나눔고딕" w:eastAsia="나눔고딕" w:cs="나눔고딕" w:hint="eastAsia"/>
+                <w:sz w:val="22"/>
+                <w:szCs w:val="22"/>
+              </w:rPr>
+            </w:pPr>
+            <w:r>
+              <w:rPr>
+                <w:rFonts w:eastAsia="나눔고딕" w:cs="나눔고딕" w:hint="eastAsia" w:ascii="나눔고딕" w:hAnsi="나눔고딕"/>
+                <w:sz w:val="22"/>
+                <w:szCs w:val="22"/>
               </w:rPr>
             </w:r>
           </w:p>
@@ -4053,14 +4118,16 @@
               <w:snapToGrid w:val="false"/>
               <w:jc w:val="center"/>
               <w:rPr>
-                <w:rFonts w:ascii="굴림체" w:hAnsi="굴림체" w:eastAsia="굴림체" w:cs="굴림체" w:hint="eastAsia"/>
-                <w:sz w:val="24"/>
-              </w:rPr>
-            </w:pPr>
-            <w:r>
-              <w:rPr>
-                <w:rFonts w:eastAsia="굴림체" w:cs="굴림체" w:hint="eastAsia" w:ascii="굴림체" w:hAnsi="굴림체"/>
-                <w:sz w:val="24"/>
+                <w:rFonts w:ascii="나눔고딕" w:hAnsi="나눔고딕" w:eastAsia="나눔고딕" w:cs="나눔고딕" w:hint="eastAsia"/>
+                <w:sz w:val="22"/>
+                <w:szCs w:val="22"/>
+              </w:rPr>
+            </w:pPr>
+            <w:r>
+              <w:rPr>
+                <w:rFonts w:eastAsia="나눔고딕" w:cs="나눔고딕" w:hint="eastAsia" w:ascii="나눔고딕" w:hAnsi="나눔고딕"/>
+                <w:sz w:val="22"/>
+                <w:szCs w:val="22"/>
               </w:rPr>
             </w:r>
           </w:p>
@@ -4083,14 +4150,16 @@
               <w:snapToGrid w:val="false"/>
               <w:jc w:val="center"/>
               <w:rPr>
-                <w:rFonts w:ascii="굴림체" w:hAnsi="굴림체" w:eastAsia="굴림체" w:cs="굴림체" w:hint="eastAsia"/>
-                <w:sz w:val="24"/>
-              </w:rPr>
-            </w:pPr>
-            <w:r>
-              <w:rPr>
-                <w:rFonts w:eastAsia="굴림체" w:cs="굴림체" w:hint="eastAsia" w:ascii="굴림체" w:hAnsi="굴림체"/>
-                <w:sz w:val="24"/>
+                <w:rFonts w:ascii="나눔고딕" w:hAnsi="나눔고딕" w:eastAsia="나눔고딕" w:cs="나눔고딕" w:hint="eastAsia"/>
+                <w:sz w:val="22"/>
+                <w:szCs w:val="22"/>
+              </w:rPr>
+            </w:pPr>
+            <w:r>
+              <w:rPr>
+                <w:rFonts w:eastAsia="나눔고딕" w:cs="나눔고딕" w:hint="eastAsia" w:ascii="나눔고딕" w:hAnsi="나눔고딕"/>
+                <w:sz w:val="22"/>
+                <w:szCs w:val="22"/>
               </w:rPr>
             </w:r>
           </w:p>
@@ -4116,14 +4185,14 @@
               <w:pStyle w:val="Normal"/>
               <w:jc w:val="center"/>
               <w:rPr>
-                <w:rFonts w:ascii="굴림체" w:hAnsi="굴림체" w:eastAsia="굴림체" w:cs="굴림체" w:hint="eastAsia"/>
+                <w:rFonts w:ascii="나눔고딕" w:hAnsi="나눔고딕" w:eastAsia="나눔고딕" w:cs="나눔고딕" w:hint="eastAsia"/>
                 <w:b/>
                 <w:sz w:val="24"/>
               </w:rPr>
             </w:pPr>
             <w:r>
               <w:rPr>
-                <w:rFonts w:ascii="굴림체" w:hAnsi="굴림체" w:cs="굴림체" w:hint="eastAsia" w:eastAsia="굴림체"/>
+                <w:rFonts w:ascii="나눔고딕" w:hAnsi="나눔고딕" w:cs="나눔고딕" w:hint="eastAsia" w:eastAsia="나눔고딕"/>
                 <w:b/>
                 <w:sz w:val="24"/>
               </w:rPr>
@@ -4152,13 +4221,13 @@
               <w:pStyle w:val="Normal"/>
               <w:jc w:val="center"/>
               <w:rPr>
-                <w:rFonts w:ascii="굴림;Gulim" w:hAnsi="굴림;Gulim" w:eastAsia="굴림;Gulim" w:cs="굴림;Gulim" w:hint="eastAsia"/>
-                <w:sz w:val="24"/>
-              </w:rPr>
-            </w:pPr>
-            <w:r>
-              <w:rPr>
-                <w:rFonts w:ascii="굴림;Gulim" w:hAnsi="굴림;Gulim" w:cs="굴림;Gulim" w:hint="eastAsia" w:eastAsia="굴림;Gulim"/>
+                <w:rFonts w:ascii="나눔고딕" w:hAnsi="나눔고딕" w:eastAsia="나눔고딕" w:cs="나눔고딕" w:hint="eastAsia"/>
+                <w:sz w:val="24"/>
+              </w:rPr>
+            </w:pPr>
+            <w:r>
+              <w:rPr>
+                <w:rFonts w:ascii="나눔고딕" w:hAnsi="나눔고딕" w:cs="나눔고딕" w:hint="eastAsia" w:eastAsia="나눔고딕"/>
                 <w:sz w:val="24"/>
               </w:rPr>
               <w:t>내용</w:t>
@@ -4183,13 +4252,13 @@
               <w:pStyle w:val="Normal"/>
               <w:jc w:val="center"/>
               <w:rPr>
-                <w:rFonts w:ascii="굴림;Gulim" w:hAnsi="굴림;Gulim" w:eastAsia="굴림;Gulim" w:cs="굴림;Gulim" w:hint="eastAsia"/>
-                <w:sz w:val="24"/>
-              </w:rPr>
-            </w:pPr>
-            <w:r>
-              <w:rPr>
-                <w:rFonts w:ascii="굴림;Gulim" w:hAnsi="굴림;Gulim" w:cs="굴림;Gulim" w:hint="eastAsia" w:eastAsia="굴림;Gulim"/>
+                <w:rFonts w:ascii="나눔고딕" w:hAnsi="나눔고딕" w:eastAsia="나눔고딕" w:cs="나눔고딕" w:hint="eastAsia"/>
+                <w:sz w:val="24"/>
+              </w:rPr>
+            </w:pPr>
+            <w:r>
+              <w:rPr>
+                <w:rFonts w:ascii="나눔고딕" w:hAnsi="나눔고딕" w:cs="나눔고딕" w:hint="eastAsia" w:eastAsia="나눔고딕"/>
                 <w:sz w:val="24"/>
               </w:rPr>
               <w:t>편수</w:t>
@@ -4214,13 +4283,13 @@
               <w:pStyle w:val="Normal"/>
               <w:jc w:val="center"/>
               <w:rPr>
-                <w:rFonts w:ascii="굴림;Gulim" w:hAnsi="굴림;Gulim" w:eastAsia="굴림;Gulim" w:cs="굴림;Gulim" w:hint="eastAsia"/>
-                <w:sz w:val="24"/>
-              </w:rPr>
-            </w:pPr>
-            <w:r>
-              <w:rPr>
-                <w:rFonts w:ascii="굴림;Gulim" w:hAnsi="굴림;Gulim" w:cs="굴림;Gulim" w:hint="eastAsia" w:eastAsia="굴림;Gulim"/>
+                <w:rFonts w:ascii="나눔고딕" w:hAnsi="나눔고딕" w:eastAsia="나눔고딕" w:cs="나눔고딕" w:hint="eastAsia"/>
+                <w:sz w:val="24"/>
+              </w:rPr>
+            </w:pPr>
+            <w:r>
+              <w:rPr>
+                <w:rFonts w:ascii="나눔고딕" w:hAnsi="나눔고딕" w:cs="나눔고딕" w:hint="eastAsia" w:eastAsia="나눔고딕"/>
                 <w:sz w:val="24"/>
               </w:rPr>
               <w:t>단가</w:t>
@@ -4245,13 +4314,13 @@
               <w:pStyle w:val="Normal"/>
               <w:jc w:val="center"/>
               <w:rPr>
-                <w:rFonts w:ascii="굴림;Gulim" w:hAnsi="굴림;Gulim" w:eastAsia="굴림;Gulim" w:cs="굴림;Gulim" w:hint="eastAsia"/>
-                <w:sz w:val="24"/>
-              </w:rPr>
-            </w:pPr>
-            <w:r>
-              <w:rPr>
-                <w:rFonts w:ascii="굴림;Gulim" w:hAnsi="굴림;Gulim" w:cs="굴림;Gulim" w:hint="eastAsia" w:eastAsia="굴림;Gulim"/>
+                <w:rFonts w:ascii="나눔고딕" w:hAnsi="나눔고딕" w:eastAsia="나눔고딕" w:cs="나눔고딕" w:hint="eastAsia"/>
+                <w:sz w:val="24"/>
+              </w:rPr>
+            </w:pPr>
+            <w:r>
+              <w:rPr>
+                <w:rFonts w:ascii="나눔고딕" w:hAnsi="나눔고딕" w:cs="나눔고딕" w:hint="eastAsia" w:eastAsia="나눔고딕"/>
                 <w:sz w:val="24"/>
               </w:rPr>
               <w:t>금액</w:t>
@@ -4275,13 +4344,13 @@
               <w:pStyle w:val="Normal"/>
               <w:jc w:val="center"/>
               <w:rPr>
-                <w:rFonts w:ascii="굴림;Gulim" w:hAnsi="굴림;Gulim" w:eastAsia="굴림;Gulim" w:cs="굴림;Gulim" w:hint="eastAsia"/>
-                <w:sz w:val="24"/>
-              </w:rPr>
-            </w:pPr>
-            <w:r>
-              <w:rPr>
-                <w:rFonts w:ascii="굴림;Gulim" w:hAnsi="굴림;Gulim" w:cs="굴림;Gulim" w:hint="eastAsia" w:eastAsia="굴림;Gulim"/>
+                <w:rFonts w:ascii="나눔고딕" w:hAnsi="나눔고딕" w:eastAsia="나눔고딕" w:cs="나눔고딕" w:hint="eastAsia"/>
+                <w:sz w:val="24"/>
+              </w:rPr>
+            </w:pPr>
+            <w:r>
+              <w:rPr>
+                <w:rFonts w:ascii="나눔고딕" w:hAnsi="나눔고딕" w:cs="나눔고딕" w:hint="eastAsia" w:eastAsia="나눔고딕"/>
                 <w:sz w:val="24"/>
               </w:rPr>
               <w:t>비고</w:t>
@@ -4309,7 +4378,7 @@
               <w:snapToGrid w:val="false"/>
               <w:jc w:val="center"/>
               <w:rPr>
-                <w:rFonts w:ascii="굴림;Gulim" w:hAnsi="굴림;Gulim" w:eastAsia="굴림;Gulim" w:cs="굴림;Gulim" w:hint="eastAsia"/>
+                <w:rFonts w:ascii="나눔고딕" w:hAnsi="나눔고딕" w:eastAsia="나눔고딕" w:cs="굴림;Gulim" w:hint="eastAsia"/>
                 <w:kern w:val="0"/>
                 <w:sz w:val="24"/>
                 <w:szCs w:val="20"/>
@@ -4317,7 +4386,7 @@
             </w:pPr>
             <w:r>
               <w:rPr>
-                <w:rFonts w:eastAsia="굴림;Gulim" w:cs="굴림;Gulim" w:hint="eastAsia" w:ascii="굴림;Gulim" w:hAnsi="굴림;Gulim"/>
+                <w:rFonts w:eastAsia="나눔고딕" w:cs="굴림;Gulim" w:hint="eastAsia" w:ascii="나눔고딕" w:hAnsi="나눔고딕"/>
                 <w:kern w:val="0"/>
                 <w:sz w:val="24"/>
                 <w:szCs w:val="20"/>
@@ -4343,14 +4412,14 @@
               <w:snapToGrid w:val="false"/>
               <w:jc w:val="center"/>
               <w:rPr>
-                <w:rFonts w:ascii="굴림;Gulim" w:hAnsi="굴림;Gulim" w:eastAsia="굴림;Gulim" w:cs="Tahoma" w:hint="eastAsia"/>
-                <w:sz w:val="24"/>
-              </w:rPr>
-            </w:pPr>
-            <w:r>
-              <w:rPr>
-                <w:rFonts w:eastAsia="굴림;Gulim" w:cs="Tahoma" w:hint="eastAsia" w:ascii="굴림;Gulim" w:hAnsi="굴림;Gulim"/>
-                <w:sz w:val="24"/>
+                <w:rFonts w:ascii="나눔고딕" w:hAnsi="나눔고딕" w:eastAsia="나눔고딕" w:cs="Tahoma" w:hint="eastAsia"/>
+                <w:szCs w:val="20"/>
+              </w:rPr>
+            </w:pPr>
+            <w:r>
+              <w:rPr>
+                <w:rFonts w:eastAsia="나눔고딕" w:cs="Tahoma" w:hint="eastAsia" w:ascii="나눔고딕" w:hAnsi="나눔고딕"/>
+                <w:szCs w:val="20"/>
               </w:rPr>
             </w:r>
           </w:p>
@@ -4373,14 +4442,14 @@
               <w:snapToGrid w:val="false"/>
               <w:jc w:val="end"/>
               <w:rPr>
-                <w:rFonts w:ascii="굴림;Gulim" w:hAnsi="굴림;Gulim" w:eastAsia="굴림;Gulim" w:cs="Tahoma" w:hint="eastAsia"/>
-                <w:sz w:val="24"/>
-              </w:rPr>
-            </w:pPr>
-            <w:r>
-              <w:rPr>
-                <w:rFonts w:eastAsia="굴림;Gulim" w:cs="Tahoma" w:hint="eastAsia" w:ascii="굴림;Gulim" w:hAnsi="굴림;Gulim"/>
-                <w:sz w:val="24"/>
+                <w:rFonts w:ascii="나눔고딕" w:hAnsi="나눔고딕" w:eastAsia="나눔고딕" w:cs="Tahoma" w:hint="eastAsia"/>
+                <w:szCs w:val="20"/>
+              </w:rPr>
+            </w:pPr>
+            <w:r>
+              <w:rPr>
+                <w:rFonts w:eastAsia="나눔고딕" w:cs="Tahoma" w:hint="eastAsia" w:ascii="나눔고딕" w:hAnsi="나눔고딕"/>
+                <w:szCs w:val="20"/>
               </w:rPr>
             </w:r>
           </w:p>
@@ -4403,14 +4472,14 @@
               <w:snapToGrid w:val="false"/>
               <w:jc w:val="end"/>
               <w:rPr>
-                <w:rFonts w:ascii="굴림;Gulim" w:hAnsi="굴림;Gulim" w:eastAsia="굴림;Gulim" w:cs="굴림;Gulim" w:hint="eastAsia"/>
-                <w:sz w:val="24"/>
-              </w:rPr>
-            </w:pPr>
-            <w:r>
-              <w:rPr>
-                <w:rFonts w:eastAsia="굴림;Gulim" w:cs="굴림;Gulim" w:hint="eastAsia" w:ascii="굴림;Gulim" w:hAnsi="굴림;Gulim"/>
-                <w:sz w:val="24"/>
+                <w:rFonts w:ascii="나눔고딕" w:hAnsi="나눔고딕" w:eastAsia="나눔고딕" w:cs="굴림;Gulim" w:hint="eastAsia"/>
+                <w:szCs w:val="20"/>
+              </w:rPr>
+            </w:pPr>
+            <w:r>
+              <w:rPr>
+                <w:rFonts w:eastAsia="나눔고딕" w:cs="굴림;Gulim" w:hint="eastAsia" w:ascii="나눔고딕" w:hAnsi="나눔고딕"/>
+                <w:szCs w:val="20"/>
               </w:rPr>
             </w:r>
           </w:p>
@@ -4432,14 +4501,14 @@
               <w:snapToGrid w:val="false"/>
               <w:jc w:val="center"/>
               <w:rPr>
-                <w:rFonts w:ascii="굴림;Gulim" w:hAnsi="굴림;Gulim" w:eastAsia="굴림;Gulim" w:cs="굴림;Gulim" w:hint="eastAsia"/>
-                <w:sz w:val="24"/>
-              </w:rPr>
-            </w:pPr>
-            <w:r>
-              <w:rPr>
-                <w:rFonts w:eastAsia="굴림;Gulim" w:cs="굴림;Gulim" w:hint="eastAsia" w:ascii="굴림;Gulim" w:hAnsi="굴림;Gulim"/>
-                <w:sz w:val="24"/>
+                <w:rFonts w:ascii="나눔고딕" w:hAnsi="나눔고딕" w:eastAsia="나눔고딕" w:cs="굴림;Gulim" w:hint="eastAsia"/>
+                <w:szCs w:val="20"/>
+              </w:rPr>
+            </w:pPr>
+            <w:r>
+              <w:rPr>
+                <w:rFonts w:eastAsia="나눔고딕" w:cs="굴림;Gulim" w:hint="eastAsia" w:ascii="나눔고딕" w:hAnsi="나눔고딕"/>
+                <w:szCs w:val="20"/>
               </w:rPr>
             </w:r>
           </w:p>
@@ -4465,17 +4534,15 @@
               <w:snapToGrid w:val="false"/>
               <w:jc w:val="center"/>
               <w:rPr>
-                <w:rFonts w:ascii="굴림;Gulim" w:hAnsi="굴림;Gulim" w:eastAsia="굴림;Gulim" w:cs="굴림;Gulim" w:hint="eastAsia"/>
+                <w:rFonts w:ascii="나눔고딕" w:hAnsi="나눔고딕" w:eastAsia="나눔고딕" w:cs="굴림;Gulim" w:hint="eastAsia"/>
                 <w:kern w:val="0"/>
-                <w:sz w:val="24"/>
-                <w:szCs w:val="20"/>
-              </w:rPr>
-            </w:pPr>
-            <w:r>
-              <w:rPr>
-                <w:rFonts w:eastAsia="굴림;Gulim" w:cs="굴림;Gulim" w:hint="eastAsia" w:ascii="굴림;Gulim" w:hAnsi="굴림;Gulim"/>
+                <w:szCs w:val="20"/>
+              </w:rPr>
+            </w:pPr>
+            <w:r>
+              <w:rPr>
+                <w:rFonts w:eastAsia="나눔고딕" w:cs="굴림;Gulim" w:hint="eastAsia" w:ascii="나눔고딕" w:hAnsi="나눔고딕"/>
                 <w:kern w:val="0"/>
-                <w:sz w:val="24"/>
                 <w:szCs w:val="20"/>
               </w:rPr>
             </w:r>
@@ -4499,14 +4566,14 @@
               <w:snapToGrid w:val="false"/>
               <w:jc w:val="center"/>
               <w:rPr>
-                <w:rFonts w:ascii="굴림;Gulim" w:hAnsi="굴림;Gulim" w:eastAsia="굴림;Gulim" w:cs="Tahoma" w:hint="eastAsia"/>
-                <w:sz w:val="24"/>
-              </w:rPr>
-            </w:pPr>
-            <w:r>
-              <w:rPr>
-                <w:rFonts w:eastAsia="굴림;Gulim" w:cs="Tahoma" w:hint="eastAsia" w:ascii="굴림;Gulim" w:hAnsi="굴림;Gulim"/>
-                <w:sz w:val="24"/>
+                <w:rFonts w:ascii="나눔고딕" w:hAnsi="나눔고딕" w:eastAsia="나눔고딕" w:cs="Tahoma" w:hint="eastAsia"/>
+                <w:szCs w:val="20"/>
+              </w:rPr>
+            </w:pPr>
+            <w:r>
+              <w:rPr>
+                <w:rFonts w:eastAsia="나눔고딕" w:cs="Tahoma" w:hint="eastAsia" w:ascii="나눔고딕" w:hAnsi="나눔고딕"/>
+                <w:szCs w:val="20"/>
               </w:rPr>
             </w:r>
           </w:p>
@@ -4529,14 +4596,14 @@
               <w:snapToGrid w:val="false"/>
               <w:jc w:val="end"/>
               <w:rPr>
-                <w:rFonts w:ascii="굴림;Gulim" w:hAnsi="굴림;Gulim" w:eastAsia="굴림;Gulim" w:cs="Tahoma" w:hint="eastAsia"/>
-                <w:sz w:val="24"/>
-              </w:rPr>
-            </w:pPr>
-            <w:r>
-              <w:rPr>
-                <w:rFonts w:eastAsia="굴림;Gulim" w:cs="Tahoma" w:hint="eastAsia" w:ascii="굴림;Gulim" w:hAnsi="굴림;Gulim"/>
-                <w:sz w:val="24"/>
+                <w:rFonts w:ascii="나눔고딕" w:hAnsi="나눔고딕" w:eastAsia="나눔고딕" w:cs="Tahoma" w:hint="eastAsia"/>
+                <w:szCs w:val="20"/>
+              </w:rPr>
+            </w:pPr>
+            <w:r>
+              <w:rPr>
+                <w:rFonts w:eastAsia="나눔고딕" w:cs="Tahoma" w:hint="eastAsia" w:ascii="나눔고딕" w:hAnsi="나눔고딕"/>
+                <w:szCs w:val="20"/>
               </w:rPr>
             </w:r>
           </w:p>
@@ -4559,14 +4626,14 @@
               <w:snapToGrid w:val="false"/>
               <w:jc w:val="end"/>
               <w:rPr>
-                <w:rFonts w:ascii="굴림;Gulim" w:hAnsi="굴림;Gulim" w:eastAsia="굴림;Gulim" w:cs="굴림;Gulim" w:hint="eastAsia"/>
-                <w:sz w:val="24"/>
-              </w:rPr>
-            </w:pPr>
-            <w:r>
-              <w:rPr>
-                <w:rFonts w:eastAsia="굴림;Gulim" w:cs="굴림;Gulim" w:hint="eastAsia" w:ascii="굴림;Gulim" w:hAnsi="굴림;Gulim"/>
-                <w:sz w:val="24"/>
+                <w:rFonts w:ascii="나눔고딕" w:hAnsi="나눔고딕" w:eastAsia="나눔고딕" w:cs="굴림;Gulim" w:hint="eastAsia"/>
+                <w:szCs w:val="20"/>
+              </w:rPr>
+            </w:pPr>
+            <w:r>
+              <w:rPr>
+                <w:rFonts w:eastAsia="나눔고딕" w:cs="굴림;Gulim" w:hint="eastAsia" w:ascii="나눔고딕" w:hAnsi="나눔고딕"/>
+                <w:szCs w:val="20"/>
               </w:rPr>
             </w:r>
           </w:p>
@@ -4588,14 +4655,14 @@
               <w:snapToGrid w:val="false"/>
               <w:jc w:val="center"/>
               <w:rPr>
-                <w:rFonts w:ascii="굴림;Gulim" w:hAnsi="굴림;Gulim" w:eastAsia="굴림;Gulim" w:cs="굴림;Gulim" w:hint="eastAsia"/>
-                <w:sz w:val="24"/>
-              </w:rPr>
-            </w:pPr>
-            <w:r>
-              <w:rPr>
-                <w:rFonts w:eastAsia="굴림;Gulim" w:cs="굴림;Gulim" w:hint="eastAsia" w:ascii="굴림;Gulim" w:hAnsi="굴림;Gulim"/>
-                <w:sz w:val="24"/>
+                <w:rFonts w:ascii="나눔고딕" w:hAnsi="나눔고딕" w:eastAsia="나눔고딕" w:cs="굴림;Gulim" w:hint="eastAsia"/>
+                <w:szCs w:val="20"/>
+              </w:rPr>
+            </w:pPr>
+            <w:r>
+              <w:rPr>
+                <w:rFonts w:eastAsia="나눔고딕" w:cs="굴림;Gulim" w:hint="eastAsia" w:ascii="나눔고딕" w:hAnsi="나눔고딕"/>
+                <w:szCs w:val="20"/>
               </w:rPr>
             </w:r>
           </w:p>
@@ -4621,17 +4688,15 @@
               <w:snapToGrid w:val="false"/>
               <w:jc w:val="center"/>
               <w:rPr>
-                <w:rFonts w:ascii="굴림;Gulim" w:hAnsi="굴림;Gulim" w:eastAsia="굴림;Gulim" w:cs="굴림;Gulim" w:hint="eastAsia"/>
+                <w:rFonts w:ascii="나눔고딕" w:hAnsi="나눔고딕" w:eastAsia="나눔고딕" w:cs="굴림;Gulim" w:hint="eastAsia"/>
                 <w:kern w:val="0"/>
-                <w:sz w:val="24"/>
-                <w:szCs w:val="20"/>
-              </w:rPr>
-            </w:pPr>
-            <w:r>
-              <w:rPr>
-                <w:rFonts w:eastAsia="굴림;Gulim" w:cs="굴림;Gulim" w:hint="eastAsia" w:ascii="굴림;Gulim" w:hAnsi="굴림;Gulim"/>
+                <w:szCs w:val="20"/>
+              </w:rPr>
+            </w:pPr>
+            <w:r>
+              <w:rPr>
+                <w:rFonts w:eastAsia="나눔고딕" w:cs="굴림;Gulim" w:hint="eastAsia" w:ascii="나눔고딕" w:hAnsi="나눔고딕"/>
                 <w:kern w:val="0"/>
-                <w:sz w:val="24"/>
                 <w:szCs w:val="20"/>
               </w:rPr>
             </w:r>
@@ -4655,14 +4720,14 @@
               <w:snapToGrid w:val="false"/>
               <w:jc w:val="center"/>
               <w:rPr>
-                <w:rFonts w:ascii="굴림;Gulim" w:hAnsi="굴림;Gulim" w:eastAsia="굴림;Gulim" w:cs="Tahoma" w:hint="eastAsia"/>
-                <w:sz w:val="24"/>
-              </w:rPr>
-            </w:pPr>
-            <w:r>
-              <w:rPr>
-                <w:rFonts w:eastAsia="굴림;Gulim" w:cs="Tahoma" w:hint="eastAsia" w:ascii="굴림;Gulim" w:hAnsi="굴림;Gulim"/>
-                <w:sz w:val="24"/>
+                <w:rFonts w:ascii="나눔고딕" w:hAnsi="나눔고딕" w:eastAsia="나눔고딕" w:cs="Tahoma" w:hint="eastAsia"/>
+                <w:szCs w:val="20"/>
+              </w:rPr>
+            </w:pPr>
+            <w:r>
+              <w:rPr>
+                <w:rFonts w:eastAsia="나눔고딕" w:cs="Tahoma" w:hint="eastAsia" w:ascii="나눔고딕" w:hAnsi="나눔고딕"/>
+                <w:szCs w:val="20"/>
               </w:rPr>
             </w:r>
           </w:p>
@@ -4685,14 +4750,14 @@
               <w:snapToGrid w:val="false"/>
               <w:jc w:val="end"/>
               <w:rPr>
-                <w:rFonts w:ascii="굴림;Gulim" w:hAnsi="굴림;Gulim" w:eastAsia="굴림;Gulim" w:cs="Tahoma" w:hint="eastAsia"/>
-                <w:sz w:val="24"/>
-              </w:rPr>
-            </w:pPr>
-            <w:r>
-              <w:rPr>
-                <w:rFonts w:eastAsia="굴림;Gulim" w:cs="Tahoma" w:hint="eastAsia" w:ascii="굴림;Gulim" w:hAnsi="굴림;Gulim"/>
-                <w:sz w:val="24"/>
+                <w:rFonts w:ascii="나눔고딕" w:hAnsi="나눔고딕" w:eastAsia="나눔고딕" w:cs="Tahoma" w:hint="eastAsia"/>
+                <w:szCs w:val="20"/>
+              </w:rPr>
+            </w:pPr>
+            <w:r>
+              <w:rPr>
+                <w:rFonts w:eastAsia="나눔고딕" w:cs="Tahoma" w:hint="eastAsia" w:ascii="나눔고딕" w:hAnsi="나눔고딕"/>
+                <w:szCs w:val="20"/>
               </w:rPr>
             </w:r>
           </w:p>
@@ -4715,14 +4780,14 @@
               <w:snapToGrid w:val="false"/>
               <w:jc w:val="end"/>
               <w:rPr>
-                <w:rFonts w:ascii="굴림;Gulim" w:hAnsi="굴림;Gulim" w:eastAsia="굴림;Gulim" w:cs="굴림;Gulim" w:hint="eastAsia"/>
-                <w:sz w:val="24"/>
-              </w:rPr>
-            </w:pPr>
-            <w:r>
-              <w:rPr>
-                <w:rFonts w:eastAsia="굴림;Gulim" w:cs="굴림;Gulim" w:hint="eastAsia" w:ascii="굴림;Gulim" w:hAnsi="굴림;Gulim"/>
-                <w:sz w:val="24"/>
+                <w:rFonts w:ascii="나눔고딕" w:hAnsi="나눔고딕" w:eastAsia="나눔고딕" w:cs="굴림;Gulim" w:hint="eastAsia"/>
+                <w:szCs w:val="20"/>
+              </w:rPr>
+            </w:pPr>
+            <w:r>
+              <w:rPr>
+                <w:rFonts w:eastAsia="나눔고딕" w:cs="굴림;Gulim" w:hint="eastAsia" w:ascii="나눔고딕" w:hAnsi="나눔고딕"/>
+                <w:szCs w:val="20"/>
               </w:rPr>
             </w:r>
           </w:p>
@@ -4744,14 +4809,14 @@
               <w:snapToGrid w:val="false"/>
               <w:jc w:val="center"/>
               <w:rPr>
-                <w:rFonts w:ascii="굴림;Gulim" w:hAnsi="굴림;Gulim" w:eastAsia="굴림;Gulim" w:cs="굴림;Gulim" w:hint="eastAsia"/>
-                <w:sz w:val="24"/>
-              </w:rPr>
-            </w:pPr>
-            <w:r>
-              <w:rPr>
-                <w:rFonts w:eastAsia="굴림;Gulim" w:cs="굴림;Gulim" w:hint="eastAsia" w:ascii="굴림;Gulim" w:hAnsi="굴림;Gulim"/>
-                <w:sz w:val="24"/>
+                <w:rFonts w:ascii="나눔고딕" w:hAnsi="나눔고딕" w:eastAsia="나눔고딕" w:cs="굴림;Gulim" w:hint="eastAsia"/>
+                <w:szCs w:val="20"/>
+              </w:rPr>
+            </w:pPr>
+            <w:r>
+              <w:rPr>
+                <w:rFonts w:eastAsia="나눔고딕" w:cs="굴림;Gulim" w:hint="eastAsia" w:ascii="나눔고딕" w:hAnsi="나눔고딕"/>
+                <w:szCs w:val="20"/>
               </w:rPr>
             </w:r>
           </w:p>
@@ -4777,17 +4842,15 @@
               <w:snapToGrid w:val="false"/>
               <w:jc w:val="center"/>
               <w:rPr>
-                <w:rFonts w:ascii="굴림;Gulim" w:hAnsi="굴림;Gulim" w:eastAsia="굴림;Gulim" w:cs="굴림;Gulim" w:hint="eastAsia"/>
+                <w:rFonts w:ascii="나눔고딕" w:hAnsi="나눔고딕" w:eastAsia="나눔고딕" w:cs="굴림;Gulim" w:hint="eastAsia"/>
                 <w:kern w:val="0"/>
-                <w:sz w:val="24"/>
-                <w:szCs w:val="20"/>
-              </w:rPr>
-            </w:pPr>
-            <w:r>
-              <w:rPr>
-                <w:rFonts w:eastAsia="굴림;Gulim" w:cs="굴림;Gulim" w:hint="eastAsia" w:ascii="굴림;Gulim" w:hAnsi="굴림;Gulim"/>
+                <w:szCs w:val="20"/>
+              </w:rPr>
+            </w:pPr>
+            <w:r>
+              <w:rPr>
+                <w:rFonts w:eastAsia="나눔고딕" w:cs="굴림;Gulim" w:hint="eastAsia" w:ascii="나눔고딕" w:hAnsi="나눔고딕"/>
                 <w:kern w:val="0"/>
-                <w:sz w:val="24"/>
                 <w:szCs w:val="20"/>
               </w:rPr>
             </w:r>
@@ -4811,14 +4874,14 @@
               <w:snapToGrid w:val="false"/>
               <w:jc w:val="center"/>
               <w:rPr>
-                <w:rFonts w:ascii="굴림;Gulim" w:hAnsi="굴림;Gulim" w:eastAsia="굴림;Gulim" w:cs="Tahoma" w:hint="eastAsia"/>
-                <w:sz w:val="24"/>
-              </w:rPr>
-            </w:pPr>
-            <w:r>
-              <w:rPr>
-                <w:rFonts w:eastAsia="굴림;Gulim" w:cs="Tahoma" w:hint="eastAsia" w:ascii="굴림;Gulim" w:hAnsi="굴림;Gulim"/>
-                <w:sz w:val="24"/>
+                <w:rFonts w:ascii="나눔고딕" w:hAnsi="나눔고딕" w:eastAsia="나눔고딕" w:cs="Tahoma" w:hint="eastAsia"/>
+                <w:szCs w:val="20"/>
+              </w:rPr>
+            </w:pPr>
+            <w:r>
+              <w:rPr>
+                <w:rFonts w:eastAsia="나눔고딕" w:cs="Tahoma" w:hint="eastAsia" w:ascii="나눔고딕" w:hAnsi="나눔고딕"/>
+                <w:szCs w:val="20"/>
               </w:rPr>
             </w:r>
           </w:p>
@@ -4841,14 +4904,14 @@
               <w:snapToGrid w:val="false"/>
               <w:jc w:val="end"/>
               <w:rPr>
-                <w:rFonts w:ascii="굴림;Gulim" w:hAnsi="굴림;Gulim" w:eastAsia="굴림;Gulim" w:cs="Tahoma" w:hint="eastAsia"/>
-                <w:sz w:val="24"/>
-              </w:rPr>
-            </w:pPr>
-            <w:r>
-              <w:rPr>
-                <w:rFonts w:eastAsia="굴림;Gulim" w:cs="Tahoma" w:hint="eastAsia" w:ascii="굴림;Gulim" w:hAnsi="굴림;Gulim"/>
-                <w:sz w:val="24"/>
+                <w:rFonts w:ascii="나눔고딕" w:hAnsi="나눔고딕" w:eastAsia="나눔고딕" w:cs="Tahoma" w:hint="eastAsia"/>
+                <w:szCs w:val="20"/>
+              </w:rPr>
+            </w:pPr>
+            <w:r>
+              <w:rPr>
+                <w:rFonts w:eastAsia="나눔고딕" w:cs="Tahoma" w:hint="eastAsia" w:ascii="나눔고딕" w:hAnsi="나눔고딕"/>
+                <w:szCs w:val="20"/>
               </w:rPr>
             </w:r>
           </w:p>
@@ -4871,14 +4934,14 @@
               <w:snapToGrid w:val="false"/>
               <w:jc w:val="end"/>
               <w:rPr>
-                <w:rFonts w:ascii="굴림;Gulim" w:hAnsi="굴림;Gulim" w:eastAsia="굴림;Gulim" w:cs="굴림;Gulim" w:hint="eastAsia"/>
-                <w:sz w:val="24"/>
-              </w:rPr>
-            </w:pPr>
-            <w:r>
-              <w:rPr>
-                <w:rFonts w:eastAsia="굴림;Gulim" w:cs="굴림;Gulim" w:hint="eastAsia" w:ascii="굴림;Gulim" w:hAnsi="굴림;Gulim"/>
-                <w:sz w:val="24"/>
+                <w:rFonts w:ascii="나눔고딕" w:hAnsi="나눔고딕" w:eastAsia="나눔고딕" w:cs="굴림;Gulim" w:hint="eastAsia"/>
+                <w:szCs w:val="20"/>
+              </w:rPr>
+            </w:pPr>
+            <w:r>
+              <w:rPr>
+                <w:rFonts w:eastAsia="나눔고딕" w:cs="굴림;Gulim" w:hint="eastAsia" w:ascii="나눔고딕" w:hAnsi="나눔고딕"/>
+                <w:szCs w:val="20"/>
               </w:rPr>
             </w:r>
           </w:p>
@@ -4900,14 +4963,14 @@
               <w:snapToGrid w:val="false"/>
               <w:jc w:val="center"/>
               <w:rPr>
-                <w:rFonts w:ascii="굴림;Gulim" w:hAnsi="굴림;Gulim" w:eastAsia="굴림;Gulim" w:cs="굴림;Gulim" w:hint="eastAsia"/>
-                <w:sz w:val="24"/>
-              </w:rPr>
-            </w:pPr>
-            <w:r>
-              <w:rPr>
-                <w:rFonts w:eastAsia="굴림;Gulim" w:cs="굴림;Gulim" w:hint="eastAsia" w:ascii="굴림;Gulim" w:hAnsi="굴림;Gulim"/>
-                <w:sz w:val="24"/>
+                <w:rFonts w:ascii="나눔고딕" w:hAnsi="나눔고딕" w:eastAsia="나눔고딕" w:cs="굴림;Gulim" w:hint="eastAsia"/>
+                <w:szCs w:val="20"/>
+              </w:rPr>
+            </w:pPr>
+            <w:r>
+              <w:rPr>
+                <w:rFonts w:eastAsia="나눔고딕" w:cs="굴림;Gulim" w:hint="eastAsia" w:ascii="나눔고딕" w:hAnsi="나눔고딕"/>
+                <w:szCs w:val="20"/>
               </w:rPr>
             </w:r>
           </w:p>
@@ -4933,17 +4996,15 @@
               <w:snapToGrid w:val="false"/>
               <w:jc w:val="center"/>
               <w:rPr>
-                <w:rFonts w:ascii="굴림;Gulim" w:hAnsi="굴림;Gulim" w:eastAsia="굴림;Gulim" w:cs="굴림;Gulim" w:hint="eastAsia"/>
+                <w:rFonts w:ascii="나눔고딕" w:hAnsi="나눔고딕" w:eastAsia="나눔고딕" w:cs="굴림;Gulim" w:hint="eastAsia"/>
                 <w:kern w:val="0"/>
-                <w:sz w:val="24"/>
-                <w:szCs w:val="20"/>
-              </w:rPr>
-            </w:pPr>
-            <w:r>
-              <w:rPr>
-                <w:rFonts w:eastAsia="굴림;Gulim" w:cs="굴림;Gulim" w:hint="eastAsia" w:ascii="굴림;Gulim" w:hAnsi="굴림;Gulim"/>
+                <w:szCs w:val="20"/>
+              </w:rPr>
+            </w:pPr>
+            <w:r>
+              <w:rPr>
+                <w:rFonts w:eastAsia="나눔고딕" w:cs="굴림;Gulim" w:hint="eastAsia" w:ascii="나눔고딕" w:hAnsi="나눔고딕"/>
                 <w:kern w:val="0"/>
-                <w:sz w:val="24"/>
                 <w:szCs w:val="20"/>
               </w:rPr>
             </w:r>
@@ -4967,14 +5028,14 @@
               <w:snapToGrid w:val="false"/>
               <w:jc w:val="center"/>
               <w:rPr>
-                <w:rFonts w:ascii="굴림;Gulim" w:hAnsi="굴림;Gulim" w:eastAsia="굴림;Gulim" w:cs="Tahoma" w:hint="eastAsia"/>
-                <w:sz w:val="24"/>
-              </w:rPr>
-            </w:pPr>
-            <w:r>
-              <w:rPr>
-                <w:rFonts w:eastAsia="굴림;Gulim" w:cs="Tahoma" w:hint="eastAsia" w:ascii="굴림;Gulim" w:hAnsi="굴림;Gulim"/>
-                <w:sz w:val="24"/>
+                <w:rFonts w:ascii="나눔고딕" w:hAnsi="나눔고딕" w:eastAsia="나눔고딕" w:cs="Tahoma" w:hint="eastAsia"/>
+                <w:szCs w:val="20"/>
+              </w:rPr>
+            </w:pPr>
+            <w:r>
+              <w:rPr>
+                <w:rFonts w:eastAsia="나눔고딕" w:cs="Tahoma" w:hint="eastAsia" w:ascii="나눔고딕" w:hAnsi="나눔고딕"/>
+                <w:szCs w:val="20"/>
               </w:rPr>
             </w:r>
           </w:p>
@@ -4997,14 +5058,14 @@
               <w:snapToGrid w:val="false"/>
               <w:jc w:val="end"/>
               <w:rPr>
-                <w:rFonts w:ascii="굴림;Gulim" w:hAnsi="굴림;Gulim" w:eastAsia="굴림;Gulim" w:cs="Tahoma" w:hint="eastAsia"/>
-                <w:sz w:val="24"/>
-              </w:rPr>
-            </w:pPr>
-            <w:r>
-              <w:rPr>
-                <w:rFonts w:eastAsia="굴림;Gulim" w:cs="Tahoma" w:hint="eastAsia" w:ascii="굴림;Gulim" w:hAnsi="굴림;Gulim"/>
-                <w:sz w:val="24"/>
+                <w:rFonts w:ascii="나눔고딕" w:hAnsi="나눔고딕" w:eastAsia="나눔고딕" w:cs="Tahoma" w:hint="eastAsia"/>
+                <w:szCs w:val="20"/>
+              </w:rPr>
+            </w:pPr>
+            <w:r>
+              <w:rPr>
+                <w:rFonts w:eastAsia="나눔고딕" w:cs="Tahoma" w:hint="eastAsia" w:ascii="나눔고딕" w:hAnsi="나눔고딕"/>
+                <w:szCs w:val="20"/>
               </w:rPr>
             </w:r>
           </w:p>
@@ -5027,14 +5088,14 @@
               <w:snapToGrid w:val="false"/>
               <w:jc w:val="end"/>
               <w:rPr>
-                <w:rFonts w:ascii="굴림;Gulim" w:hAnsi="굴림;Gulim" w:eastAsia="굴림;Gulim" w:cs="굴림;Gulim" w:hint="eastAsia"/>
-                <w:sz w:val="24"/>
-              </w:rPr>
-            </w:pPr>
-            <w:r>
-              <w:rPr>
-                <w:rFonts w:eastAsia="굴림;Gulim" w:cs="굴림;Gulim" w:hint="eastAsia" w:ascii="굴림;Gulim" w:hAnsi="굴림;Gulim"/>
-                <w:sz w:val="24"/>
+                <w:rFonts w:ascii="나눔고딕" w:hAnsi="나눔고딕" w:eastAsia="나눔고딕" w:cs="굴림;Gulim" w:hint="eastAsia"/>
+                <w:szCs w:val="20"/>
+              </w:rPr>
+            </w:pPr>
+            <w:r>
+              <w:rPr>
+                <w:rFonts w:eastAsia="나눔고딕" w:cs="굴림;Gulim" w:hint="eastAsia" w:ascii="나눔고딕" w:hAnsi="나눔고딕"/>
+                <w:szCs w:val="20"/>
               </w:rPr>
             </w:r>
           </w:p>
@@ -5056,14 +5117,14 @@
               <w:snapToGrid w:val="false"/>
               <w:jc w:val="center"/>
               <w:rPr>
-                <w:rFonts w:ascii="굴림;Gulim" w:hAnsi="굴림;Gulim" w:eastAsia="굴림;Gulim" w:cs="굴림;Gulim" w:hint="eastAsia"/>
-                <w:sz w:val="24"/>
-              </w:rPr>
-            </w:pPr>
-            <w:r>
-              <w:rPr>
-                <w:rFonts w:eastAsia="굴림;Gulim" w:cs="굴림;Gulim" w:hint="eastAsia" w:ascii="굴림;Gulim" w:hAnsi="굴림;Gulim"/>
-                <w:sz w:val="24"/>
+                <w:rFonts w:ascii="나눔고딕" w:hAnsi="나눔고딕" w:eastAsia="나눔고딕" w:cs="굴림;Gulim" w:hint="eastAsia"/>
+                <w:szCs w:val="20"/>
+              </w:rPr>
+            </w:pPr>
+            <w:r>
+              <w:rPr>
+                <w:rFonts w:eastAsia="나눔고딕" w:cs="굴림;Gulim" w:hint="eastAsia" w:ascii="나눔고딕" w:hAnsi="나눔고딕"/>
+                <w:szCs w:val="20"/>
               </w:rPr>
             </w:r>
           </w:p>
@@ -5089,17 +5150,15 @@
               <w:snapToGrid w:val="false"/>
               <w:jc w:val="center"/>
               <w:rPr>
-                <w:rFonts w:ascii="굴림;Gulim" w:hAnsi="굴림;Gulim" w:eastAsia="굴림;Gulim" w:cs="굴림;Gulim" w:hint="eastAsia"/>
+                <w:rFonts w:ascii="나눔고딕" w:hAnsi="나눔고딕" w:eastAsia="나눔고딕" w:cs="굴림;Gulim" w:hint="eastAsia"/>
                 <w:kern w:val="0"/>
-                <w:sz w:val="24"/>
-                <w:szCs w:val="20"/>
-              </w:rPr>
-            </w:pPr>
-            <w:r>
-              <w:rPr>
-                <w:rFonts w:eastAsia="굴림;Gulim" w:cs="굴림;Gulim" w:hint="eastAsia" w:ascii="굴림;Gulim" w:hAnsi="굴림;Gulim"/>
+                <w:szCs w:val="20"/>
+              </w:rPr>
+            </w:pPr>
+            <w:r>
+              <w:rPr>
+                <w:rFonts w:eastAsia="나눔고딕" w:cs="굴림;Gulim" w:hint="eastAsia" w:ascii="나눔고딕" w:hAnsi="나눔고딕"/>
                 <w:kern w:val="0"/>
-                <w:sz w:val="24"/>
                 <w:szCs w:val="20"/>
               </w:rPr>
             </w:r>
@@ -5123,14 +5182,14 @@
               <w:snapToGrid w:val="false"/>
               <w:jc w:val="center"/>
               <w:rPr>
-                <w:rFonts w:ascii="굴림;Gulim" w:hAnsi="굴림;Gulim" w:eastAsia="굴림;Gulim" w:cs="Tahoma" w:hint="eastAsia"/>
-                <w:sz w:val="24"/>
-              </w:rPr>
-            </w:pPr>
-            <w:r>
-              <w:rPr>
-                <w:rFonts w:eastAsia="굴림;Gulim" w:cs="Tahoma" w:hint="eastAsia" w:ascii="굴림;Gulim" w:hAnsi="굴림;Gulim"/>
-                <w:sz w:val="24"/>
+                <w:rFonts w:ascii="나눔고딕" w:hAnsi="나눔고딕" w:eastAsia="나눔고딕" w:cs="Tahoma" w:hint="eastAsia"/>
+                <w:szCs w:val="20"/>
+              </w:rPr>
+            </w:pPr>
+            <w:r>
+              <w:rPr>
+                <w:rFonts w:eastAsia="나눔고딕" w:cs="Tahoma" w:hint="eastAsia" w:ascii="나눔고딕" w:hAnsi="나눔고딕"/>
+                <w:szCs w:val="20"/>
               </w:rPr>
             </w:r>
           </w:p>
@@ -5153,14 +5212,14 @@
               <w:snapToGrid w:val="false"/>
               <w:jc w:val="end"/>
               <w:rPr>
-                <w:rFonts w:ascii="굴림;Gulim" w:hAnsi="굴림;Gulim" w:eastAsia="굴림;Gulim" w:cs="Tahoma" w:hint="eastAsia"/>
-                <w:sz w:val="24"/>
-              </w:rPr>
-            </w:pPr>
-            <w:r>
-              <w:rPr>
-                <w:rFonts w:eastAsia="굴림;Gulim" w:cs="Tahoma" w:hint="eastAsia" w:ascii="굴림;Gulim" w:hAnsi="굴림;Gulim"/>
-                <w:sz w:val="24"/>
+                <w:rFonts w:ascii="나눔고딕" w:hAnsi="나눔고딕" w:eastAsia="나눔고딕" w:cs="Tahoma" w:hint="eastAsia"/>
+                <w:szCs w:val="20"/>
+              </w:rPr>
+            </w:pPr>
+            <w:r>
+              <w:rPr>
+                <w:rFonts w:eastAsia="나눔고딕" w:cs="Tahoma" w:hint="eastAsia" w:ascii="나눔고딕" w:hAnsi="나눔고딕"/>
+                <w:szCs w:val="20"/>
               </w:rPr>
             </w:r>
           </w:p>
@@ -5183,14 +5242,14 @@
               <w:snapToGrid w:val="false"/>
               <w:jc w:val="end"/>
               <w:rPr>
-                <w:rFonts w:ascii="굴림;Gulim" w:hAnsi="굴림;Gulim" w:eastAsia="굴림;Gulim" w:cs="굴림;Gulim" w:hint="eastAsia"/>
-                <w:sz w:val="24"/>
-              </w:rPr>
-            </w:pPr>
-            <w:r>
-              <w:rPr>
-                <w:rFonts w:eastAsia="굴림;Gulim" w:cs="굴림;Gulim" w:hint="eastAsia" w:ascii="굴림;Gulim" w:hAnsi="굴림;Gulim"/>
-                <w:sz w:val="24"/>
+                <w:rFonts w:ascii="나눔고딕" w:hAnsi="나눔고딕" w:eastAsia="나눔고딕" w:cs="굴림;Gulim" w:hint="eastAsia"/>
+                <w:szCs w:val="20"/>
+              </w:rPr>
+            </w:pPr>
+            <w:r>
+              <w:rPr>
+                <w:rFonts w:eastAsia="나눔고딕" w:cs="굴림;Gulim" w:hint="eastAsia" w:ascii="나눔고딕" w:hAnsi="나눔고딕"/>
+                <w:szCs w:val="20"/>
               </w:rPr>
             </w:r>
           </w:p>
@@ -5212,14 +5271,14 @@
               <w:snapToGrid w:val="false"/>
               <w:jc w:val="center"/>
               <w:rPr>
-                <w:rFonts w:ascii="굴림;Gulim" w:hAnsi="굴림;Gulim" w:eastAsia="굴림;Gulim" w:cs="굴림;Gulim" w:hint="eastAsia"/>
-                <w:sz w:val="24"/>
-              </w:rPr>
-            </w:pPr>
-            <w:r>
-              <w:rPr>
-                <w:rFonts w:eastAsia="굴림;Gulim" w:cs="굴림;Gulim" w:hint="eastAsia" w:ascii="굴림;Gulim" w:hAnsi="굴림;Gulim"/>
-                <w:sz w:val="24"/>
+                <w:rFonts w:ascii="나눔고딕" w:hAnsi="나눔고딕" w:eastAsia="나눔고딕" w:cs="굴림;Gulim" w:hint="eastAsia"/>
+                <w:szCs w:val="20"/>
+              </w:rPr>
+            </w:pPr>
+            <w:r>
+              <w:rPr>
+                <w:rFonts w:eastAsia="나눔고딕" w:cs="굴림;Gulim" w:hint="eastAsia" w:ascii="나눔고딕" w:hAnsi="나눔고딕"/>
+                <w:szCs w:val="20"/>
               </w:rPr>
             </w:r>
           </w:p>
@@ -5235,14 +5294,14 @@
         <w:ind w:firstLineChars="0" w:firstLine="0" w:startChars="0" w:start="0" w:endChars="-54"/>
         <w:jc w:val="start"/>
         <w:rPr>
-          <w:rFonts w:ascii="굴림;Gulim" w:hAnsi="굴림;Gulim" w:eastAsia="굴림;Gulim" w:cs="굴림;Gulim" w:hint="eastAsia"/>
+          <w:rFonts w:ascii="나눔고딕" w:hAnsi="나눔고딕" w:eastAsia="나눔고딕" w:cs="굴림;Gulim" w:hint="eastAsia"/>
           <w:kern w:val="0"/>
           <w:szCs w:val="20"/>
         </w:rPr>
       </w:pPr>
       <w:r>
         <w:rPr>
-          <w:rFonts w:eastAsia="굴림;Gulim" w:cs="굴림;Gulim" w:hint="eastAsia" w:ascii="굴림;Gulim" w:hAnsi="굴림;Gulim"/>
+          <w:rFonts w:eastAsia="나눔고딕" w:cs="굴림;Gulim" w:hint="eastAsia" w:ascii="나눔고딕" w:hAnsi="나눔고딕"/>
           <w:kern w:val="0"/>
           <w:szCs w:val="20"/>
         </w:rPr>
@@ -5252,14 +5311,14 @@
       <w:pPr>
         <w:pStyle w:val="Normal"/>
         <w:rPr>
-          <w:rFonts w:ascii="굴림체" w:hAnsi="굴림체" w:eastAsia="굴림체" w:cs="굴림체" w:hint="eastAsia"/>
+          <w:rFonts w:ascii="나눔고딕" w:hAnsi="나눔고딕" w:eastAsia="나눔고딕" w:cs="나눔고딕" w:hint="eastAsia"/>
           <w:b/>
           <w:sz w:val="24"/>
         </w:rPr>
       </w:pPr>
       <w:r>
         <w:rPr>
-          <w:rFonts w:eastAsia="굴림체" w:cs="굴림체" w:hint="eastAsia" w:ascii="굴림체" w:hAnsi="굴림체"/>
+          <w:rFonts w:eastAsia="나눔고딕" w:cs="나눔고딕" w:hint="eastAsia" w:ascii="나눔고딕" w:hAnsi="나눔고딕"/>
           <w:b/>
           <w:sz w:val="24"/>
         </w:rPr>
@@ -5267,7 +5326,7 @@
       </w:r>
       <w:r>
         <w:rPr>
-          <w:rFonts w:ascii="굴림체" w:hAnsi="굴림체" w:cs="굴림체" w:hint="eastAsia" w:eastAsia="굴림체"/>
+          <w:rFonts w:ascii="나눔고딕" w:hAnsi="나눔고딕" w:cs="나눔고딕" w:hint="eastAsia" w:eastAsia="나눔고딕"/>
           <w:b/>
           <w:sz w:val="24"/>
         </w:rPr>
@@ -5350,14 +5409,14 @@
               <w:pStyle w:val="Normal"/>
               <w:jc w:val="center"/>
               <w:rPr>
-                <w:rFonts w:ascii="굴림체" w:hAnsi="굴림체" w:eastAsia="굴림체" w:cs="굴림체" w:hint="eastAsia"/>
+                <w:rFonts w:ascii="나눔고딕" w:hAnsi="나눔고딕" w:eastAsia="나눔고딕" w:cs="나눔고딕" w:hint="eastAsia"/>
                 <w:b/>
                 <w:sz w:val="24"/>
               </w:rPr>
             </w:pPr>
             <w:r>
               <w:rPr>
-                <w:rFonts w:ascii="굴림체" w:hAnsi="굴림체" w:cs="굴림체" w:hint="eastAsia" w:eastAsia="굴림체"/>
+                <w:rFonts w:ascii="나눔고딕" w:hAnsi="나눔고딕" w:cs="나눔고딕" w:hint="eastAsia" w:eastAsia="나눔고딕"/>
                 <w:b/>
                 <w:sz w:val="24"/>
               </w:rPr>
@@ -5385,13 +5444,13 @@
               <w:pStyle w:val="Normal"/>
               <w:jc w:val="center"/>
               <w:rPr>
-                <w:rFonts w:ascii="굴림;Gulim" w:hAnsi="굴림;Gulim" w:eastAsia="굴림;Gulim" w:cs="굴림;Gulim" w:hint="eastAsia"/>
-                <w:sz w:val="24"/>
-              </w:rPr>
-            </w:pPr>
-            <w:r>
-              <w:rPr>
-                <w:rFonts w:ascii="굴림;Gulim" w:hAnsi="굴림;Gulim" w:cs="굴림;Gulim" w:hint="eastAsia" w:eastAsia="굴림;Gulim"/>
+                <w:rFonts w:ascii="나눔고딕" w:hAnsi="나눔고딕" w:eastAsia="나눔고딕" w:cs="나눔고딕" w:hint="eastAsia"/>
+                <w:sz w:val="24"/>
+              </w:rPr>
+            </w:pPr>
+            <w:r>
+              <w:rPr>
+                <w:rFonts w:ascii="나눔고딕" w:hAnsi="나눔고딕" w:cs="나눔고딕" w:hint="eastAsia" w:eastAsia="나눔고딕"/>
                 <w:sz w:val="24"/>
               </w:rPr>
               <w:t>내용</w:t>
@@ -5415,34 +5474,34 @@
               <w:pStyle w:val="Normal"/>
               <w:jc w:val="center"/>
               <w:rPr>
-                <w:rFonts w:ascii="굴림;Gulim" w:hAnsi="굴림;Gulim" w:eastAsia="굴림;Gulim" w:cs="굴림;Gulim" w:hint="eastAsia"/>
-                <w:sz w:val="24"/>
-              </w:rPr>
-            </w:pPr>
-            <w:r>
-              <w:rPr>
-                <w:rFonts w:ascii="굴림;Gulim" w:hAnsi="굴림;Gulim" w:cs="굴림;Gulim" w:hint="eastAsia" w:eastAsia="굴림;Gulim"/>
+                <w:rFonts w:ascii="나눔고딕" w:hAnsi="나눔고딕" w:eastAsia="나눔고딕" w:cs="나눔고딕" w:hint="eastAsia"/>
+                <w:sz w:val="24"/>
+              </w:rPr>
+            </w:pPr>
+            <w:r>
+              <w:rPr>
+                <w:rFonts w:ascii="나눔고딕" w:hAnsi="나눔고딕" w:cs="나눔고딕" w:hint="eastAsia" w:eastAsia="나눔고딕"/>
                 <w:sz w:val="24"/>
               </w:rPr>
               <w:t>수량</w:t>
             </w:r>
             <w:r>
               <w:rPr>
-                <w:rFonts w:eastAsia="굴림;Gulim" w:cs="굴림;Gulim" w:hint="eastAsia" w:ascii="굴림;Gulim" w:hAnsi="굴림;Gulim"/>
+                <w:rFonts w:eastAsia="나눔고딕" w:cs="나눔고딕" w:hint="eastAsia" w:ascii="나눔고딕" w:hAnsi="나눔고딕"/>
                 <w:sz w:val="24"/>
               </w:rPr>
               <w:t>(</w:t>
             </w:r>
             <w:r>
               <w:rPr>
-                <w:rFonts w:ascii="굴림;Gulim" w:hAnsi="굴림;Gulim" w:cs="굴림;Gulim" w:hint="eastAsia" w:eastAsia="굴림;Gulim"/>
+                <w:rFonts w:ascii="나눔고딕" w:hAnsi="나눔고딕" w:cs="나눔고딕" w:hint="eastAsia" w:eastAsia="나눔고딕"/>
                 <w:sz w:val="24"/>
               </w:rPr>
               <w:t>시간</w:t>
             </w:r>
             <w:r>
               <w:rPr>
-                <w:rFonts w:eastAsia="굴림;Gulim" w:cs="굴림;Gulim" w:hint="eastAsia" w:ascii="굴림;Gulim" w:hAnsi="굴림;Gulim"/>
+                <w:rFonts w:eastAsia="나눔고딕" w:cs="나눔고딕" w:hint="eastAsia" w:ascii="나눔고딕" w:hAnsi="나눔고딕"/>
                 <w:sz w:val="24"/>
               </w:rPr>
               <w:t>)</w:t>
@@ -5466,13 +5525,13 @@
               <w:pStyle w:val="Normal"/>
               <w:jc w:val="center"/>
               <w:rPr>
-                <w:rFonts w:ascii="굴림;Gulim" w:hAnsi="굴림;Gulim" w:eastAsia="굴림;Gulim" w:cs="굴림;Gulim" w:hint="eastAsia"/>
-                <w:sz w:val="24"/>
-              </w:rPr>
-            </w:pPr>
-            <w:r>
-              <w:rPr>
-                <w:rFonts w:ascii="굴림;Gulim" w:hAnsi="굴림;Gulim" w:cs="굴림;Gulim" w:hint="eastAsia" w:eastAsia="굴림;Gulim"/>
+                <w:rFonts w:ascii="나눔고딕" w:hAnsi="나눔고딕" w:eastAsia="나눔고딕" w:cs="나눔고딕" w:hint="eastAsia"/>
+                <w:sz w:val="24"/>
+              </w:rPr>
+            </w:pPr>
+            <w:r>
+              <w:rPr>
+                <w:rFonts w:ascii="나눔고딕" w:hAnsi="나눔고딕" w:cs="나눔고딕" w:hint="eastAsia" w:eastAsia="나눔고딕"/>
                 <w:sz w:val="24"/>
               </w:rPr>
               <w:t>단가</w:t>
@@ -5496,13 +5555,13 @@
               <w:pStyle w:val="Normal"/>
               <w:jc w:val="center"/>
               <w:rPr>
-                <w:rFonts w:ascii="굴림;Gulim" w:hAnsi="굴림;Gulim" w:eastAsia="굴림;Gulim" w:cs="굴림;Gulim" w:hint="eastAsia"/>
-                <w:sz w:val="24"/>
-              </w:rPr>
-            </w:pPr>
-            <w:r>
-              <w:rPr>
-                <w:rFonts w:ascii="굴림;Gulim" w:hAnsi="굴림;Gulim" w:cs="굴림;Gulim" w:hint="eastAsia" w:eastAsia="굴림;Gulim"/>
+                <w:rFonts w:ascii="나눔고딕" w:hAnsi="나눔고딕" w:eastAsia="나눔고딕" w:cs="나눔고딕" w:hint="eastAsia"/>
+                <w:sz w:val="24"/>
+              </w:rPr>
+            </w:pPr>
+            <w:r>
+              <w:rPr>
+                <w:rFonts w:ascii="나눔고딕" w:hAnsi="나눔고딕" w:cs="나눔고딕" w:hint="eastAsia" w:eastAsia="나눔고딕"/>
                 <w:sz w:val="24"/>
               </w:rPr>
               <w:t>금액</w:t>
@@ -5526,13 +5585,13 @@
               <w:pStyle w:val="Normal"/>
               <w:jc w:val="center"/>
               <w:rPr>
-                <w:rFonts w:ascii="굴림;Gulim" w:hAnsi="굴림;Gulim" w:eastAsia="굴림;Gulim" w:cs="굴림;Gulim" w:hint="eastAsia"/>
-                <w:sz w:val="24"/>
-              </w:rPr>
-            </w:pPr>
-            <w:r>
-              <w:rPr>
-                <w:rFonts w:ascii="굴림;Gulim" w:hAnsi="굴림;Gulim" w:cs="굴림;Gulim" w:hint="eastAsia" w:eastAsia="굴림;Gulim"/>
+                <w:rFonts w:ascii="나눔고딕" w:hAnsi="나눔고딕" w:eastAsia="나눔고딕" w:cs="나눔고딕" w:hint="eastAsia"/>
+                <w:sz w:val="24"/>
+              </w:rPr>
+            </w:pPr>
+            <w:r>
+              <w:rPr>
+                <w:rFonts w:ascii="나눔고딕" w:hAnsi="나눔고딕" w:cs="나눔고딕" w:hint="eastAsia" w:eastAsia="나눔고딕"/>
                 <w:sz w:val="24"/>
               </w:rPr>
               <w:t>비고</w:t>
@@ -5558,14 +5617,14 @@
               <w:pStyle w:val="Normal"/>
               <w:jc w:val="center"/>
               <w:rPr>
-                <w:rFonts w:ascii="굴림;Gulim" w:hAnsi="굴림;Gulim" w:eastAsia="굴림;Gulim" w:cs="굴림;Gulim" w:hint="eastAsia"/>
-                <w:sz w:val="24"/>
-              </w:rPr>
-            </w:pPr>
-            <w:r>
-              <w:rPr>
-                <w:rFonts w:ascii="굴림;Gulim" w:hAnsi="굴림;Gulim" w:cs="굴림;Gulim" w:hint="eastAsia" w:eastAsia="굴림;Gulim"/>
-                <w:sz w:val="24"/>
+                <w:rFonts w:ascii="나눔고딕" w:hAnsi="나눔고딕" w:eastAsia="나눔고딕" w:cs="굴림;Gulim" w:hint="eastAsia"/>
+                <w:szCs w:val="20"/>
+              </w:rPr>
+            </w:pPr>
+            <w:r>
+              <w:rPr>
+                <w:rFonts w:ascii="나눔고딕" w:hAnsi="나눔고딕" w:cs="굴림;Gulim" w:hint="eastAsia" w:eastAsia="나눔고딕"/>
+                <w:szCs w:val="20"/>
               </w:rPr>
               <w:t>스튜디오 대관</w:t>
             </w:r>
@@ -5587,14 +5646,14 @@
               <w:pStyle w:val="Normal"/>
               <w:jc w:val="center"/>
               <w:rPr>
-                <w:rFonts w:ascii="굴림;Gulim" w:hAnsi="굴림;Gulim" w:eastAsia="굴림;Gulim" w:cs="Tahoma" w:hint="eastAsia"/>
-                <w:sz w:val="24"/>
-              </w:rPr>
-            </w:pPr>
-            <w:r>
-              <w:rPr>
-                <w:rFonts w:ascii="굴림;Gulim" w:hAnsi="굴림;Gulim" w:cs="Tahoma" w:hint="eastAsia" w:eastAsia="굴림;Gulim"/>
-                <w:sz w:val="24"/>
+                <w:rFonts w:ascii="나눔고딕" w:hAnsi="나눔고딕" w:eastAsia="나눔고딕" w:cs="Tahoma" w:hint="eastAsia"/>
+                <w:szCs w:val="20"/>
+              </w:rPr>
+            </w:pPr>
+            <w:r>
+              <w:rPr>
+                <w:rFonts w:ascii="나눔고딕" w:hAnsi="나눔고딕" w:cs="Tahoma" w:hint="eastAsia" w:eastAsia="나눔고딕"/>
+                <w:szCs w:val="20"/>
               </w:rPr>
               <w:t>시간</w:t>
             </w:r>
@@ -5616,21 +5675,21 @@
               <w:pStyle w:val="Normal"/>
               <w:jc w:val="end"/>
               <w:rPr>
-                <w:rFonts w:ascii="굴림;Gulim" w:hAnsi="굴림;Gulim" w:eastAsia="굴림;Gulim" w:cs="Tahoma" w:hint="eastAsia"/>
-                <w:sz w:val="24"/>
-              </w:rPr>
-            </w:pPr>
-            <w:r>
-              <w:rPr>
-                <w:rFonts w:eastAsia="굴림;Gulim" w:cs="Tahoma" w:hint="eastAsia" w:ascii="굴림;Gulim" w:hAnsi="굴림;Gulim"/>
-                <w:sz w:val="24"/>
+                <w:rFonts w:ascii="나눔고딕" w:hAnsi="나눔고딕" w:eastAsia="나눔고딕" w:cs="Tahoma" w:hint="eastAsia"/>
+                <w:szCs w:val="20"/>
+              </w:rPr>
+            </w:pPr>
+            <w:r>
+              <w:rPr>
+                <w:rFonts w:eastAsia="나눔고딕" w:cs="Tahoma" w:hint="eastAsia" w:ascii="나눔고딕" w:hAnsi="나눔고딕"/>
+                <w:szCs w:val="20"/>
               </w:rPr>
               <w:t>4</w:t>
             </w:r>
             <w:r>
               <w:rPr>
-                <w:rFonts w:eastAsia="굴림;Gulim" w:cs="Tahoma" w:ascii="굴림;Gulim" w:hAnsi="굴림;Gulim"/>
-                <w:sz w:val="24"/>
+                <w:rFonts w:eastAsia="나눔고딕" w:cs="Tahoma" w:ascii="나눔고딕" w:hAnsi="나눔고딕"/>
+                <w:szCs w:val="20"/>
               </w:rPr>
               <w:t>5,000</w:t>
             </w:r>
@@ -5652,14 +5711,14 @@
               <w:pStyle w:val="Normal"/>
               <w:jc w:val="end"/>
               <w:rPr>
-                <w:rFonts w:ascii="굴림;Gulim" w:hAnsi="굴림;Gulim" w:eastAsia="굴림;Gulim" w:cs="굴림;Gulim" w:hint="eastAsia"/>
-                <w:sz w:val="24"/>
-              </w:rPr>
-            </w:pPr>
-            <w:r>
-              <w:rPr>
-                <w:rFonts w:ascii="굴림;Gulim" w:hAnsi="굴림;Gulim" w:cs="굴림;Gulim" w:hint="eastAsia" w:eastAsia="굴림;Gulim"/>
-                <w:sz w:val="24"/>
+                <w:rFonts w:ascii="나눔고딕" w:hAnsi="나눔고딕" w:eastAsia="나눔고딕" w:cs="굴림;Gulim" w:hint="eastAsia"/>
+                <w:szCs w:val="20"/>
+              </w:rPr>
+            </w:pPr>
+            <w:r>
+              <w:rPr>
+                <w:rFonts w:ascii="나눔고딕" w:hAnsi="나눔고딕" w:cs="굴림;Gulim" w:hint="eastAsia" w:eastAsia="나눔고딕"/>
+                <w:szCs w:val="20"/>
               </w:rPr>
               <w:t>총금액</w:t>
             </w:r>
@@ -5682,14 +5741,14 @@
               <w:snapToGrid w:val="false"/>
               <w:jc w:val="center"/>
               <w:rPr>
-                <w:rFonts w:ascii="굴림;Gulim" w:hAnsi="굴림;Gulim" w:eastAsia="굴림;Gulim" w:cs="굴림;Gulim" w:hint="eastAsia"/>
-                <w:sz w:val="24"/>
-              </w:rPr>
-            </w:pPr>
-            <w:r>
-              <w:rPr>
-                <w:rFonts w:eastAsia="굴림;Gulim" w:cs="굴림;Gulim" w:hint="eastAsia" w:ascii="굴림;Gulim" w:hAnsi="굴림;Gulim"/>
-                <w:sz w:val="24"/>
+                <w:rFonts w:ascii="나눔고딕" w:hAnsi="나눔고딕" w:eastAsia="나눔고딕" w:cs="굴림;Gulim" w:hint="eastAsia"/>
+                <w:szCs w:val="20"/>
+              </w:rPr>
+            </w:pPr>
+            <w:r>
+              <w:rPr>
+                <w:rFonts w:eastAsia="나눔고딕" w:cs="굴림;Gulim" w:hint="eastAsia" w:ascii="나눔고딕" w:hAnsi="나눔고딕"/>
+                <w:szCs w:val="20"/>
               </w:rPr>
             </w:r>
           </w:p>
@@ -5714,17 +5773,15 @@
               <w:snapToGrid w:val="false"/>
               <w:jc w:val="center"/>
               <w:rPr>
-                <w:rFonts w:ascii="굴림;Gulim" w:hAnsi="굴림;Gulim" w:eastAsia="굴림;Gulim" w:cs="굴림;Gulim" w:hint="eastAsia"/>
+                <w:rFonts w:ascii="나눔고딕" w:hAnsi="나눔고딕" w:eastAsia="나눔고딕" w:cs="굴림;Gulim" w:hint="eastAsia"/>
                 <w:kern w:val="0"/>
-                <w:sz w:val="24"/>
-                <w:szCs w:val="20"/>
-              </w:rPr>
-            </w:pPr>
-            <w:r>
-              <w:rPr>
-                <w:rFonts w:eastAsia="굴림;Gulim" w:cs="굴림;Gulim" w:hint="eastAsia" w:ascii="굴림;Gulim" w:hAnsi="굴림;Gulim"/>
+                <w:szCs w:val="20"/>
+              </w:rPr>
+            </w:pPr>
+            <w:r>
+              <w:rPr>
+                <w:rFonts w:eastAsia="나눔고딕" w:cs="굴림;Gulim" w:hint="eastAsia" w:ascii="나눔고딕" w:hAnsi="나눔고딕"/>
                 <w:kern w:val="0"/>
-                <w:sz w:val="24"/>
                 <w:szCs w:val="20"/>
               </w:rPr>
             </w:r>
@@ -5747,14 +5804,14 @@
               <w:snapToGrid w:val="false"/>
               <w:jc w:val="center"/>
               <w:rPr>
-                <w:rFonts w:ascii="굴림;Gulim" w:hAnsi="굴림;Gulim" w:eastAsia="굴림;Gulim" w:cs="Tahoma" w:hint="eastAsia"/>
-                <w:sz w:val="24"/>
-              </w:rPr>
-            </w:pPr>
-            <w:r>
-              <w:rPr>
-                <w:rFonts w:eastAsia="굴림;Gulim" w:cs="Tahoma" w:hint="eastAsia" w:ascii="굴림;Gulim" w:hAnsi="굴림;Gulim"/>
-                <w:sz w:val="24"/>
+                <w:rFonts w:ascii="나눔고딕" w:hAnsi="나눔고딕" w:eastAsia="나눔고딕" w:cs="Tahoma" w:hint="eastAsia"/>
+                <w:szCs w:val="20"/>
+              </w:rPr>
+            </w:pPr>
+            <w:r>
+              <w:rPr>
+                <w:rFonts w:eastAsia="나눔고딕" w:cs="Tahoma" w:hint="eastAsia" w:ascii="나눔고딕" w:hAnsi="나눔고딕"/>
+                <w:szCs w:val="20"/>
               </w:rPr>
             </w:r>
           </w:p>
@@ -5776,14 +5833,14 @@
               <w:snapToGrid w:val="false"/>
               <w:jc w:val="end"/>
               <w:rPr>
-                <w:rFonts w:ascii="굴림;Gulim" w:hAnsi="굴림;Gulim" w:eastAsia="굴림;Gulim" w:cs="Tahoma" w:hint="eastAsia"/>
-                <w:sz w:val="24"/>
-              </w:rPr>
-            </w:pPr>
-            <w:r>
-              <w:rPr>
-                <w:rFonts w:eastAsia="굴림;Gulim" w:cs="Tahoma" w:hint="eastAsia" w:ascii="굴림;Gulim" w:hAnsi="굴림;Gulim"/>
-                <w:sz w:val="24"/>
+                <w:rFonts w:ascii="나눔고딕" w:hAnsi="나눔고딕" w:eastAsia="나눔고딕" w:cs="Tahoma" w:hint="eastAsia"/>
+                <w:szCs w:val="20"/>
+              </w:rPr>
+            </w:pPr>
+            <w:r>
+              <w:rPr>
+                <w:rFonts w:eastAsia="나눔고딕" w:cs="Tahoma" w:hint="eastAsia" w:ascii="나눔고딕" w:hAnsi="나눔고딕"/>
+                <w:szCs w:val="20"/>
               </w:rPr>
             </w:r>
           </w:p>
@@ -5805,14 +5862,14 @@
               <w:snapToGrid w:val="false"/>
               <w:jc w:val="end"/>
               <w:rPr>
-                <w:rFonts w:ascii="굴림;Gulim" w:hAnsi="굴림;Gulim" w:eastAsia="굴림;Gulim" w:cs="굴림;Gulim" w:hint="eastAsia"/>
-                <w:sz w:val="24"/>
-              </w:rPr>
-            </w:pPr>
-            <w:r>
-              <w:rPr>
-                <w:rFonts w:eastAsia="굴림;Gulim" w:cs="굴림;Gulim" w:hint="eastAsia" w:ascii="굴림;Gulim" w:hAnsi="굴림;Gulim"/>
-                <w:sz w:val="24"/>
+                <w:rFonts w:ascii="나눔고딕" w:hAnsi="나눔고딕" w:eastAsia="나눔고딕" w:cs="굴림;Gulim" w:hint="eastAsia"/>
+                <w:szCs w:val="20"/>
+              </w:rPr>
+            </w:pPr>
+            <w:r>
+              <w:rPr>
+                <w:rFonts w:eastAsia="나눔고딕" w:cs="굴림;Gulim" w:hint="eastAsia" w:ascii="나눔고딕" w:hAnsi="나눔고딕"/>
+                <w:szCs w:val="20"/>
               </w:rPr>
             </w:r>
           </w:p>
@@ -5834,14 +5891,14 @@
               <w:snapToGrid w:val="false"/>
               <w:jc w:val="center"/>
               <w:rPr>
-                <w:rFonts w:ascii="굴림;Gulim" w:hAnsi="굴림;Gulim" w:eastAsia="굴림;Gulim" w:cs="굴림;Gulim" w:hint="eastAsia"/>
-                <w:sz w:val="24"/>
-              </w:rPr>
-            </w:pPr>
-            <w:r>
-              <w:rPr>
-                <w:rFonts w:eastAsia="굴림;Gulim" w:cs="굴림;Gulim" w:hint="eastAsia" w:ascii="굴림;Gulim" w:hAnsi="굴림;Gulim"/>
-                <w:sz w:val="24"/>
+                <w:rFonts w:ascii="나눔고딕" w:hAnsi="나눔고딕" w:eastAsia="나눔고딕" w:cs="굴림;Gulim" w:hint="eastAsia"/>
+                <w:szCs w:val="20"/>
+              </w:rPr>
+            </w:pPr>
+            <w:r>
+              <w:rPr>
+                <w:rFonts w:eastAsia="나눔고딕" w:cs="굴림;Gulim" w:hint="eastAsia" w:ascii="나눔고딕" w:hAnsi="나눔고딕"/>
+                <w:szCs w:val="20"/>
               </w:rPr>
             </w:r>
           </w:p>
@@ -5866,17 +5923,15 @@
               <w:snapToGrid w:val="false"/>
               <w:jc w:val="center"/>
               <w:rPr>
-                <w:rFonts w:ascii="굴림;Gulim" w:hAnsi="굴림;Gulim" w:eastAsia="굴림;Gulim" w:cs="굴림;Gulim" w:hint="eastAsia"/>
+                <w:rFonts w:ascii="나눔고딕" w:hAnsi="나눔고딕" w:eastAsia="나눔고딕" w:cs="굴림;Gulim" w:hint="eastAsia"/>
                 <w:kern w:val="0"/>
-                <w:sz w:val="24"/>
-                <w:szCs w:val="20"/>
-              </w:rPr>
-            </w:pPr>
-            <w:r>
-              <w:rPr>
-                <w:rFonts w:eastAsia="굴림;Gulim" w:cs="굴림;Gulim" w:hint="eastAsia" w:ascii="굴림;Gulim" w:hAnsi="굴림;Gulim"/>
+                <w:szCs w:val="20"/>
+              </w:rPr>
+            </w:pPr>
+            <w:r>
+              <w:rPr>
+                <w:rFonts w:eastAsia="나눔고딕" w:cs="굴림;Gulim" w:hint="eastAsia" w:ascii="나눔고딕" w:hAnsi="나눔고딕"/>
                 <w:kern w:val="0"/>
-                <w:sz w:val="24"/>
                 <w:szCs w:val="20"/>
               </w:rPr>
             </w:r>
@@ -5899,14 +5954,14 @@
               <w:snapToGrid w:val="false"/>
               <w:jc w:val="center"/>
               <w:rPr>
-                <w:rFonts w:ascii="굴림;Gulim" w:hAnsi="굴림;Gulim" w:eastAsia="굴림;Gulim" w:cs="Tahoma" w:hint="eastAsia"/>
-                <w:sz w:val="24"/>
-              </w:rPr>
-            </w:pPr>
-            <w:r>
-              <w:rPr>
-                <w:rFonts w:eastAsia="굴림;Gulim" w:cs="Tahoma" w:hint="eastAsia" w:ascii="굴림;Gulim" w:hAnsi="굴림;Gulim"/>
-                <w:sz w:val="24"/>
+                <w:rFonts w:ascii="나눔고딕" w:hAnsi="나눔고딕" w:eastAsia="나눔고딕" w:cs="Tahoma" w:hint="eastAsia"/>
+                <w:szCs w:val="20"/>
+              </w:rPr>
+            </w:pPr>
+            <w:r>
+              <w:rPr>
+                <w:rFonts w:eastAsia="나눔고딕" w:cs="Tahoma" w:hint="eastAsia" w:ascii="나눔고딕" w:hAnsi="나눔고딕"/>
+                <w:szCs w:val="20"/>
               </w:rPr>
             </w:r>
           </w:p>
@@ -5928,14 +5983,14 @@
               <w:snapToGrid w:val="false"/>
               <w:jc w:val="end"/>
               <w:rPr>
-                <w:rFonts w:ascii="굴림;Gulim" w:hAnsi="굴림;Gulim" w:eastAsia="굴림;Gulim" w:cs="Tahoma" w:hint="eastAsia"/>
-                <w:sz w:val="24"/>
-              </w:rPr>
-            </w:pPr>
-            <w:r>
-              <w:rPr>
-                <w:rFonts w:eastAsia="굴림;Gulim" w:cs="Tahoma" w:hint="eastAsia" w:ascii="굴림;Gulim" w:hAnsi="굴림;Gulim"/>
-                <w:sz w:val="24"/>
+                <w:rFonts w:ascii="나눔고딕" w:hAnsi="나눔고딕" w:eastAsia="나눔고딕" w:cs="Tahoma" w:hint="eastAsia"/>
+                <w:szCs w:val="20"/>
+              </w:rPr>
+            </w:pPr>
+            <w:r>
+              <w:rPr>
+                <w:rFonts w:eastAsia="나눔고딕" w:cs="Tahoma" w:hint="eastAsia" w:ascii="나눔고딕" w:hAnsi="나눔고딕"/>
+                <w:szCs w:val="20"/>
               </w:rPr>
             </w:r>
           </w:p>
@@ -5957,14 +6012,14 @@
               <w:snapToGrid w:val="false"/>
               <w:jc w:val="end"/>
               <w:rPr>
-                <w:rFonts w:ascii="굴림;Gulim" w:hAnsi="굴림;Gulim" w:eastAsia="굴림;Gulim" w:cs="굴림;Gulim" w:hint="eastAsia"/>
-                <w:sz w:val="24"/>
-              </w:rPr>
-            </w:pPr>
-            <w:r>
-              <w:rPr>
-                <w:rFonts w:eastAsia="굴림;Gulim" w:cs="굴림;Gulim" w:hint="eastAsia" w:ascii="굴림;Gulim" w:hAnsi="굴림;Gulim"/>
-                <w:sz w:val="24"/>
+                <w:rFonts w:ascii="나눔고딕" w:hAnsi="나눔고딕" w:eastAsia="나눔고딕" w:cs="굴림;Gulim" w:hint="eastAsia"/>
+                <w:szCs w:val="20"/>
+              </w:rPr>
+            </w:pPr>
+            <w:r>
+              <w:rPr>
+                <w:rFonts w:eastAsia="나눔고딕" w:cs="굴림;Gulim" w:hint="eastAsia" w:ascii="나눔고딕" w:hAnsi="나눔고딕"/>
+                <w:szCs w:val="20"/>
               </w:rPr>
             </w:r>
           </w:p>
@@ -5986,14 +6041,14 @@
               <w:snapToGrid w:val="false"/>
               <w:jc w:val="center"/>
               <w:rPr>
-                <w:rFonts w:ascii="굴림;Gulim" w:hAnsi="굴림;Gulim" w:eastAsia="굴림;Gulim" w:cs="굴림;Gulim" w:hint="eastAsia"/>
-                <w:sz w:val="24"/>
-              </w:rPr>
-            </w:pPr>
-            <w:r>
-              <w:rPr>
-                <w:rFonts w:eastAsia="굴림;Gulim" w:cs="굴림;Gulim" w:hint="eastAsia" w:ascii="굴림;Gulim" w:hAnsi="굴림;Gulim"/>
-                <w:sz w:val="24"/>
+                <w:rFonts w:ascii="나눔고딕" w:hAnsi="나눔고딕" w:eastAsia="나눔고딕" w:cs="굴림;Gulim" w:hint="eastAsia"/>
+                <w:szCs w:val="20"/>
+              </w:rPr>
+            </w:pPr>
+            <w:r>
+              <w:rPr>
+                <w:rFonts w:eastAsia="나눔고딕" w:cs="굴림;Gulim" w:hint="eastAsia" w:ascii="나눔고딕" w:hAnsi="나눔고딕"/>
+                <w:szCs w:val="20"/>
               </w:rPr>
             </w:r>
           </w:p>
@@ -6018,17 +6073,15 @@
               <w:snapToGrid w:val="false"/>
               <w:jc w:val="center"/>
               <w:rPr>
-                <w:rFonts w:ascii="굴림;Gulim" w:hAnsi="굴림;Gulim" w:eastAsia="굴림;Gulim" w:cs="굴림;Gulim" w:hint="eastAsia"/>
+                <w:rFonts w:ascii="나눔고딕" w:hAnsi="나눔고딕" w:eastAsia="나눔고딕" w:cs="굴림;Gulim" w:hint="eastAsia"/>
                 <w:kern w:val="0"/>
-                <w:sz w:val="24"/>
-                <w:szCs w:val="20"/>
-              </w:rPr>
-            </w:pPr>
-            <w:r>
-              <w:rPr>
-                <w:rFonts w:eastAsia="굴림;Gulim" w:cs="굴림;Gulim" w:hint="eastAsia" w:ascii="굴림;Gulim" w:hAnsi="굴림;Gulim"/>
+                <w:szCs w:val="20"/>
+              </w:rPr>
+            </w:pPr>
+            <w:r>
+              <w:rPr>
+                <w:rFonts w:eastAsia="나눔고딕" w:cs="굴림;Gulim" w:hint="eastAsia" w:ascii="나눔고딕" w:hAnsi="나눔고딕"/>
                 <w:kern w:val="0"/>
-                <w:sz w:val="24"/>
                 <w:szCs w:val="20"/>
               </w:rPr>
             </w:r>
@@ -6051,14 +6104,14 @@
               <w:snapToGrid w:val="false"/>
               <w:jc w:val="center"/>
               <w:rPr>
-                <w:rFonts w:ascii="굴림;Gulim" w:hAnsi="굴림;Gulim" w:eastAsia="굴림;Gulim" w:cs="Tahoma" w:hint="eastAsia"/>
-                <w:sz w:val="24"/>
-              </w:rPr>
-            </w:pPr>
-            <w:r>
-              <w:rPr>
-                <w:rFonts w:eastAsia="굴림;Gulim" w:cs="Tahoma" w:hint="eastAsia" w:ascii="굴림;Gulim" w:hAnsi="굴림;Gulim"/>
-                <w:sz w:val="24"/>
+                <w:rFonts w:ascii="나눔고딕" w:hAnsi="나눔고딕" w:eastAsia="나눔고딕" w:cs="Tahoma" w:hint="eastAsia"/>
+                <w:szCs w:val="20"/>
+              </w:rPr>
+            </w:pPr>
+            <w:r>
+              <w:rPr>
+                <w:rFonts w:eastAsia="나눔고딕" w:cs="Tahoma" w:hint="eastAsia" w:ascii="나눔고딕" w:hAnsi="나눔고딕"/>
+                <w:szCs w:val="20"/>
               </w:rPr>
             </w:r>
           </w:p>
@@ -6080,14 +6133,14 @@
               <w:snapToGrid w:val="false"/>
               <w:jc w:val="end"/>
               <w:rPr>
-                <w:rFonts w:ascii="굴림;Gulim" w:hAnsi="굴림;Gulim" w:eastAsia="굴림;Gulim" w:cs="Tahoma" w:hint="eastAsia"/>
-                <w:sz w:val="24"/>
-              </w:rPr>
-            </w:pPr>
-            <w:r>
-              <w:rPr>
-                <w:rFonts w:eastAsia="굴림;Gulim" w:cs="Tahoma" w:hint="eastAsia" w:ascii="굴림;Gulim" w:hAnsi="굴림;Gulim"/>
-                <w:sz w:val="24"/>
+                <w:rFonts w:ascii="나눔고딕" w:hAnsi="나눔고딕" w:eastAsia="나눔고딕" w:cs="Tahoma" w:hint="eastAsia"/>
+                <w:szCs w:val="20"/>
+              </w:rPr>
+            </w:pPr>
+            <w:r>
+              <w:rPr>
+                <w:rFonts w:eastAsia="나눔고딕" w:cs="Tahoma" w:hint="eastAsia" w:ascii="나눔고딕" w:hAnsi="나눔고딕"/>
+                <w:szCs w:val="20"/>
               </w:rPr>
             </w:r>
           </w:p>
@@ -6109,14 +6162,14 @@
               <w:snapToGrid w:val="false"/>
               <w:jc w:val="end"/>
               <w:rPr>
-                <w:rFonts w:ascii="굴림;Gulim" w:hAnsi="굴림;Gulim" w:eastAsia="굴림;Gulim" w:cs="굴림;Gulim" w:hint="eastAsia"/>
-                <w:sz w:val="24"/>
-              </w:rPr>
-            </w:pPr>
-            <w:r>
-              <w:rPr>
-                <w:rFonts w:eastAsia="굴림;Gulim" w:cs="굴림;Gulim" w:hint="eastAsia" w:ascii="굴림;Gulim" w:hAnsi="굴림;Gulim"/>
-                <w:sz w:val="24"/>
+                <w:rFonts w:ascii="나눔고딕" w:hAnsi="나눔고딕" w:eastAsia="나눔고딕" w:cs="굴림;Gulim" w:hint="eastAsia"/>
+                <w:szCs w:val="20"/>
+              </w:rPr>
+            </w:pPr>
+            <w:r>
+              <w:rPr>
+                <w:rFonts w:eastAsia="나눔고딕" w:cs="굴림;Gulim" w:hint="eastAsia" w:ascii="나눔고딕" w:hAnsi="나눔고딕"/>
+                <w:szCs w:val="20"/>
               </w:rPr>
             </w:r>
           </w:p>
@@ -6138,14 +6191,14 @@
               <w:snapToGrid w:val="false"/>
               <w:jc w:val="center"/>
               <w:rPr>
-                <w:rFonts w:ascii="굴림;Gulim" w:hAnsi="굴림;Gulim" w:eastAsia="굴림;Gulim" w:cs="굴림;Gulim" w:hint="eastAsia"/>
-                <w:sz w:val="24"/>
-              </w:rPr>
-            </w:pPr>
-            <w:r>
-              <w:rPr>
-                <w:rFonts w:eastAsia="굴림;Gulim" w:cs="굴림;Gulim" w:hint="eastAsia" w:ascii="굴림;Gulim" w:hAnsi="굴림;Gulim"/>
-                <w:sz w:val="24"/>
+                <w:rFonts w:ascii="나눔고딕" w:hAnsi="나눔고딕" w:eastAsia="나눔고딕" w:cs="굴림;Gulim" w:hint="eastAsia"/>
+                <w:szCs w:val="20"/>
+              </w:rPr>
+            </w:pPr>
+            <w:r>
+              <w:rPr>
+                <w:rFonts w:eastAsia="나눔고딕" w:cs="굴림;Gulim" w:hint="eastAsia" w:ascii="나눔고딕" w:hAnsi="나눔고딕"/>
+                <w:szCs w:val="20"/>
               </w:rPr>
             </w:r>
           </w:p>
@@ -6170,17 +6223,15 @@
               <w:snapToGrid w:val="false"/>
               <w:jc w:val="center"/>
               <w:rPr>
-                <w:rFonts w:ascii="굴림;Gulim" w:hAnsi="굴림;Gulim" w:eastAsia="굴림;Gulim" w:cs="굴림;Gulim" w:hint="eastAsia"/>
+                <w:rFonts w:ascii="나눔고딕" w:hAnsi="나눔고딕" w:eastAsia="나눔고딕" w:cs="굴림;Gulim" w:hint="eastAsia"/>
                 <w:kern w:val="0"/>
-                <w:sz w:val="24"/>
-                <w:szCs w:val="20"/>
-              </w:rPr>
-            </w:pPr>
-            <w:r>
-              <w:rPr>
-                <w:rFonts w:eastAsia="굴림;Gulim" w:cs="굴림;Gulim" w:hint="eastAsia" w:ascii="굴림;Gulim" w:hAnsi="굴림;Gulim"/>
+                <w:szCs w:val="20"/>
+              </w:rPr>
+            </w:pPr>
+            <w:r>
+              <w:rPr>
+                <w:rFonts w:eastAsia="나눔고딕" w:cs="굴림;Gulim" w:hint="eastAsia" w:ascii="나눔고딕" w:hAnsi="나눔고딕"/>
                 <w:kern w:val="0"/>
-                <w:sz w:val="24"/>
                 <w:szCs w:val="20"/>
               </w:rPr>
             </w:r>
@@ -6203,14 +6254,14 @@
               <w:snapToGrid w:val="false"/>
               <w:jc w:val="center"/>
               <w:rPr>
-                <w:rFonts w:ascii="굴림;Gulim" w:hAnsi="굴림;Gulim" w:eastAsia="굴림;Gulim" w:cs="Tahoma" w:hint="eastAsia"/>
-                <w:sz w:val="24"/>
-              </w:rPr>
-            </w:pPr>
-            <w:r>
-              <w:rPr>
-                <w:rFonts w:eastAsia="굴림;Gulim" w:cs="Tahoma" w:hint="eastAsia" w:ascii="굴림;Gulim" w:hAnsi="굴림;Gulim"/>
-                <w:sz w:val="24"/>
+                <w:rFonts w:ascii="나눔고딕" w:hAnsi="나눔고딕" w:eastAsia="나눔고딕" w:cs="Tahoma" w:hint="eastAsia"/>
+                <w:szCs w:val="20"/>
+              </w:rPr>
+            </w:pPr>
+            <w:r>
+              <w:rPr>
+                <w:rFonts w:eastAsia="나눔고딕" w:cs="Tahoma" w:hint="eastAsia" w:ascii="나눔고딕" w:hAnsi="나눔고딕"/>
+                <w:szCs w:val="20"/>
               </w:rPr>
             </w:r>
           </w:p>
@@ -6232,14 +6283,14 @@
               <w:snapToGrid w:val="false"/>
               <w:jc w:val="end"/>
               <w:rPr>
-                <w:rFonts w:ascii="굴림;Gulim" w:hAnsi="굴림;Gulim" w:eastAsia="굴림;Gulim" w:cs="Tahoma" w:hint="eastAsia"/>
-                <w:sz w:val="24"/>
-              </w:rPr>
-            </w:pPr>
-            <w:r>
-              <w:rPr>
-                <w:rFonts w:eastAsia="굴림;Gulim" w:cs="Tahoma" w:hint="eastAsia" w:ascii="굴림;Gulim" w:hAnsi="굴림;Gulim"/>
-                <w:sz w:val="24"/>
+                <w:rFonts w:ascii="나눔고딕" w:hAnsi="나눔고딕" w:eastAsia="나눔고딕" w:cs="Tahoma" w:hint="eastAsia"/>
+                <w:szCs w:val="20"/>
+              </w:rPr>
+            </w:pPr>
+            <w:r>
+              <w:rPr>
+                <w:rFonts w:eastAsia="나눔고딕" w:cs="Tahoma" w:hint="eastAsia" w:ascii="나눔고딕" w:hAnsi="나눔고딕"/>
+                <w:szCs w:val="20"/>
               </w:rPr>
             </w:r>
           </w:p>
@@ -6261,14 +6312,14 @@
               <w:snapToGrid w:val="false"/>
               <w:jc w:val="end"/>
               <w:rPr>
-                <w:rFonts w:ascii="굴림;Gulim" w:hAnsi="굴림;Gulim" w:eastAsia="굴림;Gulim" w:cs="굴림;Gulim" w:hint="eastAsia"/>
-                <w:sz w:val="24"/>
-              </w:rPr>
-            </w:pPr>
-            <w:r>
-              <w:rPr>
-                <w:rFonts w:eastAsia="굴림;Gulim" w:cs="굴림;Gulim" w:hint="eastAsia" w:ascii="굴림;Gulim" w:hAnsi="굴림;Gulim"/>
-                <w:sz w:val="24"/>
+                <w:rFonts w:ascii="나눔고딕" w:hAnsi="나눔고딕" w:eastAsia="나눔고딕" w:cs="굴림;Gulim" w:hint="eastAsia"/>
+                <w:szCs w:val="20"/>
+              </w:rPr>
+            </w:pPr>
+            <w:r>
+              <w:rPr>
+                <w:rFonts w:eastAsia="나눔고딕" w:cs="굴림;Gulim" w:hint="eastAsia" w:ascii="나눔고딕" w:hAnsi="나눔고딕"/>
+                <w:szCs w:val="20"/>
               </w:rPr>
             </w:r>
           </w:p>
@@ -6290,14 +6341,14 @@
               <w:snapToGrid w:val="false"/>
               <w:jc w:val="center"/>
               <w:rPr>
-                <w:rFonts w:ascii="굴림;Gulim" w:hAnsi="굴림;Gulim" w:eastAsia="굴림;Gulim" w:cs="굴림;Gulim" w:hint="eastAsia"/>
-                <w:sz w:val="24"/>
-              </w:rPr>
-            </w:pPr>
-            <w:r>
-              <w:rPr>
-                <w:rFonts w:eastAsia="굴림;Gulim" w:cs="굴림;Gulim" w:hint="eastAsia" w:ascii="굴림;Gulim" w:hAnsi="굴림;Gulim"/>
-                <w:sz w:val="24"/>
+                <w:rFonts w:ascii="나눔고딕" w:hAnsi="나눔고딕" w:eastAsia="나눔고딕" w:cs="굴림;Gulim" w:hint="eastAsia"/>
+                <w:szCs w:val="20"/>
+              </w:rPr>
+            </w:pPr>
+            <w:r>
+              <w:rPr>
+                <w:rFonts w:eastAsia="나눔고딕" w:cs="굴림;Gulim" w:hint="eastAsia" w:ascii="나눔고딕" w:hAnsi="나눔고딕"/>
+                <w:szCs w:val="20"/>
               </w:rPr>
             </w:r>
           </w:p>
@@ -6322,17 +6373,15 @@
               <w:snapToGrid w:val="false"/>
               <w:jc w:val="center"/>
               <w:rPr>
-                <w:rFonts w:ascii="굴림;Gulim" w:hAnsi="굴림;Gulim" w:eastAsia="굴림;Gulim" w:cs="굴림;Gulim" w:hint="eastAsia"/>
+                <w:rFonts w:ascii="나눔고딕" w:hAnsi="나눔고딕" w:eastAsia="나눔고딕" w:cs="굴림;Gulim" w:hint="eastAsia"/>
                 <w:kern w:val="0"/>
-                <w:sz w:val="24"/>
-                <w:szCs w:val="20"/>
-              </w:rPr>
-            </w:pPr>
-            <w:r>
-              <w:rPr>
-                <w:rFonts w:eastAsia="굴림;Gulim" w:cs="굴림;Gulim" w:hint="eastAsia" w:ascii="굴림;Gulim" w:hAnsi="굴림;Gulim"/>
+                <w:szCs w:val="20"/>
+              </w:rPr>
+            </w:pPr>
+            <w:r>
+              <w:rPr>
+                <w:rFonts w:eastAsia="나눔고딕" w:cs="굴림;Gulim" w:hint="eastAsia" w:ascii="나눔고딕" w:hAnsi="나눔고딕"/>
                 <w:kern w:val="0"/>
-                <w:sz w:val="24"/>
                 <w:szCs w:val="20"/>
               </w:rPr>
             </w:r>
@@ -6355,14 +6404,14 @@
               <w:snapToGrid w:val="false"/>
               <w:jc w:val="center"/>
               <w:rPr>
-                <w:rFonts w:ascii="굴림;Gulim" w:hAnsi="굴림;Gulim" w:eastAsia="굴림;Gulim" w:cs="Tahoma" w:hint="eastAsia"/>
-                <w:sz w:val="24"/>
-              </w:rPr>
-            </w:pPr>
-            <w:r>
-              <w:rPr>
-                <w:rFonts w:eastAsia="굴림;Gulim" w:cs="Tahoma" w:hint="eastAsia" w:ascii="굴림;Gulim" w:hAnsi="굴림;Gulim"/>
-                <w:sz w:val="24"/>
+                <w:rFonts w:ascii="나눔고딕" w:hAnsi="나눔고딕" w:eastAsia="나눔고딕" w:cs="Tahoma" w:hint="eastAsia"/>
+                <w:szCs w:val="20"/>
+              </w:rPr>
+            </w:pPr>
+            <w:r>
+              <w:rPr>
+                <w:rFonts w:eastAsia="나눔고딕" w:cs="Tahoma" w:hint="eastAsia" w:ascii="나눔고딕" w:hAnsi="나눔고딕"/>
+                <w:szCs w:val="20"/>
               </w:rPr>
             </w:r>
           </w:p>
@@ -6384,14 +6433,14 @@
               <w:snapToGrid w:val="false"/>
               <w:jc w:val="end"/>
               <w:rPr>
-                <w:rFonts w:ascii="굴림;Gulim" w:hAnsi="굴림;Gulim" w:eastAsia="굴림;Gulim" w:cs="Tahoma" w:hint="eastAsia"/>
-                <w:sz w:val="24"/>
-              </w:rPr>
-            </w:pPr>
-            <w:r>
-              <w:rPr>
-                <w:rFonts w:eastAsia="굴림;Gulim" w:cs="Tahoma" w:hint="eastAsia" w:ascii="굴림;Gulim" w:hAnsi="굴림;Gulim"/>
-                <w:sz w:val="24"/>
+                <w:rFonts w:ascii="나눔고딕" w:hAnsi="나눔고딕" w:eastAsia="나눔고딕" w:cs="Tahoma" w:hint="eastAsia"/>
+                <w:szCs w:val="20"/>
+              </w:rPr>
+            </w:pPr>
+            <w:r>
+              <w:rPr>
+                <w:rFonts w:eastAsia="나눔고딕" w:cs="Tahoma" w:hint="eastAsia" w:ascii="나눔고딕" w:hAnsi="나눔고딕"/>
+                <w:szCs w:val="20"/>
               </w:rPr>
             </w:r>
           </w:p>
@@ -6413,14 +6462,14 @@
               <w:snapToGrid w:val="false"/>
               <w:jc w:val="end"/>
               <w:rPr>
-                <w:rFonts w:ascii="굴림;Gulim" w:hAnsi="굴림;Gulim" w:eastAsia="굴림;Gulim" w:cs="굴림;Gulim" w:hint="eastAsia"/>
-                <w:sz w:val="24"/>
-              </w:rPr>
-            </w:pPr>
-            <w:r>
-              <w:rPr>
-                <w:rFonts w:eastAsia="굴림;Gulim" w:cs="굴림;Gulim" w:hint="eastAsia" w:ascii="굴림;Gulim" w:hAnsi="굴림;Gulim"/>
-                <w:sz w:val="24"/>
+                <w:rFonts w:ascii="나눔고딕" w:hAnsi="나눔고딕" w:eastAsia="나눔고딕" w:cs="굴림;Gulim" w:hint="eastAsia"/>
+                <w:szCs w:val="20"/>
+              </w:rPr>
+            </w:pPr>
+            <w:r>
+              <w:rPr>
+                <w:rFonts w:eastAsia="나눔고딕" w:cs="굴림;Gulim" w:hint="eastAsia" w:ascii="나눔고딕" w:hAnsi="나눔고딕"/>
+                <w:szCs w:val="20"/>
               </w:rPr>
             </w:r>
           </w:p>
@@ -6442,14 +6491,14 @@
               <w:snapToGrid w:val="false"/>
               <w:jc w:val="center"/>
               <w:rPr>
-                <w:rFonts w:ascii="굴림;Gulim" w:hAnsi="굴림;Gulim" w:eastAsia="굴림;Gulim" w:cs="굴림;Gulim" w:hint="eastAsia"/>
-                <w:sz w:val="24"/>
-              </w:rPr>
-            </w:pPr>
-            <w:r>
-              <w:rPr>
-                <w:rFonts w:eastAsia="굴림;Gulim" w:cs="굴림;Gulim" w:hint="eastAsia" w:ascii="굴림;Gulim" w:hAnsi="굴림;Gulim"/>
-                <w:sz w:val="24"/>
+                <w:rFonts w:ascii="나눔고딕" w:hAnsi="나눔고딕" w:eastAsia="나눔고딕" w:cs="굴림;Gulim" w:hint="eastAsia"/>
+                <w:szCs w:val="20"/>
+              </w:rPr>
+            </w:pPr>
+            <w:r>
+              <w:rPr>
+                <w:rFonts w:eastAsia="나눔고딕" w:cs="굴림;Gulim" w:hint="eastAsia" w:ascii="나눔고딕" w:hAnsi="나눔고딕"/>
+                <w:szCs w:val="20"/>
               </w:rPr>
             </w:r>
           </w:p>
@@ -6465,14 +6514,14 @@
         <w:ind w:firstLineChars="0" w:firstLine="0" w:startChars="0" w:start="0" w:endChars="-54"/>
         <w:jc w:val="start"/>
         <w:rPr>
-          <w:rFonts w:ascii="굴림;Gulim" w:hAnsi="굴림;Gulim" w:eastAsia="굴림;Gulim" w:cs="굴림;Gulim" w:hint="eastAsia"/>
+          <w:rFonts w:ascii="나눔고딕" w:hAnsi="나눔고딕" w:eastAsia="나눔고딕" w:cs="굴림;Gulim" w:hint="eastAsia"/>
           <w:kern w:val="0"/>
           <w:szCs w:val="20"/>
         </w:rPr>
       </w:pPr>
       <w:r>
         <w:rPr>
-          <w:rFonts w:eastAsia="굴림;Gulim" w:cs="굴림;Gulim" w:hint="eastAsia" w:ascii="굴림;Gulim" w:hAnsi="굴림;Gulim"/>
+          <w:rFonts w:eastAsia="나눔고딕" w:cs="굴림;Gulim" w:hint="eastAsia" w:ascii="나눔고딕" w:hAnsi="나눔고딕"/>
           <w:kern w:val="0"/>
           <w:szCs w:val="20"/>
         </w:rPr>
@@ -6482,14 +6531,14 @@
       <w:pPr>
         <w:pStyle w:val="Normal"/>
         <w:rPr>
-          <w:rFonts w:ascii="굴림;Gulim" w:hAnsi="굴림;Gulim" w:eastAsia="굴림;Gulim" w:cs="굴림;Gulim" w:hint="eastAsia"/>
+          <w:rFonts w:ascii="나눔고딕" w:hAnsi="나눔고딕" w:eastAsia="나눔고딕" w:cs="나눔고딕" w:hint="eastAsia"/>
           <w:kern w:val="0"/>
           <w:szCs w:val="20"/>
         </w:rPr>
       </w:pPr>
       <w:r>
         <w:rPr>
-          <w:rFonts w:eastAsia="굴림;Gulim" w:cs="굴림;Gulim" w:hint="eastAsia" w:ascii="굴림;Gulim" w:hAnsi="굴림;Gulim"/>
+          <w:rFonts w:eastAsia="나눔고딕" w:cs="나눔고딕" w:hint="eastAsia" w:ascii="나눔고딕" w:hAnsi="나눔고딕"/>
           <w:kern w:val="0"/>
           <w:szCs w:val="20"/>
         </w:rPr>
@@ -6499,12 +6548,12 @@
       <w:pPr>
         <w:pStyle w:val="Normal"/>
         <w:rPr>
-          <w:rFonts w:hint="eastAsia"/>
+          <w:rFonts w:ascii="나눔고딕" w:hAnsi="나눔고딕" w:eastAsia="나눔고딕" w:cs="나눔고딕" w:hint="eastAsia"/>
         </w:rPr>
       </w:pPr>
       <w:r>
         <w:rPr>
-          <w:rFonts w:hint="eastAsia"/>
+          <w:rFonts w:eastAsia="나눔고딕" w:cs="나눔고딕" w:hint="eastAsia" w:ascii="나눔고딕" w:hAnsi="나눔고딕"/>
         </w:rPr>
       </w:r>
     </w:p>
@@ -6512,12 +6561,12 @@
       <w:pPr>
         <w:pStyle w:val="Normal"/>
         <w:rPr>
-          <w:rFonts w:hint="eastAsia"/>
+          <w:rFonts w:ascii="나눔고딕" w:hAnsi="나눔고딕" w:eastAsia="나눔고딕" w:cs="나눔고딕" w:hint="eastAsia"/>
         </w:rPr>
       </w:pPr>
       <w:r>
         <w:rPr>
-          <w:rFonts w:hint="eastAsia"/>
+          <w:rFonts w:eastAsia="나눔고딕" w:cs="나눔고딕" w:hint="eastAsia" w:ascii="나눔고딕" w:hAnsi="나눔고딕"/>
         </w:rPr>
       </w:r>
     </w:p>
